--- a/Documentação/7 - Manual do usuario/V1.0/Manual do Usuario.docx
+++ b/Documentação/7 - Manual do usuario/V1.0/Manual do Usuario.docx
@@ -12,7 +12,7 @@
           <w:lang w:val="pt-BR"/>
         </w:rPr>
       </w:pPr>
-      <w:bookmarkStart w:id="0" w:name="_Toc215044340"/>
+      <w:bookmarkStart w:id="0" w:name="_Toc216165296"/>
       <w:r>
         <w:rPr>
           <w:sz w:val="40"/>
@@ -41,6 +41,10 @@
     <w:sdt>
       <w:sdtPr>
         <w:rPr>
+          <w:rFonts w:asciiTheme="minorHAnsi" w:eastAsiaTheme="minorEastAsia" w:hAnsiTheme="minorHAnsi" w:cstheme="minorBidi"/>
+          <w:color w:val="auto"/>
+          <w:sz w:val="22"/>
+          <w:szCs w:val="22"/>
           <w:lang w:val="pt-BR"/>
         </w:rPr>
         <w:id w:val="-485632889"/>
@@ -51,12 +55,8 @@
       </w:sdtPr>
       <w:sdtEndPr>
         <w:rPr>
-          <w:rFonts w:asciiTheme="minorHAnsi" w:eastAsiaTheme="minorEastAsia" w:hAnsiTheme="minorHAnsi" w:cstheme="minorBidi"/>
           <w:b/>
           <w:bCs/>
-          <w:color w:val="auto"/>
-          <w:sz w:val="22"/>
-          <w:szCs w:val="22"/>
           <w:lang w:val="en-US"/>
         </w:rPr>
       </w:sdtEndPr>
@@ -96,7 +96,7 @@
           <w:r>
             <w:fldChar w:fldCharType="separate"/>
           </w:r>
-          <w:hyperlink w:anchor="_Toc215044340" w:history="1">
+          <w:hyperlink w:anchor="_Toc216165296" w:history="1">
             <w:r>
               <w:rPr>
                 <w:rStyle w:val="Hyperlink"/>
@@ -124,7 +124,7 @@
                 <w:noProof/>
                 <w:webHidden/>
               </w:rPr>
-              <w:instrText xml:space="preserve"> PAGEREF _Toc215044340 \h </w:instrText>
+              <w:instrText xml:space="preserve"> PAGEREF _Toc216165296 \h </w:instrText>
             </w:r>
             <w:r>
               <w:rPr>
@@ -171,7 +171,7 @@
               <w14:ligatures w14:val="standardContextual"/>
             </w:rPr>
           </w:pPr>
-          <w:hyperlink w:anchor="_Toc215044341" w:history="1">
+          <w:hyperlink w:anchor="_Toc216165297" w:history="1">
             <w:r>
               <w:rPr>
                 <w:rStyle w:val="Hyperlink"/>
@@ -216,7 +216,7 @@
                 <w:noProof/>
                 <w:webHidden/>
               </w:rPr>
-              <w:instrText xml:space="preserve"> PAGEREF _Toc215044341 \h </w:instrText>
+              <w:instrText xml:space="preserve"> PAGEREF _Toc216165297 \h </w:instrText>
             </w:r>
             <w:r>
               <w:rPr>
@@ -262,7 +262,7 @@
               <w14:ligatures w14:val="standardContextual"/>
             </w:rPr>
           </w:pPr>
-          <w:hyperlink w:anchor="_Toc215044342" w:history="1">
+          <w:hyperlink w:anchor="_Toc216165298" w:history="1">
             <w:r>
               <w:rPr>
                 <w:rStyle w:val="Hyperlink"/>
@@ -290,7 +290,7 @@
                 <w:noProof/>
                 <w:webHidden/>
               </w:rPr>
-              <w:instrText xml:space="preserve"> PAGEREF _Toc215044342 \h </w:instrText>
+              <w:instrText xml:space="preserve"> PAGEREF _Toc216165298 \h </w:instrText>
             </w:r>
             <w:r>
               <w:rPr>
@@ -336,7 +336,7 @@
               <w14:ligatures w14:val="standardContextual"/>
             </w:rPr>
           </w:pPr>
-          <w:hyperlink w:anchor="_Toc215044343" w:history="1">
+          <w:hyperlink w:anchor="_Toc216165299" w:history="1">
             <w:r>
               <w:rPr>
                 <w:rStyle w:val="Hyperlink"/>
@@ -364,7 +364,7 @@
                 <w:noProof/>
                 <w:webHidden/>
               </w:rPr>
-              <w:instrText xml:space="preserve"> PAGEREF _Toc215044343 \h </w:instrText>
+              <w:instrText xml:space="preserve"> PAGEREF _Toc216165299 \h </w:instrText>
             </w:r>
             <w:r>
               <w:rPr>
@@ -410,7 +410,7 @@
               <w14:ligatures w14:val="standardContextual"/>
             </w:rPr>
           </w:pPr>
-          <w:hyperlink w:anchor="_Toc215044344" w:history="1">
+          <w:hyperlink w:anchor="_Toc216165300" w:history="1">
             <w:r>
               <w:rPr>
                 <w:rStyle w:val="Hyperlink"/>
@@ -438,7 +438,7 @@
                 <w:noProof/>
                 <w:webHidden/>
               </w:rPr>
-              <w:instrText xml:space="preserve"> PAGEREF _Toc215044344 \h </w:instrText>
+              <w:instrText xml:space="preserve"> PAGEREF _Toc216165300 \h </w:instrText>
             </w:r>
             <w:r>
               <w:rPr>
@@ -458,7 +458,7 @@
                 <w:noProof/>
                 <w:webHidden/>
               </w:rPr>
-              <w:t>6</w:t>
+              <w:t>7</w:t>
             </w:r>
             <w:r>
               <w:rPr>
@@ -484,11 +484,12 @@
               <w14:ligatures w14:val="standardContextual"/>
             </w:rPr>
           </w:pPr>
-          <w:hyperlink w:anchor="_Toc215044345" w:history="1">
+          <w:hyperlink w:anchor="_Toc216165301" w:history="1">
             <w:r>
               <w:rPr>
                 <w:rStyle w:val="Hyperlink"/>
                 <w:noProof/>
+                <w:lang w:val="pt-BR"/>
               </w:rPr>
               <w:t>5.Seção de despesas e receitas</w:t>
             </w:r>
@@ -511,7 +512,7 @@
                 <w:noProof/>
                 <w:webHidden/>
               </w:rPr>
-              <w:instrText xml:space="preserve"> PAGEREF _Toc215044345 \h </w:instrText>
+              <w:instrText xml:space="preserve"> PAGEREF _Toc216165301 \h </w:instrText>
             </w:r>
             <w:r>
               <w:rPr>
@@ -557,7 +558,7 @@
               <w14:ligatures w14:val="standardContextual"/>
             </w:rPr>
           </w:pPr>
-          <w:hyperlink w:anchor="_Toc215044346" w:history="1">
+          <w:hyperlink w:anchor="_Toc216165302" w:history="1">
             <w:r>
               <w:rPr>
                 <w:rStyle w:val="Hyperlink"/>
@@ -585,7 +586,7 @@
                 <w:noProof/>
                 <w:webHidden/>
               </w:rPr>
-              <w:instrText xml:space="preserve"> PAGEREF _Toc215044346 \h </w:instrText>
+              <w:instrText xml:space="preserve"> PAGEREF _Toc216165302 \h </w:instrText>
             </w:r>
             <w:r>
               <w:rPr>
@@ -605,7 +606,7 @@
                 <w:noProof/>
                 <w:webHidden/>
               </w:rPr>
-              <w:t>17</w:t>
+              <w:t>20</w:t>
             </w:r>
             <w:r>
               <w:rPr>
@@ -631,7 +632,7 @@
               <w14:ligatures w14:val="standardContextual"/>
             </w:rPr>
           </w:pPr>
-          <w:hyperlink w:anchor="_Toc215044347" w:history="1">
+          <w:hyperlink w:anchor="_Toc216165303" w:history="1">
             <w:r>
               <w:rPr>
                 <w:rStyle w:val="Hyperlink"/>
@@ -659,7 +660,7 @@
                 <w:noProof/>
                 <w:webHidden/>
               </w:rPr>
-              <w:instrText xml:space="preserve"> PAGEREF _Toc215044347 \h </w:instrText>
+              <w:instrText xml:space="preserve"> PAGEREF _Toc216165303 \h </w:instrText>
             </w:r>
             <w:r>
               <w:rPr>
@@ -679,7 +680,7 @@
                 <w:noProof/>
                 <w:webHidden/>
               </w:rPr>
-              <w:t>17</w:t>
+              <w:t>25</w:t>
             </w:r>
             <w:r>
               <w:rPr>
@@ -723,7 +724,7 @@
           <w:numId w:val="31"/>
         </w:numPr>
       </w:pPr>
-      <w:bookmarkStart w:id="1" w:name="_Toc215044341"/>
+      <w:bookmarkStart w:id="1" w:name="_Toc216165297"/>
       <w:proofErr w:type="spellStart"/>
       <w:r>
         <w:t>Introdução</w:t>
@@ -842,7 +843,7 @@
         </w:rPr>
         <w:t xml:space="preserve">      </w:t>
       </w:r>
-      <w:bookmarkStart w:id="2" w:name="_Toc215044342"/>
+      <w:bookmarkStart w:id="2" w:name="_Toc216165298"/>
       <w:r>
         <w:rPr>
           <w:lang w:val="pt-BR"/>
@@ -1081,10 +1082,10 @@
           <w:noProof/>
         </w:rPr>
         <w:drawing>
-          <wp:inline distT="0" distB="0" distL="0" distR="0" wp14:anchorId="728E751B" wp14:editId="26E79F08">
-            <wp:extent cx="5486400" cy="2693670"/>
+          <wp:inline distT="0" distB="0" distL="0" distR="0" wp14:anchorId="5127D9E4" wp14:editId="57DB18CF">
+            <wp:extent cx="5486400" cy="2954655"/>
             <wp:effectExtent l="0" t="0" r="0" b="0"/>
-            <wp:docPr id="1106440451" name="Imagem 1"/>
+            <wp:docPr id="703417086" name="Imagem 1" descr="Interface gráfica do usuário&#10;&#10;O conteúdo gerado por IA pode estar incorreto."/>
             <wp:cNvGraphicFramePr>
               <a:graphicFrameLocks xmlns:a="http://schemas.openxmlformats.org/drawingml/2006/main" noChangeAspect="1"/>
             </wp:cNvGraphicFramePr>
@@ -1092,7 +1093,7 @@
               <a:graphicData uri="http://schemas.openxmlformats.org/drawingml/2006/picture">
                 <pic:pic xmlns:pic="http://schemas.openxmlformats.org/drawingml/2006/picture">
                   <pic:nvPicPr>
-                    <pic:cNvPr id="1106440451" name=""/>
+                    <pic:cNvPr id="703417086" name="Imagem 1" descr="Interface gráfica do usuário&#10;&#10;O conteúdo gerado por IA pode estar incorreto."/>
                     <pic:cNvPicPr/>
                   </pic:nvPicPr>
                   <pic:blipFill>
@@ -1104,7 +1105,7 @@
                   <pic:spPr>
                     <a:xfrm>
                       <a:off x="0" y="0"/>
-                      <a:ext cx="5486400" cy="2693670"/>
+                      <a:ext cx="5486400" cy="2954655"/>
                     </a:xfrm>
                     <a:prstGeom prst="rect">
                       <a:avLst/>
@@ -1490,10 +1491,10 @@
         </w:rPr>
         <w:lastRenderedPageBreak/>
         <w:drawing>
-          <wp:inline distT="0" distB="0" distL="0" distR="0" wp14:anchorId="2657E3CC" wp14:editId="124B0FB3">
-            <wp:extent cx="5013436" cy="2524125"/>
+          <wp:inline distT="0" distB="0" distL="0" distR="0" wp14:anchorId="0BEE9E7B" wp14:editId="38171AE2">
+            <wp:extent cx="5486400" cy="2954655"/>
             <wp:effectExtent l="0" t="0" r="0" b="0"/>
-            <wp:docPr id="535074097" name="Imagem 1" descr="Interface gráfica do usuário&#10;&#10;O conteúdo gerado por IA pode estar incorreto."/>
+            <wp:docPr id="1472016274" name="Imagem 1" descr="Interface gráfica do usuário&#10;&#10;O conteúdo gerado por IA pode estar incorreto."/>
             <wp:cNvGraphicFramePr>
               <a:graphicFrameLocks xmlns:a="http://schemas.openxmlformats.org/drawingml/2006/main" noChangeAspect="1"/>
             </wp:cNvGraphicFramePr>
@@ -1501,7 +1502,7 @@
               <a:graphicData uri="http://schemas.openxmlformats.org/drawingml/2006/picture">
                 <pic:pic xmlns:pic="http://schemas.openxmlformats.org/drawingml/2006/picture">
                   <pic:nvPicPr>
-                    <pic:cNvPr id="535074097" name="Imagem 1" descr="Interface gráfica do usuário&#10;&#10;O conteúdo gerado por IA pode estar incorreto."/>
+                    <pic:cNvPr id="1472016274" name="Imagem 1" descr="Interface gráfica do usuário&#10;&#10;O conteúdo gerado por IA pode estar incorreto."/>
                     <pic:cNvPicPr/>
                   </pic:nvPicPr>
                   <pic:blipFill>
@@ -1513,7 +1514,7 @@
                   <pic:spPr>
                     <a:xfrm>
                       <a:off x="0" y="0"/>
-                      <a:ext cx="5030701" cy="2532818"/>
+                      <a:ext cx="5486400" cy="2954655"/>
                     </a:xfrm>
                     <a:prstGeom prst="rect">
                       <a:avLst/>
@@ -1537,10 +1538,10 @@
           <w:noProof/>
         </w:rPr>
         <w:drawing>
-          <wp:inline distT="0" distB="0" distL="0" distR="0" wp14:anchorId="4093969F" wp14:editId="4EBA443B">
-            <wp:extent cx="5305425" cy="2940090"/>
+          <wp:inline distT="0" distB="0" distL="0" distR="0" wp14:anchorId="1C21F1A7" wp14:editId="1B0954CC">
+            <wp:extent cx="5486400" cy="2922270"/>
             <wp:effectExtent l="0" t="0" r="0" b="0"/>
-            <wp:docPr id="2144164742" name="Imagem 1" descr="Tela de computador com texto preto sobre fundo branco&#10;&#10;O conteúdo gerado por IA pode estar incorreto."/>
+            <wp:docPr id="1405784789" name="Imagem 1" descr="Interface gráfica do usuário&#10;&#10;O conteúdo gerado por IA pode estar incorreto."/>
             <wp:cNvGraphicFramePr>
               <a:graphicFrameLocks xmlns:a="http://schemas.openxmlformats.org/drawingml/2006/main" noChangeAspect="1"/>
             </wp:cNvGraphicFramePr>
@@ -1548,7 +1549,7 @@
               <a:graphicData uri="http://schemas.openxmlformats.org/drawingml/2006/picture">
                 <pic:pic xmlns:pic="http://schemas.openxmlformats.org/drawingml/2006/picture">
                   <pic:nvPicPr>
-                    <pic:cNvPr id="2144164742" name="Imagem 1" descr="Tela de computador com texto preto sobre fundo branco&#10;&#10;O conteúdo gerado por IA pode estar incorreto."/>
+                    <pic:cNvPr id="1405784789" name="Imagem 1" descr="Interface gráfica do usuário&#10;&#10;O conteúdo gerado por IA pode estar incorreto."/>
                     <pic:cNvPicPr/>
                   </pic:nvPicPr>
                   <pic:blipFill>
@@ -1560,7 +1561,7 @@
                   <pic:spPr>
                     <a:xfrm>
                       <a:off x="0" y="0"/>
-                      <a:ext cx="5329649" cy="2953514"/>
+                      <a:ext cx="5486400" cy="2922270"/>
                     </a:xfrm>
                     <a:prstGeom prst="rect">
                       <a:avLst/>
@@ -1774,6 +1775,7 @@
           <w:szCs w:val="24"/>
           <w:lang w:val="pt-BR"/>
         </w:rPr>
+        <w:lastRenderedPageBreak/>
         <w:t>Siga as instruções enviadas ao seu e-mail.</w:t>
       </w:r>
     </w:p>
@@ -1787,12 +1789,11 @@
         <w:rPr>
           <w:noProof/>
         </w:rPr>
-        <w:lastRenderedPageBreak/>
         <w:drawing>
-          <wp:inline distT="0" distB="0" distL="0" distR="0" wp14:anchorId="4AD22786" wp14:editId="06648B0F">
-            <wp:extent cx="4578032" cy="2409825"/>
-            <wp:effectExtent l="0" t="0" r="0" b="0"/>
-            <wp:docPr id="406439704" name="Imagem 1" descr="Interface gráfica do usuário&#10;&#10;O conteúdo gerado por IA pode estar incorreto."/>
+          <wp:inline distT="0" distB="0" distL="0" distR="0" wp14:anchorId="5FE21E1C" wp14:editId="0A259C9A">
+            <wp:extent cx="5486400" cy="2943860"/>
+            <wp:effectExtent l="0" t="0" r="0" b="8890"/>
+            <wp:docPr id="1483275460" name="Imagem 1" descr="Interface gráfica do usuário&#10;&#10;O conteúdo gerado por IA pode estar incorreto."/>
             <wp:cNvGraphicFramePr>
               <a:graphicFrameLocks xmlns:a="http://schemas.openxmlformats.org/drawingml/2006/main" noChangeAspect="1"/>
             </wp:cNvGraphicFramePr>
@@ -1800,7 +1801,7 @@
               <a:graphicData uri="http://schemas.openxmlformats.org/drawingml/2006/picture">
                 <pic:pic xmlns:pic="http://schemas.openxmlformats.org/drawingml/2006/picture">
                   <pic:nvPicPr>
-                    <pic:cNvPr id="406439704" name="Imagem 1" descr="Interface gráfica do usuário&#10;&#10;O conteúdo gerado por IA pode estar incorreto."/>
+                    <pic:cNvPr id="1483275460" name="Imagem 1" descr="Interface gráfica do usuário&#10;&#10;O conteúdo gerado por IA pode estar incorreto."/>
                     <pic:cNvPicPr/>
                   </pic:nvPicPr>
                   <pic:blipFill>
@@ -1812,7 +1813,7 @@
                   <pic:spPr>
                     <a:xfrm>
                       <a:off x="0" y="0"/>
-                      <a:ext cx="4582954" cy="2412416"/>
+                      <a:ext cx="5486400" cy="2943860"/>
                     </a:xfrm>
                     <a:prstGeom prst="rect">
                       <a:avLst/>
@@ -1836,10 +1837,10 @@
           <w:noProof/>
         </w:rPr>
         <w:drawing>
-          <wp:inline distT="0" distB="0" distL="0" distR="0" wp14:anchorId="224F35B6" wp14:editId="61D140EF">
-            <wp:extent cx="4675439" cy="2152650"/>
+          <wp:inline distT="0" distB="0" distL="0" distR="0" wp14:anchorId="5A6F142A" wp14:editId="46C0827B">
+            <wp:extent cx="5486400" cy="2937510"/>
             <wp:effectExtent l="0" t="0" r="0" b="0"/>
-            <wp:docPr id="2131471674" name="Imagem 1" descr="Interface gráfica do usuário&#10;&#10;O conteúdo gerado por IA pode estar incorreto."/>
+            <wp:docPr id="972610535" name="Imagem 1" descr="Interface gráfica do usuário&#10;&#10;O conteúdo gerado por IA pode estar incorreto."/>
             <wp:cNvGraphicFramePr>
               <a:graphicFrameLocks xmlns:a="http://schemas.openxmlformats.org/drawingml/2006/main" noChangeAspect="1"/>
             </wp:cNvGraphicFramePr>
@@ -1847,7 +1848,7 @@
               <a:graphicData uri="http://schemas.openxmlformats.org/drawingml/2006/picture">
                 <pic:pic xmlns:pic="http://schemas.openxmlformats.org/drawingml/2006/picture">
                   <pic:nvPicPr>
-                    <pic:cNvPr id="2131471674" name="Imagem 1" descr="Interface gráfica do usuário&#10;&#10;O conteúdo gerado por IA pode estar incorreto."/>
+                    <pic:cNvPr id="972610535" name="Imagem 1" descr="Interface gráfica do usuário&#10;&#10;O conteúdo gerado por IA pode estar incorreto."/>
                     <pic:cNvPicPr/>
                   </pic:nvPicPr>
                   <pic:blipFill>
@@ -1859,7 +1860,7 @@
                   <pic:spPr>
                     <a:xfrm>
                       <a:off x="0" y="0"/>
-                      <a:ext cx="4685245" cy="2157165"/>
+                      <a:ext cx="5486400" cy="2937510"/>
                     </a:xfrm>
                     <a:prstGeom prst="rect">
                       <a:avLst/>
@@ -1888,7 +1889,7 @@
           <w:lang w:val="pt-BR"/>
         </w:rPr>
       </w:pPr>
-      <w:bookmarkStart w:id="3" w:name="_Toc215044343"/>
+      <w:bookmarkStart w:id="3" w:name="_Toc216165299"/>
       <w:r>
         <w:rPr>
           <w:lang w:val="pt-BR"/>
@@ -2011,10 +2012,10 @@
         </w:rPr>
         <w:lastRenderedPageBreak/>
         <w:drawing>
-          <wp:inline distT="0" distB="0" distL="0" distR="0" wp14:anchorId="569561C9" wp14:editId="78AE13AA">
-            <wp:extent cx="5486400" cy="3265170"/>
-            <wp:effectExtent l="0" t="0" r="0" b="0"/>
-            <wp:docPr id="388489200" name="Imagem 1" descr="Tela de computador com texto preto sobre fundo branco&#10;&#10;O conteúdo gerado por IA pode estar incorreto."/>
+          <wp:inline distT="0" distB="0" distL="0" distR="0" wp14:anchorId="2229D387" wp14:editId="202E5EA3">
+            <wp:extent cx="5486400" cy="2964180"/>
+            <wp:effectExtent l="0" t="0" r="0" b="7620"/>
+            <wp:docPr id="398303404" name="Imagem 1" descr="Tela de celular com aplicativo aberto&#10;&#10;O conteúdo gerado por IA pode estar incorreto."/>
             <wp:cNvGraphicFramePr>
               <a:graphicFrameLocks xmlns:a="http://schemas.openxmlformats.org/drawingml/2006/main" noChangeAspect="1"/>
             </wp:cNvGraphicFramePr>
@@ -2022,7 +2023,7 @@
               <a:graphicData uri="http://schemas.openxmlformats.org/drawingml/2006/picture">
                 <pic:pic xmlns:pic="http://schemas.openxmlformats.org/drawingml/2006/picture">
                   <pic:nvPicPr>
-                    <pic:cNvPr id="388489200" name="Imagem 1" descr="Tela de computador com texto preto sobre fundo branco&#10;&#10;O conteúdo gerado por IA pode estar incorreto."/>
+                    <pic:cNvPr id="398303404" name="Imagem 1" descr="Tela de celular com aplicativo aberto&#10;&#10;O conteúdo gerado por IA pode estar incorreto."/>
                     <pic:cNvPicPr/>
                   </pic:nvPicPr>
                   <pic:blipFill>
@@ -2034,7 +2035,7 @@
                   <pic:spPr>
                     <a:xfrm>
                       <a:off x="0" y="0"/>
-                      <a:ext cx="5486400" cy="3265170"/>
+                      <a:ext cx="5486400" cy="2964180"/>
                     </a:xfrm>
                     <a:prstGeom prst="rect">
                       <a:avLst/>
@@ -2301,7 +2302,7 @@
           <w:szCs w:val="24"/>
           <w:lang w:val="pt-BR"/>
         </w:rPr>
-        <w:t>🟩</w:t>
+        <w:t>🟦</w:t>
       </w:r>
       <w:r>
         <w:rPr>
@@ -2401,7 +2402,7 @@
           <w:szCs w:val="24"/>
           <w:lang w:val="pt-BR"/>
         </w:rPr>
-        <w:t>🟦</w:t>
+        <w:t>🟩</w:t>
       </w:r>
       <w:r>
         <w:rPr>
@@ -2411,7 +2412,7 @@
           <w:szCs w:val="24"/>
           <w:lang w:val="pt-BR"/>
         </w:rPr>
-        <w:t xml:space="preserve"> Contas e Cartões</w:t>
+        <w:t xml:space="preserve"> </w:t>
       </w:r>
       <w:r>
         <w:rPr>
@@ -2421,28 +2422,9 @@
           <w:szCs w:val="24"/>
           <w:lang w:val="pt-BR"/>
         </w:rPr>
-        <w:t xml:space="preserve">: </w:t>
-      </w:r>
-      <w:r>
-        <w:rPr>
-          <w:sz w:val="24"/>
-          <w:szCs w:val="24"/>
-          <w:lang w:val="pt-BR"/>
-        </w:rPr>
-        <w:t>Permite gerenciar contas bancárias e cartões cadastrados pelo usuário.</w:t>
-      </w:r>
-    </w:p>
-    <w:p>
-      <w:pPr>
-        <w:rPr>
-          <w:sz w:val="24"/>
-          <w:szCs w:val="24"/>
-          <w:lang w:val="pt-BR"/>
-        </w:rPr>
-      </w:pPr>
-    </w:p>
-    <w:p>
-      <w:pPr>
+        <w:t>Contas e Cartões</w:t>
+      </w:r>
+      <w:r>
         <w:rPr>
           <w:b/>
           <w:bCs/>
@@ -2450,8 +2432,28 @@
           <w:szCs w:val="24"/>
           <w:lang w:val="pt-BR"/>
         </w:rPr>
-      </w:pPr>
-      <w:r>
+        <w:t xml:space="preserve">: </w:t>
+      </w:r>
+      <w:r>
+        <w:rPr>
+          <w:sz w:val="24"/>
+          <w:szCs w:val="24"/>
+          <w:lang w:val="pt-BR"/>
+        </w:rPr>
+        <w:t>Permite gerenciar contas bancárias e cartões cadastrados pelo usuário.</w:t>
+      </w:r>
+    </w:p>
+    <w:p>
+      <w:pPr>
+        <w:rPr>
+          <w:sz w:val="24"/>
+          <w:szCs w:val="24"/>
+          <w:lang w:val="pt-BR"/>
+        </w:rPr>
+      </w:pPr>
+    </w:p>
+    <w:p>
+      <w:pPr>
         <w:rPr>
           <w:b/>
           <w:bCs/>
@@ -2459,46 +2461,8 @@
           <w:szCs w:val="24"/>
           <w:lang w:val="pt-BR"/>
         </w:rPr>
-        <w:t>3.3 Área Educacional</w:t>
-      </w:r>
-    </w:p>
-    <w:p>
-      <w:pPr>
-        <w:rPr>
-          <w:sz w:val="24"/>
-          <w:szCs w:val="24"/>
-          <w:lang w:val="pt-BR"/>
-        </w:rPr>
-      </w:pPr>
-      <w:r>
-        <w:rPr>
-          <w:sz w:val="24"/>
-          <w:szCs w:val="24"/>
-          <w:lang w:val="pt-BR"/>
-        </w:rPr>
-        <w:lastRenderedPageBreak/>
-        <w:t>A área educacional traz conteúdos que ajudam o usuário a melhorar sua relação com dinheiro.</w:t>
-      </w:r>
-    </w:p>
-    <w:p>
-      <w:pPr>
-        <w:rPr>
-          <w:sz w:val="24"/>
-          <w:szCs w:val="24"/>
-          <w:lang w:val="pt-BR"/>
-        </w:rPr>
-      </w:pPr>
-      <w:r>
-        <w:rPr>
-          <w:sz w:val="24"/>
-          <w:szCs w:val="24"/>
-          <w:lang w:val="pt-BR"/>
-        </w:rPr>
-        <w:t>Ela inclui:</w:t>
-      </w:r>
-    </w:p>
-    <w:p>
-      <w:pPr>
+      </w:pPr>
+      <w:r>
         <w:rPr>
           <w:b/>
           <w:bCs/>
@@ -2506,8 +2470,46 @@
           <w:szCs w:val="24"/>
           <w:lang w:val="pt-BR"/>
         </w:rPr>
-      </w:pPr>
-      <w:r>
+        <w:t>3.3 Área Educacional</w:t>
+      </w:r>
+    </w:p>
+    <w:p>
+      <w:pPr>
+        <w:rPr>
+          <w:sz w:val="24"/>
+          <w:szCs w:val="24"/>
+          <w:lang w:val="pt-BR"/>
+        </w:rPr>
+      </w:pPr>
+      <w:r>
+        <w:rPr>
+          <w:sz w:val="24"/>
+          <w:szCs w:val="24"/>
+          <w:lang w:val="pt-BR"/>
+        </w:rPr>
+        <w:t>A área educacional traz conteúdos que ajudam o usuário a melhorar sua relação com dinheiro.</w:t>
+      </w:r>
+    </w:p>
+    <w:p>
+      <w:pPr>
+        <w:rPr>
+          <w:sz w:val="24"/>
+          <w:szCs w:val="24"/>
+          <w:lang w:val="pt-BR"/>
+        </w:rPr>
+      </w:pPr>
+      <w:r>
+        <w:rPr>
+          <w:sz w:val="24"/>
+          <w:szCs w:val="24"/>
+          <w:lang w:val="pt-BR"/>
+        </w:rPr>
+        <w:lastRenderedPageBreak/>
+        <w:t>Ela inclui:</w:t>
+      </w:r>
+    </w:p>
+    <w:p>
+      <w:pPr>
         <w:rPr>
           <w:b/>
           <w:bCs/>
@@ -2515,24 +2517,6 @@
           <w:szCs w:val="24"/>
           <w:lang w:val="pt-BR"/>
         </w:rPr>
-        <w:t xml:space="preserve">Vídeos sobre Finanças: </w:t>
-      </w:r>
-      <w:r>
-        <w:rPr>
-          <w:sz w:val="24"/>
-          <w:szCs w:val="24"/>
-          <w:lang w:val="pt-BR"/>
-        </w:rPr>
-        <w:t>Uma seleção de vídeos educativos integrados diretamente ao dashboard.</w:t>
-      </w:r>
-    </w:p>
-    <w:p>
-      <w:pPr>
-        <w:rPr>
-          <w:sz w:val="24"/>
-          <w:szCs w:val="24"/>
-          <w:lang w:val="pt-BR"/>
-        </w:rPr>
       </w:pPr>
       <w:r>
         <w:rPr>
@@ -2542,19 +2526,26 @@
           <w:szCs w:val="24"/>
           <w:lang w:val="pt-BR"/>
         </w:rPr>
-        <w:t xml:space="preserve">Notícias e Atualizações: </w:t>
-      </w:r>
-      <w:r>
-        <w:rPr>
-          <w:sz w:val="24"/>
-          <w:szCs w:val="24"/>
-          <w:lang w:val="pt-BR"/>
-        </w:rPr>
-        <w:t>Lista de links com as principais notícias de economia e investimentos.</w:t>
-      </w:r>
-    </w:p>
-    <w:p>
-      <w:pPr>
+        <w:t xml:space="preserve">Vídeos sobre Finanças: </w:t>
+      </w:r>
+      <w:r>
+        <w:rPr>
+          <w:sz w:val="24"/>
+          <w:szCs w:val="24"/>
+          <w:lang w:val="pt-BR"/>
+        </w:rPr>
+        <w:t>Uma seleção de vídeos educativos integrados diretamente ao dashboard.</w:t>
+      </w:r>
+    </w:p>
+    <w:p>
+      <w:pPr>
+        <w:rPr>
+          <w:sz w:val="24"/>
+          <w:szCs w:val="24"/>
+          <w:lang w:val="pt-BR"/>
+        </w:rPr>
+      </w:pPr>
+      <w:r>
         <w:rPr>
           <w:b/>
           <w:bCs/>
@@ -2562,81 +2553,22 @@
           <w:szCs w:val="24"/>
           <w:lang w:val="pt-BR"/>
         </w:rPr>
-      </w:pPr>
-    </w:p>
-    <w:p>
-      <w:pPr>
-        <w:rPr>
-          <w:b/>
-          <w:bCs/>
-          <w:sz w:val="24"/>
-          <w:szCs w:val="24"/>
-          <w:lang w:val="pt-BR"/>
-        </w:rPr>
-      </w:pPr>
-      <w:r>
-        <w:rPr>
-          <w:b/>
-          <w:bCs/>
-          <w:sz w:val="24"/>
-          <w:szCs w:val="24"/>
-          <w:lang w:val="pt-BR"/>
-        </w:rPr>
-        <w:t xml:space="preserve">3.4 </w:t>
-      </w:r>
-      <w:r>
-        <w:rPr>
-          <w:b/>
-          <w:bCs/>
-          <w:sz w:val="24"/>
-          <w:szCs w:val="24"/>
-          <w:lang w:val="pt-BR"/>
-        </w:rPr>
-        <w:t>Barra Superior do Menu (</w:t>
-      </w:r>
-      <w:proofErr w:type="spellStart"/>
-      <w:r>
-        <w:rPr>
-          <w:b/>
-          <w:bCs/>
-          <w:sz w:val="24"/>
-          <w:szCs w:val="24"/>
-          <w:lang w:val="pt-BR"/>
-        </w:rPr>
-        <w:t>Navbar</w:t>
-      </w:r>
-      <w:proofErr w:type="spellEnd"/>
-      <w:r>
-        <w:rPr>
-          <w:b/>
-          <w:bCs/>
-          <w:sz w:val="24"/>
-          <w:szCs w:val="24"/>
-          <w:lang w:val="pt-BR"/>
-        </w:rPr>
-        <w:t>)</w:t>
-      </w:r>
-    </w:p>
-    <w:p>
-      <w:pPr>
-        <w:rPr>
-          <w:sz w:val="24"/>
-          <w:szCs w:val="24"/>
-          <w:lang w:val="pt-BR"/>
-        </w:rPr>
-      </w:pPr>
-      <w:r>
-        <w:rPr>
-          <w:sz w:val="24"/>
-          <w:szCs w:val="24"/>
-          <w:lang w:val="pt-BR"/>
-        </w:rPr>
-        <w:t>A parte superior da página apresenta a barra de navegação, que permite acessar rapidamente as principais funções do sistema.</w:t>
-      </w:r>
-    </w:p>
-    <w:p>
-      <w:pPr>
-        <w:rPr>
+        <w:t xml:space="preserve">Notícias e Atualizações: </w:t>
+      </w:r>
+      <w:r>
+        <w:rPr>
+          <w:sz w:val="24"/>
+          <w:szCs w:val="24"/>
+          <w:lang w:val="pt-BR"/>
+        </w:rPr>
+        <w:t>Lista de links com as principais notícias de economia e investimentos.</w:t>
+      </w:r>
+    </w:p>
+    <w:p>
+      <w:pPr>
+        <w:rPr>
+          <w:sz w:val="24"/>
+          <w:szCs w:val="24"/>
           <w:lang w:val="pt-BR"/>
         </w:rPr>
       </w:pPr>
@@ -2645,10 +2577,10 @@
           <w:noProof/>
         </w:rPr>
         <w:drawing>
-          <wp:inline distT="0" distB="0" distL="0" distR="0" wp14:anchorId="133D7A99" wp14:editId="6C6CF87D">
-            <wp:extent cx="5486400" cy="1680210"/>
-            <wp:effectExtent l="0" t="0" r="0" b="0"/>
-            <wp:docPr id="2018816517" name="Imagem 1" descr="Interface gráfica do usuário, Aplicativo, Site&#10;&#10;O conteúdo gerado por IA pode estar incorreto."/>
+          <wp:inline distT="0" distB="0" distL="0" distR="0" wp14:anchorId="0308B8CF" wp14:editId="1C60054C">
+            <wp:extent cx="5486400" cy="2962910"/>
+            <wp:effectExtent l="0" t="0" r="0" b="8890"/>
+            <wp:docPr id="96189597" name="Imagem 1" descr="Tela de celular com publicação numa rede social&#10;&#10;O conteúdo gerado por IA pode estar incorreto."/>
             <wp:cNvGraphicFramePr>
               <a:graphicFrameLocks xmlns:a="http://schemas.openxmlformats.org/drawingml/2006/main" noChangeAspect="1"/>
             </wp:cNvGraphicFramePr>
@@ -2656,7 +2588,7 @@
               <a:graphicData uri="http://schemas.openxmlformats.org/drawingml/2006/picture">
                 <pic:pic xmlns:pic="http://schemas.openxmlformats.org/drawingml/2006/picture">
                   <pic:nvPicPr>
-                    <pic:cNvPr id="2018816517" name="Imagem 1" descr="Interface gráfica do usuário, Aplicativo, Site&#10;&#10;O conteúdo gerado por IA pode estar incorreto."/>
+                    <pic:cNvPr id="96189597" name="Imagem 1" descr="Tela de celular com publicação numa rede social&#10;&#10;O conteúdo gerado por IA pode estar incorreto."/>
                     <pic:cNvPicPr/>
                   </pic:nvPicPr>
                   <pic:blipFill>
@@ -2668,7 +2600,7 @@
                   <pic:spPr>
                     <a:xfrm>
                       <a:off x="0" y="0"/>
-                      <a:ext cx="5486400" cy="1680210"/>
+                      <a:ext cx="5486400" cy="2962910"/>
                     </a:xfrm>
                     <a:prstGeom prst="rect">
                       <a:avLst/>
@@ -2684,6 +2616,134 @@
     <w:p>
       <w:pPr>
         <w:rPr>
+          <w:b/>
+          <w:bCs/>
+          <w:sz w:val="24"/>
+          <w:szCs w:val="24"/>
+          <w:lang w:val="pt-BR"/>
+        </w:rPr>
+      </w:pPr>
+    </w:p>
+    <w:p>
+      <w:pPr>
+        <w:rPr>
+          <w:b/>
+          <w:bCs/>
+          <w:sz w:val="24"/>
+          <w:szCs w:val="24"/>
+          <w:lang w:val="pt-BR"/>
+        </w:rPr>
+      </w:pPr>
+      <w:r>
+        <w:rPr>
+          <w:b/>
+          <w:bCs/>
+          <w:sz w:val="24"/>
+          <w:szCs w:val="24"/>
+          <w:lang w:val="pt-BR"/>
+        </w:rPr>
+        <w:t xml:space="preserve">3.4 </w:t>
+      </w:r>
+      <w:r>
+        <w:rPr>
+          <w:b/>
+          <w:bCs/>
+          <w:sz w:val="24"/>
+          <w:szCs w:val="24"/>
+          <w:lang w:val="pt-BR"/>
+        </w:rPr>
+        <w:t>Barra Superior do Menu (</w:t>
+      </w:r>
+      <w:proofErr w:type="spellStart"/>
+      <w:r>
+        <w:rPr>
+          <w:b/>
+          <w:bCs/>
+          <w:sz w:val="24"/>
+          <w:szCs w:val="24"/>
+          <w:lang w:val="pt-BR"/>
+        </w:rPr>
+        <w:t>Navbar</w:t>
+      </w:r>
+      <w:proofErr w:type="spellEnd"/>
+      <w:r>
+        <w:rPr>
+          <w:b/>
+          <w:bCs/>
+          <w:sz w:val="24"/>
+          <w:szCs w:val="24"/>
+          <w:lang w:val="pt-BR"/>
+        </w:rPr>
+        <w:t>)</w:t>
+      </w:r>
+    </w:p>
+    <w:p>
+      <w:pPr>
+        <w:rPr>
+          <w:sz w:val="24"/>
+          <w:szCs w:val="24"/>
+          <w:lang w:val="pt-BR"/>
+        </w:rPr>
+      </w:pPr>
+      <w:r>
+        <w:rPr>
+          <w:sz w:val="24"/>
+          <w:szCs w:val="24"/>
+          <w:lang w:val="pt-BR"/>
+        </w:rPr>
+        <w:t>A parte superior da página apresenta a barra de navegação, que permite acessar rapidamente as principais funções do sistema.</w:t>
+      </w:r>
+    </w:p>
+    <w:p>
+      <w:pPr>
+        <w:rPr>
+          <w:lang w:val="pt-BR"/>
+        </w:rPr>
+      </w:pPr>
+      <w:r>
+        <w:rPr>
+          <w:noProof/>
+        </w:rPr>
+        <w:drawing>
+          <wp:inline distT="0" distB="0" distL="0" distR="0" wp14:anchorId="546C0587" wp14:editId="1781758F">
+            <wp:extent cx="5486400" cy="1645285"/>
+            <wp:effectExtent l="0" t="0" r="0" b="0"/>
+            <wp:docPr id="2051767212" name="Imagem 1" descr="Tela de celular&#10;&#10;O conteúdo gerado por IA pode estar incorreto."/>
+            <wp:cNvGraphicFramePr>
+              <a:graphicFrameLocks xmlns:a="http://schemas.openxmlformats.org/drawingml/2006/main" noChangeAspect="1"/>
+            </wp:cNvGraphicFramePr>
+            <a:graphic xmlns:a="http://schemas.openxmlformats.org/drawingml/2006/main">
+              <a:graphicData uri="http://schemas.openxmlformats.org/drawingml/2006/picture">
+                <pic:pic xmlns:pic="http://schemas.openxmlformats.org/drawingml/2006/picture">
+                  <pic:nvPicPr>
+                    <pic:cNvPr id="2051767212" name="Imagem 1" descr="Tela de celular&#10;&#10;O conteúdo gerado por IA pode estar incorreto."/>
+                    <pic:cNvPicPr/>
+                  </pic:nvPicPr>
+                  <pic:blipFill>
+                    <a:blip r:embed="rId13"/>
+                    <a:stretch>
+                      <a:fillRect/>
+                    </a:stretch>
+                  </pic:blipFill>
+                  <pic:spPr>
+                    <a:xfrm>
+                      <a:off x="0" y="0"/>
+                      <a:ext cx="5486400" cy="1645285"/>
+                    </a:xfrm>
+                    <a:prstGeom prst="rect">
+                      <a:avLst/>
+                    </a:prstGeom>
+                  </pic:spPr>
+                </pic:pic>
+              </a:graphicData>
+            </a:graphic>
+          </wp:inline>
+        </w:drawing>
+      </w:r>
+    </w:p>
+    <w:p>
+      <w:pPr>
+        <w:rPr>
           <w:sz w:val="24"/>
           <w:szCs w:val="24"/>
           <w:lang w:val="pt-BR"/>
@@ -2802,6 +2862,7 @@
           <w:szCs w:val="24"/>
           <w:lang w:val="pt-BR"/>
         </w:rPr>
+        <w:lastRenderedPageBreak/>
         <w:t>Usuário:</w:t>
       </w:r>
       <w:r>
@@ -2859,7 +2920,7 @@
           <w:lang w:val="pt-BR"/>
         </w:rPr>
       </w:pPr>
-      <w:bookmarkStart w:id="4" w:name="_Toc215044344"/>
+      <w:bookmarkStart w:id="4" w:name="_Toc216165300"/>
       <w:r>
         <w:rPr>
           <w:lang w:val="pt-BR"/>
@@ -2985,7 +3046,6 @@
           <w:szCs w:val="24"/>
           <w:lang w:val="pt-BR"/>
         </w:rPr>
-        <w:lastRenderedPageBreak/>
         <w:t>Contas</w:t>
       </w:r>
     </w:p>
@@ -3039,7 +3099,7 @@
                     <pic:cNvPicPr/>
                   </pic:nvPicPr>
                   <pic:blipFill>
-                    <a:blip r:embed="rId13"/>
+                    <a:blip r:embed="rId14"/>
                     <a:stretch>
                       <a:fillRect/>
                     </a:stretch>
@@ -3221,6 +3281,7 @@
           <w:szCs w:val="24"/>
           <w:lang w:val="pt-BR"/>
         </w:rPr>
+        <w:lastRenderedPageBreak/>
         <w:t>Banco:</w:t>
       </w:r>
       <w:r>
@@ -3389,7 +3450,6 @@
           <w:szCs w:val="24"/>
           <w:lang w:val="pt-BR"/>
         </w:rPr>
-        <w:lastRenderedPageBreak/>
         <w:t>Como cadastrar uma conta:</w:t>
       </w:r>
     </w:p>
@@ -3560,7 +3620,7 @@
                     <pic:cNvPicPr/>
                   </pic:nvPicPr>
                   <pic:blipFill>
-                    <a:blip r:embed="rId14"/>
+                    <a:blip r:embed="rId15"/>
                     <a:stretch>
                       <a:fillRect/>
                     </a:stretch>
@@ -3591,6 +3651,7 @@
         <w:rPr>
           <w:noProof/>
         </w:rPr>
+        <w:lastRenderedPageBreak/>
         <w:drawing>
           <wp:inline distT="0" distB="0" distL="0" distR="0" wp14:anchorId="06FF65EA" wp14:editId="35FFC1AA">
             <wp:extent cx="5486400" cy="2533650"/>
@@ -3607,7 +3668,7 @@
                     <pic:cNvPicPr/>
                   </pic:nvPicPr>
                   <pic:blipFill>
-                    <a:blip r:embed="rId15"/>
+                    <a:blip r:embed="rId16"/>
                     <a:stretch>
                       <a:fillRect/>
                     </a:stretch>
@@ -3639,7 +3700,6 @@
         <w:rPr>
           <w:noProof/>
         </w:rPr>
-        <w:lastRenderedPageBreak/>
         <w:drawing>
           <wp:inline distT="0" distB="0" distL="0" distR="0" wp14:anchorId="6A9D37F3" wp14:editId="0F312676">
             <wp:extent cx="5486400" cy="2879090"/>
@@ -3656,7 +3716,7 @@
                     <pic:cNvPicPr/>
                   </pic:nvPicPr>
                   <pic:blipFill>
-                    <a:blip r:embed="rId16"/>
+                    <a:blip r:embed="rId17"/>
                     <a:stretch>
                       <a:fillRect/>
                     </a:stretch>
@@ -3827,6 +3887,7 @@
         <w:rPr>
           <w:noProof/>
         </w:rPr>
+        <w:lastRenderedPageBreak/>
         <w:drawing>
           <wp:inline distT="0" distB="0" distL="0" distR="0" wp14:anchorId="2FB2CDB5" wp14:editId="5DA9E58B">
             <wp:extent cx="5486400" cy="2926080"/>
@@ -3843,7 +3904,7 @@
                     <pic:cNvPicPr/>
                   </pic:nvPicPr>
                   <pic:blipFill>
-                    <a:blip r:embed="rId17"/>
+                    <a:blip r:embed="rId18"/>
                     <a:stretch>
                       <a:fillRect/>
                     </a:stretch>
@@ -4231,6 +4292,7 @@
           <w:szCs w:val="24"/>
           <w:lang w:val="pt-BR"/>
         </w:rPr>
+        <w:lastRenderedPageBreak/>
         <w:t>• Vencimento</w:t>
       </w:r>
     </w:p>
@@ -4404,7 +4466,6 @@
           <w:szCs w:val="24"/>
           <w:lang w:val="pt-BR"/>
         </w:rPr>
-        <w:lastRenderedPageBreak/>
         <w:t>Selecione o botão Novo Cartão.</w:t>
       </w:r>
     </w:p>
@@ -4517,7 +4578,7 @@
                     <pic:cNvPicPr/>
                   </pic:nvPicPr>
                   <pic:blipFill>
-                    <a:blip r:embed="rId18"/>
+                    <a:blip r:embed="rId19"/>
                     <a:stretch>
                       <a:fillRect/>
                     </a:stretch>
@@ -4548,6 +4609,7 @@
         <w:rPr>
           <w:noProof/>
         </w:rPr>
+        <w:lastRenderedPageBreak/>
         <w:drawing>
           <wp:inline distT="0" distB="0" distL="0" distR="0" wp14:anchorId="131ABCAF" wp14:editId="55954831">
             <wp:extent cx="5486400" cy="2529840"/>
@@ -4564,7 +4626,7 @@
                     <pic:cNvPicPr/>
                   </pic:nvPicPr>
                   <pic:blipFill>
-                    <a:blip r:embed="rId19"/>
+                    <a:blip r:embed="rId20"/>
                     <a:stretch>
                       <a:fillRect/>
                     </a:stretch>
@@ -4587,295 +4649,6 @@
     </w:p>
     <w:p>
       <w:pPr>
-        <w:spacing w:after="200" w:line="276" w:lineRule="auto"/>
-        <w:rPr>
-          <w:lang w:val="pt-BR"/>
-        </w:rPr>
-      </w:pPr>
-    </w:p>
-    <w:p>
-      <w:pPr>
-        <w:rPr>
-          <w:b/>
-          <w:bCs/>
-          <w:lang w:val="pt-BR"/>
-        </w:rPr>
-      </w:pPr>
-    </w:p>
-    <w:p>
-      <w:pPr>
-        <w:rPr>
-          <w:lang w:val="pt-BR"/>
-        </w:rPr>
-      </w:pPr>
-    </w:p>
-    <w:p>
-      <w:pPr>
-        <w:rPr>
-          <w:lang w:val="pt-BR"/>
-        </w:rPr>
-      </w:pPr>
-    </w:p>
-    <w:p>
-      <w:pPr>
-        <w:pStyle w:val="Ttulo2"/>
-      </w:pPr>
-      <w:bookmarkStart w:id="5" w:name="_Toc215044345"/>
-      <w:r>
-        <w:lastRenderedPageBreak/>
-        <w:t>5.</w:t>
-      </w:r>
-      <w:r>
-        <w:t xml:space="preserve">Seção de </w:t>
-      </w:r>
-      <w:proofErr w:type="spellStart"/>
-      <w:r>
-        <w:t>despesas</w:t>
-      </w:r>
-      <w:proofErr w:type="spellEnd"/>
-      <w:r>
-        <w:t xml:space="preserve"> e </w:t>
-      </w:r>
-      <w:proofErr w:type="spellStart"/>
-      <w:r>
-        <w:t>receitas</w:t>
-      </w:r>
-      <w:bookmarkEnd w:id="5"/>
-      <w:proofErr w:type="spellEnd"/>
-      <w:r>
-        <w:t xml:space="preserve"> </w:t>
-      </w:r>
-    </w:p>
-    <w:p>
-      <w:pPr>
-        <w:rPr>
-          <w:sz w:val="24"/>
-          <w:szCs w:val="24"/>
-          <w:lang w:val="pt-BR"/>
-        </w:rPr>
-      </w:pPr>
-    </w:p>
-    <w:p>
-      <w:pPr>
-        <w:rPr>
-          <w:b/>
-          <w:bCs/>
-          <w:sz w:val="24"/>
-          <w:szCs w:val="24"/>
-          <w:lang w:val="pt-BR"/>
-        </w:rPr>
-      </w:pPr>
-      <w:r>
-        <w:rPr>
-          <w:b/>
-          <w:bCs/>
-          <w:sz w:val="24"/>
-          <w:szCs w:val="24"/>
-          <w:lang w:val="pt-BR"/>
-        </w:rPr>
-        <w:t xml:space="preserve">5.1 Visão geral </w:t>
-      </w:r>
-    </w:p>
-    <w:p>
-      <w:pPr>
-        <w:rPr>
-          <w:sz w:val="24"/>
-          <w:szCs w:val="24"/>
-          <w:lang w:val="pt-BR"/>
-        </w:rPr>
-      </w:pPr>
-      <w:r>
-        <w:rPr>
-          <w:sz w:val="24"/>
-          <w:szCs w:val="24"/>
-          <w:lang w:val="pt-BR"/>
-        </w:rPr>
-        <w:t>A tela de Transações apresenta todas as movimentações financeiras do usuário, divididas entre Receitas e Despesas.</w:t>
-      </w:r>
-      <w:r>
-        <w:rPr>
-          <w:sz w:val="24"/>
-          <w:szCs w:val="24"/>
-          <w:lang w:val="pt-BR"/>
-        </w:rPr>
-        <w:br/>
-        <w:t>No topo, há uma opção para importar arquivos OFX, que permite carregar dados bancários automaticamente.</w:t>
-      </w:r>
-      <w:r>
-        <w:rPr>
-          <w:sz w:val="24"/>
-          <w:szCs w:val="24"/>
-          <w:lang w:val="pt-BR"/>
-        </w:rPr>
-        <w:br/>
-        <w:t>Logo abaixo, são exibidos os totais consolidados, seguidos das tabelas detalhadas.</w:t>
-      </w:r>
-    </w:p>
-    <w:p>
-      <w:pPr>
-        <w:rPr>
-          <w:sz w:val="24"/>
-          <w:szCs w:val="24"/>
-          <w:lang w:val="pt-BR"/>
-        </w:rPr>
-      </w:pPr>
-      <w:r>
-        <w:rPr>
-          <w:sz w:val="24"/>
-          <w:szCs w:val="24"/>
-          <w:lang w:val="pt-BR"/>
-        </w:rPr>
-        <w:t>Elementos apresentados na tela:</w:t>
-      </w:r>
-    </w:p>
-    <w:p>
-      <w:pPr>
-        <w:numPr>
-          <w:ilvl w:val="0"/>
-          <w:numId w:val="17"/>
-        </w:numPr>
-        <w:rPr>
-          <w:sz w:val="24"/>
-          <w:szCs w:val="24"/>
-          <w:lang w:val="pt-BR"/>
-        </w:rPr>
-      </w:pPr>
-      <w:r>
-        <w:rPr>
-          <w:b/>
-          <w:bCs/>
-          <w:sz w:val="24"/>
-          <w:szCs w:val="24"/>
-          <w:lang w:val="pt-BR"/>
-        </w:rPr>
-        <w:t>Botão de Importação de OFX</w:t>
-      </w:r>
-    </w:p>
-    <w:p>
-      <w:pPr>
-        <w:numPr>
-          <w:ilvl w:val="0"/>
-          <w:numId w:val="17"/>
-        </w:numPr>
-        <w:rPr>
-          <w:sz w:val="24"/>
-          <w:szCs w:val="24"/>
-          <w:lang w:val="pt-BR"/>
-        </w:rPr>
-      </w:pPr>
-      <w:r>
-        <w:rPr>
-          <w:b/>
-          <w:bCs/>
-          <w:sz w:val="24"/>
-          <w:szCs w:val="24"/>
-          <w:lang w:val="pt-BR"/>
-        </w:rPr>
-        <w:t>Resumo total de Receitas</w:t>
-      </w:r>
-    </w:p>
-    <w:p>
-      <w:pPr>
-        <w:numPr>
-          <w:ilvl w:val="0"/>
-          <w:numId w:val="17"/>
-        </w:numPr>
-        <w:rPr>
-          <w:sz w:val="24"/>
-          <w:szCs w:val="24"/>
-          <w:lang w:val="pt-BR"/>
-        </w:rPr>
-      </w:pPr>
-      <w:r>
-        <w:rPr>
-          <w:b/>
-          <w:bCs/>
-          <w:sz w:val="24"/>
-          <w:szCs w:val="24"/>
-          <w:lang w:val="pt-BR"/>
-        </w:rPr>
-        <w:t>Resumo total de Despesas</w:t>
-      </w:r>
-    </w:p>
-    <w:p>
-      <w:pPr>
-        <w:numPr>
-          <w:ilvl w:val="0"/>
-          <w:numId w:val="17"/>
-        </w:numPr>
-        <w:rPr>
-          <w:sz w:val="24"/>
-          <w:szCs w:val="24"/>
-          <w:lang w:val="pt-BR"/>
-        </w:rPr>
-      </w:pPr>
-      <w:r>
-        <w:rPr>
-          <w:b/>
-          <w:bCs/>
-          <w:sz w:val="24"/>
-          <w:szCs w:val="24"/>
-          <w:lang w:val="pt-BR"/>
-        </w:rPr>
-        <w:t>Tabela de Receitas</w:t>
-      </w:r>
-    </w:p>
-    <w:p>
-      <w:pPr>
-        <w:numPr>
-          <w:ilvl w:val="0"/>
-          <w:numId w:val="17"/>
-        </w:numPr>
-        <w:rPr>
-          <w:sz w:val="24"/>
-          <w:szCs w:val="24"/>
-          <w:lang w:val="pt-BR"/>
-        </w:rPr>
-      </w:pPr>
-      <w:r>
-        <w:rPr>
-          <w:b/>
-          <w:bCs/>
-          <w:sz w:val="24"/>
-          <w:szCs w:val="24"/>
-          <w:lang w:val="pt-BR"/>
-        </w:rPr>
-        <w:t>Tabela de Despesas</w:t>
-      </w:r>
-    </w:p>
-    <w:p>
-      <w:pPr>
-        <w:numPr>
-          <w:ilvl w:val="0"/>
-          <w:numId w:val="17"/>
-        </w:numPr>
-        <w:rPr>
-          <w:sz w:val="24"/>
-          <w:szCs w:val="24"/>
-          <w:lang w:val="pt-BR"/>
-        </w:rPr>
-      </w:pPr>
-      <w:r>
-        <w:rPr>
-          <w:b/>
-          <w:bCs/>
-          <w:sz w:val="24"/>
-          <w:szCs w:val="24"/>
-          <w:lang w:val="pt-BR"/>
-        </w:rPr>
-        <w:t>Botão “Adicionar”</w:t>
-      </w:r>
-      <w:r>
-        <w:rPr>
-          <w:sz w:val="24"/>
-          <w:szCs w:val="24"/>
-          <w:lang w:val="pt-BR"/>
-        </w:rPr>
-        <w:t xml:space="preserve"> para incluir transações manualmente</w:t>
-      </w:r>
-    </w:p>
-    <w:p>
-      <w:pPr>
         <w:rPr>
           <w:lang w:val="pt-BR"/>
         </w:rPr>
@@ -4885,10 +4658,10 @@
           <w:noProof/>
         </w:rPr>
         <w:drawing>
-          <wp:inline distT="0" distB="0" distL="0" distR="0" wp14:anchorId="449EAFF0" wp14:editId="396B4C8F">
-            <wp:extent cx="5486400" cy="2872740"/>
+          <wp:inline distT="0" distB="0" distL="0" distR="0" wp14:anchorId="0A449E56" wp14:editId="2E44CA4A">
+            <wp:extent cx="5486400" cy="2548890"/>
             <wp:effectExtent l="0" t="0" r="0" b="3810"/>
-            <wp:docPr id="1149648346" name="Imagem 1" descr="Tela de celular&#10;&#10;O conteúdo gerado por IA pode estar incorreto."/>
+            <wp:docPr id="1871916786" name="Imagem 1" descr="Tela de celular&#10;&#10;O conteúdo gerado por IA pode estar incorreto."/>
             <wp:cNvGraphicFramePr>
               <a:graphicFrameLocks xmlns:a="http://schemas.openxmlformats.org/drawingml/2006/main" noChangeAspect="1"/>
             </wp:cNvGraphicFramePr>
@@ -4896,341 +4669,7 @@
               <a:graphicData uri="http://schemas.openxmlformats.org/drawingml/2006/picture">
                 <pic:pic xmlns:pic="http://schemas.openxmlformats.org/drawingml/2006/picture">
                   <pic:nvPicPr>
-                    <pic:cNvPr id="1149648346" name="Imagem 1" descr="Tela de celular&#10;&#10;O conteúdo gerado por IA pode estar incorreto."/>
-                    <pic:cNvPicPr/>
-                  </pic:nvPicPr>
-                  <pic:blipFill>
-                    <a:blip r:embed="rId20"/>
-                    <a:stretch>
-                      <a:fillRect/>
-                    </a:stretch>
-                  </pic:blipFill>
-                  <pic:spPr>
-                    <a:xfrm>
-                      <a:off x="0" y="0"/>
-                      <a:ext cx="5486400" cy="2872740"/>
-                    </a:xfrm>
-                    <a:prstGeom prst="rect">
-                      <a:avLst/>
-                    </a:prstGeom>
-                  </pic:spPr>
-                </pic:pic>
-              </a:graphicData>
-            </a:graphic>
-          </wp:inline>
-        </w:drawing>
-      </w:r>
-    </w:p>
-    <w:p>
-      <w:pPr>
-        <w:ind w:left="720"/>
-        <w:rPr>
-          <w:lang w:val="pt-BR"/>
-        </w:rPr>
-      </w:pPr>
-    </w:p>
-    <w:p>
-      <w:pPr>
-        <w:ind w:left="360"/>
-        <w:rPr>
-          <w:b/>
-          <w:bCs/>
-          <w:sz w:val="24"/>
-          <w:szCs w:val="24"/>
-          <w:lang w:val="pt-BR"/>
-        </w:rPr>
-      </w:pPr>
-      <w:r>
-        <w:rPr>
-          <w:b/>
-          <w:bCs/>
-          <w:sz w:val="24"/>
-          <w:szCs w:val="24"/>
-          <w:lang w:val="pt-BR"/>
-        </w:rPr>
-        <w:t>5.2</w:t>
-      </w:r>
-      <w:r>
-        <w:rPr>
-          <w:b/>
-          <w:bCs/>
-          <w:sz w:val="24"/>
-          <w:szCs w:val="24"/>
-          <w:lang w:val="pt-BR"/>
-        </w:rPr>
-        <w:t xml:space="preserve"> Importação de Arquivo OFX</w:t>
-      </w:r>
-    </w:p>
-    <w:p>
-      <w:pPr>
-        <w:ind w:left="360"/>
-        <w:rPr>
-          <w:sz w:val="24"/>
-          <w:szCs w:val="24"/>
-          <w:lang w:val="pt-BR"/>
-        </w:rPr>
-      </w:pPr>
-      <w:r>
-        <w:rPr>
-          <w:sz w:val="24"/>
-          <w:szCs w:val="24"/>
-          <w:lang w:val="pt-BR"/>
-        </w:rPr>
-        <w:t>A funcionalidade de importação permite carregar transações diretamente do extrato bancário no formato. OFX.</w:t>
-      </w:r>
-    </w:p>
-    <w:p>
-      <w:pPr>
-        <w:ind w:left="360"/>
-        <w:rPr>
-          <w:b/>
-          <w:bCs/>
-          <w:sz w:val="24"/>
-          <w:szCs w:val="24"/>
-          <w:lang w:val="pt-BR"/>
-        </w:rPr>
-      </w:pPr>
-      <w:r>
-        <w:rPr>
-          <w:b/>
-          <w:bCs/>
-          <w:sz w:val="24"/>
-          <w:szCs w:val="24"/>
-          <w:lang w:val="pt-BR"/>
-        </w:rPr>
-        <w:t>Como importar um arquivo OFX:</w:t>
-      </w:r>
-    </w:p>
-    <w:p>
-      <w:pPr>
-        <w:numPr>
-          <w:ilvl w:val="0"/>
-          <w:numId w:val="18"/>
-        </w:numPr>
-        <w:rPr>
-          <w:sz w:val="24"/>
-          <w:szCs w:val="24"/>
-          <w:lang w:val="pt-BR"/>
-        </w:rPr>
-      </w:pPr>
-      <w:r>
-        <w:rPr>
-          <w:sz w:val="24"/>
-          <w:szCs w:val="24"/>
-          <w:lang w:val="pt-BR"/>
-        </w:rPr>
-        <w:lastRenderedPageBreak/>
-        <w:t xml:space="preserve">Clique no botão </w:t>
-      </w:r>
-      <w:r>
-        <w:rPr>
-          <w:b/>
-          <w:bCs/>
-          <w:sz w:val="24"/>
-          <w:szCs w:val="24"/>
-          <w:lang w:val="pt-BR"/>
-        </w:rPr>
-        <w:t>Selecionar (.OFX)</w:t>
-      </w:r>
-      <w:r>
-        <w:rPr>
-          <w:sz w:val="24"/>
-          <w:szCs w:val="24"/>
-          <w:lang w:val="pt-BR"/>
-        </w:rPr>
-        <w:t>.</w:t>
-      </w:r>
-    </w:p>
-    <w:p>
-      <w:pPr>
-        <w:numPr>
-          <w:ilvl w:val="0"/>
-          <w:numId w:val="18"/>
-        </w:numPr>
-        <w:rPr>
-          <w:sz w:val="24"/>
-          <w:szCs w:val="24"/>
-          <w:lang w:val="pt-BR"/>
-        </w:rPr>
-      </w:pPr>
-      <w:r>
-        <w:rPr>
-          <w:sz w:val="24"/>
-          <w:szCs w:val="24"/>
-          <w:lang w:val="pt-BR"/>
-        </w:rPr>
-        <w:t>Uma janela será aberta para escolher o arquivo em seu computador.</w:t>
-      </w:r>
-    </w:p>
-    <w:p>
-      <w:pPr>
-        <w:numPr>
-          <w:ilvl w:val="0"/>
-          <w:numId w:val="18"/>
-        </w:numPr>
-        <w:rPr>
-          <w:sz w:val="24"/>
-          <w:szCs w:val="24"/>
-          <w:lang w:val="pt-BR"/>
-        </w:rPr>
-      </w:pPr>
-      <w:r>
-        <w:rPr>
-          <w:sz w:val="24"/>
-          <w:szCs w:val="24"/>
-          <w:lang w:val="pt-BR"/>
-        </w:rPr>
-        <w:t>Selecione o arquivo desejado e confirme.</w:t>
-      </w:r>
-    </w:p>
-    <w:p>
-      <w:pPr>
-        <w:numPr>
-          <w:ilvl w:val="0"/>
-          <w:numId w:val="18"/>
-        </w:numPr>
-        <w:rPr>
-          <w:sz w:val="24"/>
-          <w:szCs w:val="24"/>
-          <w:lang w:val="pt-BR"/>
-        </w:rPr>
-      </w:pPr>
-      <w:r>
-        <w:rPr>
-          <w:sz w:val="24"/>
-          <w:szCs w:val="24"/>
-          <w:lang w:val="pt-BR"/>
-        </w:rPr>
-        <w:t xml:space="preserve">Clique no botão </w:t>
-      </w:r>
-      <w:r>
-        <w:rPr>
-          <w:b/>
-          <w:bCs/>
-          <w:sz w:val="24"/>
-          <w:szCs w:val="24"/>
-          <w:lang w:val="pt-BR"/>
-        </w:rPr>
-        <w:t>Importar</w:t>
-      </w:r>
-      <w:r>
-        <w:rPr>
-          <w:sz w:val="24"/>
-          <w:szCs w:val="24"/>
-          <w:lang w:val="pt-BR"/>
-        </w:rPr>
-        <w:t>.</w:t>
-      </w:r>
-    </w:p>
-    <w:p>
-      <w:pPr>
-        <w:numPr>
-          <w:ilvl w:val="0"/>
-          <w:numId w:val="18"/>
-        </w:numPr>
-        <w:rPr>
-          <w:sz w:val="24"/>
-          <w:szCs w:val="24"/>
-          <w:lang w:val="pt-BR"/>
-        </w:rPr>
-      </w:pPr>
-      <w:r>
-        <w:rPr>
-          <w:sz w:val="24"/>
-          <w:szCs w:val="24"/>
-          <w:lang w:val="pt-BR"/>
-        </w:rPr>
-        <w:t xml:space="preserve">Aguarde o carregamento. As transações serão exibidas automaticamente nas tabelas de </w:t>
-      </w:r>
-      <w:r>
-        <w:rPr>
-          <w:b/>
-          <w:bCs/>
-          <w:sz w:val="24"/>
-          <w:szCs w:val="24"/>
-          <w:lang w:val="pt-BR"/>
-        </w:rPr>
-        <w:t>Receitas</w:t>
-      </w:r>
-      <w:r>
-        <w:rPr>
-          <w:sz w:val="24"/>
-          <w:szCs w:val="24"/>
-          <w:lang w:val="pt-BR"/>
-        </w:rPr>
-        <w:t xml:space="preserve"> ou </w:t>
-      </w:r>
-      <w:r>
-        <w:rPr>
-          <w:b/>
-          <w:bCs/>
-          <w:sz w:val="24"/>
-          <w:szCs w:val="24"/>
-          <w:lang w:val="pt-BR"/>
-        </w:rPr>
-        <w:t>Despesas</w:t>
-      </w:r>
-      <w:r>
-        <w:rPr>
-          <w:sz w:val="24"/>
-          <w:szCs w:val="24"/>
-          <w:lang w:val="pt-BR"/>
-        </w:rPr>
-        <w:t>, de acordo com o arquivo.</w:t>
-      </w:r>
-    </w:p>
-    <w:p>
-      <w:pPr>
-        <w:ind w:left="360"/>
-        <w:rPr>
-          <w:sz w:val="24"/>
-          <w:szCs w:val="24"/>
-          <w:lang w:val="pt-BR"/>
-        </w:rPr>
-      </w:pPr>
-      <w:r>
-        <w:rPr>
-          <w:b/>
-          <w:bCs/>
-          <w:sz w:val="24"/>
-          <w:szCs w:val="24"/>
-          <w:lang w:val="pt-BR"/>
-        </w:rPr>
-        <w:t>Dica:</w:t>
-      </w:r>
-      <w:r>
-        <w:rPr>
-          <w:sz w:val="24"/>
-          <w:szCs w:val="24"/>
-          <w:lang w:val="pt-BR"/>
-        </w:rPr>
-        <w:t xml:space="preserve"> Certifique-se de que o arquivo está no formato OFX. Arquivos em outros formatos não serão aceitos.</w:t>
-      </w:r>
-    </w:p>
-    <w:p>
-      <w:pPr>
-        <w:ind w:left="360"/>
-        <w:rPr>
-          <w:lang w:val="pt-BR"/>
-        </w:rPr>
-      </w:pPr>
-      <w:r>
-        <w:rPr>
-          <w:noProof/>
-        </w:rPr>
-        <w:drawing>
-          <wp:inline distT="0" distB="0" distL="0" distR="0" wp14:anchorId="087FE679" wp14:editId="0388BEE7">
-            <wp:extent cx="5486400" cy="2857500"/>
-            <wp:effectExtent l="0" t="0" r="0" b="0"/>
-            <wp:docPr id="2074589557" name="Imagem 1" descr="Tela de computador com jogo&#10;&#10;O conteúdo gerado por IA pode estar incorreto."/>
-            <wp:cNvGraphicFramePr>
-              <a:graphicFrameLocks xmlns:a="http://schemas.openxmlformats.org/drawingml/2006/main" noChangeAspect="1"/>
-            </wp:cNvGraphicFramePr>
-            <a:graphic xmlns:a="http://schemas.openxmlformats.org/drawingml/2006/main">
-              <a:graphicData uri="http://schemas.openxmlformats.org/drawingml/2006/picture">
-                <pic:pic xmlns:pic="http://schemas.openxmlformats.org/drawingml/2006/picture">
-                  <pic:nvPicPr>
-                    <pic:cNvPr id="2074589557" name="Imagem 1" descr="Tela de computador com jogo&#10;&#10;O conteúdo gerado por IA pode estar incorreto."/>
+                    <pic:cNvPr id="1871916786" name="Imagem 1" descr="Tela de celular&#10;&#10;O conteúdo gerado por IA pode estar incorreto."/>
                     <pic:cNvPicPr/>
                   </pic:nvPicPr>
                   <pic:blipFill>
@@ -5242,7 +4681,7 @@
                   <pic:spPr>
                     <a:xfrm>
                       <a:off x="0" y="0"/>
-                      <a:ext cx="5486400" cy="2857500"/>
+                      <a:ext cx="5486400" cy="2548890"/>
                     </a:xfrm>
                     <a:prstGeom prst="rect">
                       <a:avLst/>
@@ -5257,7 +4696,325 @@
     </w:p>
     <w:p>
       <w:pPr>
-        <w:ind w:left="360"/>
+        <w:spacing w:after="200" w:line="276" w:lineRule="auto"/>
+        <w:rPr>
+          <w:lang w:val="pt-BR"/>
+        </w:rPr>
+      </w:pPr>
+    </w:p>
+    <w:p>
+      <w:pPr>
+        <w:rPr>
+          <w:b/>
+          <w:bCs/>
+          <w:lang w:val="pt-BR"/>
+        </w:rPr>
+      </w:pPr>
+    </w:p>
+    <w:p>
+      <w:pPr>
+        <w:rPr>
+          <w:lang w:val="pt-BR"/>
+        </w:rPr>
+      </w:pPr>
+    </w:p>
+    <w:p>
+      <w:pPr>
+        <w:rPr>
+          <w:lang w:val="pt-BR"/>
+        </w:rPr>
+      </w:pPr>
+    </w:p>
+    <w:p>
+      <w:pPr>
+        <w:pStyle w:val="Ttulo2"/>
+        <w:rPr>
+          <w:lang w:val="pt-BR"/>
+        </w:rPr>
+      </w:pPr>
+      <w:bookmarkStart w:id="5" w:name="_Toc216165301"/>
+      <w:r>
+        <w:rPr>
+          <w:lang w:val="pt-BR"/>
+        </w:rPr>
+        <w:t>5.</w:t>
+      </w:r>
+      <w:r>
+        <w:rPr>
+          <w:lang w:val="pt-BR"/>
+        </w:rPr>
+        <w:t>Seção de despesas e receitas</w:t>
+      </w:r>
+      <w:bookmarkEnd w:id="5"/>
+      <w:r>
+        <w:rPr>
+          <w:lang w:val="pt-BR"/>
+        </w:rPr>
+        <w:t xml:space="preserve"> </w:t>
+      </w:r>
+    </w:p>
+    <w:p>
+      <w:pPr>
+        <w:rPr>
+          <w:sz w:val="24"/>
+          <w:szCs w:val="24"/>
+          <w:lang w:val="pt-BR"/>
+        </w:rPr>
+      </w:pPr>
+    </w:p>
+    <w:p>
+      <w:pPr>
+        <w:rPr>
+          <w:b/>
+          <w:bCs/>
+          <w:sz w:val="24"/>
+          <w:szCs w:val="24"/>
+          <w:lang w:val="pt-BR"/>
+        </w:rPr>
+      </w:pPr>
+      <w:r>
+        <w:rPr>
+          <w:b/>
+          <w:bCs/>
+          <w:sz w:val="24"/>
+          <w:szCs w:val="24"/>
+          <w:lang w:val="pt-BR"/>
+        </w:rPr>
+        <w:t xml:space="preserve">5.1 Visão geral </w:t>
+      </w:r>
+    </w:p>
+    <w:p>
+      <w:pPr>
+        <w:rPr>
+          <w:sz w:val="24"/>
+          <w:szCs w:val="24"/>
+          <w:lang w:val="pt-BR"/>
+        </w:rPr>
+      </w:pPr>
+      <w:r>
+        <w:rPr>
+          <w:sz w:val="24"/>
+          <w:szCs w:val="24"/>
+          <w:lang w:val="pt-BR"/>
+        </w:rPr>
+        <w:t>A tela de Transações apresenta todas as movimentações financeiras do usuário, divididas entre Receitas e Despesas.</w:t>
+      </w:r>
+      <w:r>
+        <w:rPr>
+          <w:sz w:val="24"/>
+          <w:szCs w:val="24"/>
+          <w:lang w:val="pt-BR"/>
+        </w:rPr>
+        <w:br/>
+        <w:t xml:space="preserve">No topo, há uma opção para importar arquivos OFX, que permite carregar dados </w:t>
+      </w:r>
+      <w:r>
+        <w:rPr>
+          <w:sz w:val="24"/>
+          <w:szCs w:val="24"/>
+          <w:lang w:val="pt-BR"/>
+        </w:rPr>
+        <w:lastRenderedPageBreak/>
+        <w:t>bancários automaticamente.</w:t>
+      </w:r>
+      <w:r>
+        <w:rPr>
+          <w:sz w:val="24"/>
+          <w:szCs w:val="24"/>
+          <w:lang w:val="pt-BR"/>
+        </w:rPr>
+        <w:br/>
+        <w:t>Logo abaixo, são exibidos os totais consolidados, seguidos das tabelas detalhadas.</w:t>
+      </w:r>
+    </w:p>
+    <w:p>
+      <w:pPr>
+        <w:rPr>
+          <w:sz w:val="24"/>
+          <w:szCs w:val="24"/>
+          <w:lang w:val="pt-BR"/>
+        </w:rPr>
+      </w:pPr>
+      <w:r>
+        <w:rPr>
+          <w:sz w:val="24"/>
+          <w:szCs w:val="24"/>
+          <w:lang w:val="pt-BR"/>
+        </w:rPr>
+        <w:t>Elementos apresentados na tela:</w:t>
+      </w:r>
+    </w:p>
+    <w:p>
+      <w:pPr>
+        <w:numPr>
+          <w:ilvl w:val="0"/>
+          <w:numId w:val="17"/>
+        </w:numPr>
+        <w:rPr>
+          <w:sz w:val="24"/>
+          <w:szCs w:val="24"/>
+          <w:lang w:val="pt-BR"/>
+        </w:rPr>
+      </w:pPr>
+      <w:r>
+        <w:rPr>
+          <w:b/>
+          <w:bCs/>
+          <w:sz w:val="24"/>
+          <w:szCs w:val="24"/>
+          <w:lang w:val="pt-BR"/>
+        </w:rPr>
+        <w:t>Botão de Importação de OFX</w:t>
+      </w:r>
+    </w:p>
+    <w:p>
+      <w:pPr>
+        <w:numPr>
+          <w:ilvl w:val="0"/>
+          <w:numId w:val="17"/>
+        </w:numPr>
+        <w:rPr>
+          <w:sz w:val="24"/>
+          <w:szCs w:val="24"/>
+          <w:lang w:val="pt-BR"/>
+        </w:rPr>
+      </w:pPr>
+      <w:r>
+        <w:rPr>
+          <w:b/>
+          <w:bCs/>
+          <w:sz w:val="24"/>
+          <w:szCs w:val="24"/>
+          <w:lang w:val="pt-BR"/>
+        </w:rPr>
+        <w:t>Resumo total de Receitas</w:t>
+      </w:r>
+    </w:p>
+    <w:p>
+      <w:pPr>
+        <w:numPr>
+          <w:ilvl w:val="0"/>
+          <w:numId w:val="17"/>
+        </w:numPr>
+        <w:rPr>
+          <w:sz w:val="24"/>
+          <w:szCs w:val="24"/>
+          <w:lang w:val="pt-BR"/>
+        </w:rPr>
+      </w:pPr>
+      <w:r>
+        <w:rPr>
+          <w:b/>
+          <w:bCs/>
+          <w:sz w:val="24"/>
+          <w:szCs w:val="24"/>
+          <w:lang w:val="pt-BR"/>
+        </w:rPr>
+        <w:t>Resumo total de Despesas</w:t>
+      </w:r>
+    </w:p>
+    <w:p>
+      <w:pPr>
+        <w:numPr>
+          <w:ilvl w:val="0"/>
+          <w:numId w:val="17"/>
+        </w:numPr>
+        <w:rPr>
+          <w:sz w:val="24"/>
+          <w:szCs w:val="24"/>
+          <w:lang w:val="pt-BR"/>
+        </w:rPr>
+      </w:pPr>
+      <w:r>
+        <w:rPr>
+          <w:b/>
+          <w:bCs/>
+          <w:sz w:val="24"/>
+          <w:szCs w:val="24"/>
+          <w:lang w:val="pt-BR"/>
+        </w:rPr>
+        <w:t>Tabela de Receitas</w:t>
+      </w:r>
+    </w:p>
+    <w:p>
+      <w:pPr>
+        <w:numPr>
+          <w:ilvl w:val="0"/>
+          <w:numId w:val="17"/>
+        </w:numPr>
+        <w:rPr>
+          <w:sz w:val="24"/>
+          <w:szCs w:val="24"/>
+          <w:lang w:val="pt-BR"/>
+        </w:rPr>
+      </w:pPr>
+      <w:r>
+        <w:rPr>
+          <w:b/>
+          <w:bCs/>
+          <w:sz w:val="24"/>
+          <w:szCs w:val="24"/>
+          <w:lang w:val="pt-BR"/>
+        </w:rPr>
+        <w:t>Tabela de Despesas</w:t>
+      </w:r>
+    </w:p>
+    <w:p>
+      <w:pPr>
+        <w:numPr>
+          <w:ilvl w:val="0"/>
+          <w:numId w:val="17"/>
+        </w:numPr>
+        <w:rPr>
+          <w:sz w:val="24"/>
+          <w:szCs w:val="24"/>
+          <w:lang w:val="pt-BR"/>
+        </w:rPr>
+      </w:pPr>
+      <w:r>
+        <w:rPr>
+          <w:b/>
+          <w:bCs/>
+          <w:sz w:val="24"/>
+          <w:szCs w:val="24"/>
+          <w:lang w:val="pt-BR"/>
+        </w:rPr>
+        <w:t>Botão “Adicionar”</w:t>
+      </w:r>
+      <w:r>
+        <w:rPr>
+          <w:sz w:val="24"/>
+          <w:szCs w:val="24"/>
+          <w:lang w:val="pt-BR"/>
+        </w:rPr>
+        <w:t xml:space="preserve"> para incluir transações manualmente</w:t>
+      </w:r>
+    </w:p>
+    <w:p>
+      <w:pPr>
+        <w:numPr>
+          <w:ilvl w:val="0"/>
+          <w:numId w:val="17"/>
+        </w:numPr>
+        <w:rPr>
+          <w:sz w:val="24"/>
+          <w:szCs w:val="24"/>
+          <w:lang w:val="pt-BR"/>
+        </w:rPr>
+      </w:pPr>
+      <w:r>
+        <w:rPr>
+          <w:b/>
+          <w:bCs/>
+          <w:sz w:val="24"/>
+          <w:szCs w:val="24"/>
+          <w:lang w:val="pt-BR"/>
+        </w:rPr>
+        <w:t xml:space="preserve">Gerenciamento de categoria </w:t>
+      </w:r>
+    </w:p>
+    <w:p>
+      <w:pPr>
         <w:rPr>
           <w:lang w:val="pt-BR"/>
         </w:rPr>
@@ -5267,10 +5024,10 @@
           <w:noProof/>
         </w:rPr>
         <w:drawing>
-          <wp:inline distT="0" distB="0" distL="0" distR="0" wp14:anchorId="0AC0B1F9" wp14:editId="6AE3AB6A">
-            <wp:extent cx="5486400" cy="2659380"/>
-            <wp:effectExtent l="0" t="0" r="0" b="7620"/>
-            <wp:docPr id="993257330" name="Imagem 1" descr="Tela de computador com texto preto sobre fundo branco&#10;&#10;O conteúdo gerado por IA pode estar incorreto."/>
+          <wp:inline distT="0" distB="0" distL="0" distR="0" wp14:anchorId="63793890" wp14:editId="3167BA88">
+            <wp:extent cx="5486400" cy="2958465"/>
+            <wp:effectExtent l="0" t="0" r="0" b="0"/>
+            <wp:docPr id="1198075721" name="Imagem 1" descr="Tela de jogo de vídeo game&#10;&#10;O conteúdo gerado por IA pode estar incorreto."/>
             <wp:cNvGraphicFramePr>
               <a:graphicFrameLocks xmlns:a="http://schemas.openxmlformats.org/drawingml/2006/main" noChangeAspect="1"/>
             </wp:cNvGraphicFramePr>
@@ -5278,7 +5035,7 @@
               <a:graphicData uri="http://schemas.openxmlformats.org/drawingml/2006/picture">
                 <pic:pic xmlns:pic="http://schemas.openxmlformats.org/drawingml/2006/picture">
                   <pic:nvPicPr>
-                    <pic:cNvPr id="993257330" name="Imagem 1" descr="Tela de computador com texto preto sobre fundo branco&#10;&#10;O conteúdo gerado por IA pode estar incorreto."/>
+                    <pic:cNvPr id="1198075721" name="Imagem 1" descr="Tela de jogo de vídeo game&#10;&#10;O conteúdo gerado por IA pode estar incorreto."/>
                     <pic:cNvPicPr/>
                   </pic:nvPicPr>
                   <pic:blipFill>
@@ -5290,7 +5047,7 @@
                   <pic:spPr>
                     <a:xfrm>
                       <a:off x="0" y="0"/>
-                      <a:ext cx="5486400" cy="2659380"/>
+                      <a:ext cx="5486400" cy="2958465"/>
                     </a:xfrm>
                     <a:prstGeom prst="rect">
                       <a:avLst/>
@@ -5305,8 +5062,396 @@
     </w:p>
     <w:p>
       <w:pPr>
+        <w:ind w:left="720"/>
+        <w:rPr>
+          <w:lang w:val="pt-BR"/>
+        </w:rPr>
+      </w:pPr>
+    </w:p>
+    <w:p>
+      <w:pPr>
         <w:ind w:left="360"/>
         <w:rPr>
+          <w:b/>
+          <w:bCs/>
+          <w:sz w:val="24"/>
+          <w:szCs w:val="24"/>
+          <w:lang w:val="pt-BR"/>
+        </w:rPr>
+      </w:pPr>
+      <w:r>
+        <w:rPr>
+          <w:b/>
+          <w:bCs/>
+          <w:sz w:val="24"/>
+          <w:szCs w:val="24"/>
+          <w:lang w:val="pt-BR"/>
+        </w:rPr>
+        <w:t>5.2</w:t>
+      </w:r>
+      <w:r>
+        <w:rPr>
+          <w:b/>
+          <w:bCs/>
+          <w:sz w:val="24"/>
+          <w:szCs w:val="24"/>
+          <w:lang w:val="pt-BR"/>
+        </w:rPr>
+        <w:t xml:space="preserve"> Importação de Arquivo OFX</w:t>
+      </w:r>
+    </w:p>
+    <w:p>
+      <w:pPr>
+        <w:ind w:left="360"/>
+        <w:rPr>
+          <w:sz w:val="24"/>
+          <w:szCs w:val="24"/>
+          <w:lang w:val="pt-BR"/>
+        </w:rPr>
+      </w:pPr>
+      <w:r>
+        <w:rPr>
+          <w:sz w:val="24"/>
+          <w:szCs w:val="24"/>
+          <w:lang w:val="pt-BR"/>
+        </w:rPr>
+        <w:t>A funcionalidade de importação permite carregar transações diretamente do extrato bancário no formato. OFX.</w:t>
+      </w:r>
+    </w:p>
+    <w:p>
+      <w:pPr>
+        <w:ind w:left="360"/>
+        <w:rPr>
+          <w:b/>
+          <w:bCs/>
+          <w:sz w:val="24"/>
+          <w:szCs w:val="24"/>
+          <w:lang w:val="pt-BR"/>
+        </w:rPr>
+      </w:pPr>
+      <w:r>
+        <w:rPr>
+          <w:b/>
+          <w:bCs/>
+          <w:sz w:val="24"/>
+          <w:szCs w:val="24"/>
+          <w:lang w:val="pt-BR"/>
+        </w:rPr>
+        <w:t>Como importar um arquivo OFX:</w:t>
+      </w:r>
+    </w:p>
+    <w:p>
+      <w:pPr>
+        <w:numPr>
+          <w:ilvl w:val="0"/>
+          <w:numId w:val="18"/>
+        </w:numPr>
+        <w:rPr>
+          <w:sz w:val="24"/>
+          <w:szCs w:val="24"/>
+          <w:lang w:val="pt-BR"/>
+        </w:rPr>
+      </w:pPr>
+      <w:r>
+        <w:rPr>
+          <w:sz w:val="24"/>
+          <w:szCs w:val="24"/>
+          <w:lang w:val="pt-BR"/>
+        </w:rPr>
+        <w:t>Clique no botão</w:t>
+      </w:r>
+      <w:r>
+        <w:rPr>
+          <w:sz w:val="24"/>
+          <w:szCs w:val="24"/>
+          <w:lang w:val="pt-BR"/>
+        </w:rPr>
+        <w:t xml:space="preserve"> </w:t>
+      </w:r>
+      <w:r>
+        <w:rPr>
+          <w:b/>
+          <w:bCs/>
+          <w:sz w:val="24"/>
+          <w:szCs w:val="24"/>
+          <w:lang w:val="pt-BR"/>
+        </w:rPr>
+        <w:t>Importar</w:t>
+      </w:r>
+      <w:r>
+        <w:rPr>
+          <w:b/>
+          <w:bCs/>
+          <w:sz w:val="24"/>
+          <w:szCs w:val="24"/>
+          <w:lang w:val="pt-BR"/>
+        </w:rPr>
+        <w:t xml:space="preserve"> </w:t>
+      </w:r>
+      <w:r>
+        <w:rPr>
+          <w:b/>
+          <w:bCs/>
+          <w:sz w:val="24"/>
+          <w:szCs w:val="24"/>
+          <w:lang w:val="pt-BR"/>
+        </w:rPr>
+        <w:t>(.OFX)</w:t>
+      </w:r>
+      <w:r>
+        <w:rPr>
+          <w:sz w:val="24"/>
+          <w:szCs w:val="24"/>
+          <w:lang w:val="pt-BR"/>
+        </w:rPr>
+        <w:t>.</w:t>
+      </w:r>
+    </w:p>
+    <w:p>
+      <w:pPr>
+        <w:numPr>
+          <w:ilvl w:val="0"/>
+          <w:numId w:val="18"/>
+        </w:numPr>
+        <w:rPr>
+          <w:sz w:val="24"/>
+          <w:szCs w:val="24"/>
+          <w:lang w:val="pt-BR"/>
+        </w:rPr>
+      </w:pPr>
+      <w:r>
+        <w:rPr>
+          <w:sz w:val="24"/>
+          <w:szCs w:val="24"/>
+          <w:lang w:val="pt-BR"/>
+        </w:rPr>
+        <w:t>Uma janela será aberta para escolher o arquivo em seu computador.</w:t>
+      </w:r>
+    </w:p>
+    <w:p>
+      <w:pPr>
+        <w:numPr>
+          <w:ilvl w:val="0"/>
+          <w:numId w:val="18"/>
+        </w:numPr>
+        <w:rPr>
+          <w:sz w:val="24"/>
+          <w:szCs w:val="24"/>
+          <w:lang w:val="pt-BR"/>
+        </w:rPr>
+      </w:pPr>
+      <w:r>
+        <w:rPr>
+          <w:sz w:val="24"/>
+          <w:szCs w:val="24"/>
+          <w:lang w:val="pt-BR"/>
+        </w:rPr>
+        <w:t>Selecione o arquivo desejado e confirme</w:t>
+      </w:r>
+    </w:p>
+    <w:p>
+      <w:pPr>
+        <w:numPr>
+          <w:ilvl w:val="0"/>
+          <w:numId w:val="18"/>
+        </w:numPr>
+        <w:rPr>
+          <w:sz w:val="24"/>
+          <w:szCs w:val="24"/>
+          <w:lang w:val="pt-BR"/>
+        </w:rPr>
+      </w:pPr>
+      <w:r>
+        <w:rPr>
+          <w:sz w:val="24"/>
+          <w:szCs w:val="24"/>
+          <w:lang w:val="pt-BR"/>
+        </w:rPr>
+        <w:lastRenderedPageBreak/>
+        <w:t xml:space="preserve">Selecione </w:t>
+      </w:r>
+      <w:r>
+        <w:rPr>
+          <w:sz w:val="24"/>
+          <w:szCs w:val="24"/>
+          <w:lang w:val="pt-BR"/>
+        </w:rPr>
+        <w:t>Conta Débito/Pix (Para extratos bancários)</w:t>
+      </w:r>
+      <w:r>
+        <w:rPr>
+          <w:sz w:val="24"/>
+          <w:szCs w:val="24"/>
+          <w:lang w:val="pt-BR"/>
+        </w:rPr>
+        <w:t>.</w:t>
+      </w:r>
+    </w:p>
+    <w:p>
+      <w:pPr>
+        <w:numPr>
+          <w:ilvl w:val="0"/>
+          <w:numId w:val="18"/>
+        </w:numPr>
+        <w:rPr>
+          <w:sz w:val="24"/>
+          <w:szCs w:val="24"/>
+          <w:lang w:val="pt-BR"/>
+        </w:rPr>
+      </w:pPr>
+      <w:r>
+        <w:rPr>
+          <w:sz w:val="24"/>
+          <w:szCs w:val="24"/>
+          <w:lang w:val="pt-BR"/>
+        </w:rPr>
+        <w:t xml:space="preserve">Selecione </w:t>
+      </w:r>
+      <w:r>
+        <w:rPr>
+          <w:sz w:val="24"/>
+          <w:szCs w:val="24"/>
+          <w:lang w:val="pt-BR"/>
+        </w:rPr>
+        <w:t>Cartão de Crédito (Para extratos de cartão)</w:t>
+      </w:r>
+      <w:r>
+        <w:rPr>
+          <w:sz w:val="24"/>
+          <w:szCs w:val="24"/>
+          <w:lang w:val="pt-BR"/>
+        </w:rPr>
+        <w:t>.</w:t>
+      </w:r>
+    </w:p>
+    <w:p>
+      <w:pPr>
+        <w:numPr>
+          <w:ilvl w:val="0"/>
+          <w:numId w:val="18"/>
+        </w:numPr>
+        <w:rPr>
+          <w:sz w:val="24"/>
+          <w:szCs w:val="24"/>
+          <w:lang w:val="pt-BR"/>
+        </w:rPr>
+      </w:pPr>
+      <w:r>
+        <w:rPr>
+          <w:sz w:val="24"/>
+          <w:szCs w:val="24"/>
+          <w:lang w:val="pt-BR"/>
+        </w:rPr>
+        <w:t xml:space="preserve">Clique no botão </w:t>
+      </w:r>
+      <w:r>
+        <w:rPr>
+          <w:b/>
+          <w:bCs/>
+          <w:sz w:val="24"/>
+          <w:szCs w:val="24"/>
+          <w:lang w:val="pt-BR"/>
+        </w:rPr>
+        <w:t>Importar</w:t>
+      </w:r>
+      <w:r>
+        <w:rPr>
+          <w:sz w:val="24"/>
+          <w:szCs w:val="24"/>
+          <w:lang w:val="pt-BR"/>
+        </w:rPr>
+        <w:t>.</w:t>
+      </w:r>
+    </w:p>
+    <w:p>
+      <w:pPr>
+        <w:numPr>
+          <w:ilvl w:val="0"/>
+          <w:numId w:val="18"/>
+        </w:numPr>
+        <w:rPr>
+          <w:sz w:val="24"/>
+          <w:szCs w:val="24"/>
+          <w:lang w:val="pt-BR"/>
+        </w:rPr>
+      </w:pPr>
+      <w:r>
+        <w:rPr>
+          <w:sz w:val="24"/>
+          <w:szCs w:val="24"/>
+          <w:lang w:val="pt-BR"/>
+        </w:rPr>
+        <w:t xml:space="preserve">Aguarde o carregamento. As transações serão exibidas automaticamente nas tabelas de </w:t>
+      </w:r>
+      <w:r>
+        <w:rPr>
+          <w:b/>
+          <w:bCs/>
+          <w:sz w:val="24"/>
+          <w:szCs w:val="24"/>
+          <w:lang w:val="pt-BR"/>
+        </w:rPr>
+        <w:t>Receitas</w:t>
+      </w:r>
+      <w:r>
+        <w:rPr>
+          <w:sz w:val="24"/>
+          <w:szCs w:val="24"/>
+          <w:lang w:val="pt-BR"/>
+        </w:rPr>
+        <w:t xml:space="preserve"> ou </w:t>
+      </w:r>
+      <w:r>
+        <w:rPr>
+          <w:b/>
+          <w:bCs/>
+          <w:sz w:val="24"/>
+          <w:szCs w:val="24"/>
+          <w:lang w:val="pt-BR"/>
+        </w:rPr>
+        <w:t>Despesas</w:t>
+      </w:r>
+      <w:r>
+        <w:rPr>
+          <w:sz w:val="24"/>
+          <w:szCs w:val="24"/>
+          <w:lang w:val="pt-BR"/>
+        </w:rPr>
+        <w:t>, de acordo com o arquivo.</w:t>
+      </w:r>
+    </w:p>
+    <w:p>
+      <w:pPr>
+        <w:ind w:left="360"/>
+        <w:rPr>
+          <w:sz w:val="24"/>
+          <w:szCs w:val="24"/>
+          <w:lang w:val="pt-BR"/>
+        </w:rPr>
+      </w:pPr>
+      <w:r>
+        <w:rPr>
+          <w:b/>
+          <w:bCs/>
+          <w:sz w:val="24"/>
+          <w:szCs w:val="24"/>
+          <w:lang w:val="pt-BR"/>
+        </w:rPr>
+        <w:t>Dica:</w:t>
+      </w:r>
+      <w:r>
+        <w:rPr>
+          <w:sz w:val="24"/>
+          <w:szCs w:val="24"/>
+          <w:lang w:val="pt-BR"/>
+        </w:rPr>
+        <w:t xml:space="preserve"> Certifique-se de que o arquivo está no formato OFX. Arquivos em outros formatos não serão aceitos.</w:t>
+      </w:r>
+    </w:p>
+    <w:p>
+      <w:pPr>
+        <w:ind w:left="360"/>
+        <w:rPr>
           <w:lang w:val="pt-BR"/>
         </w:rPr>
       </w:pPr>
@@ -5314,12 +5459,11 @@
         <w:rPr>
           <w:noProof/>
         </w:rPr>
-        <w:lastRenderedPageBreak/>
         <w:drawing>
-          <wp:inline distT="0" distB="0" distL="0" distR="0" wp14:anchorId="6AAC335F" wp14:editId="23AFD4FE">
-            <wp:extent cx="5486400" cy="2712720"/>
+          <wp:inline distT="0" distB="0" distL="0" distR="0" wp14:anchorId="63D03249" wp14:editId="697228DC">
+            <wp:extent cx="5486400" cy="2958465"/>
             <wp:effectExtent l="0" t="0" r="0" b="0"/>
-            <wp:docPr id="273372838" name="Imagem 1" descr="Tela de celular&#10;&#10;O conteúdo gerado por IA pode estar incorreto."/>
+            <wp:docPr id="439373863" name="Imagem 1" descr="Tela de jogo de vídeo game&#10;&#10;O conteúdo gerado por IA pode estar incorreto."/>
             <wp:cNvGraphicFramePr>
               <a:graphicFrameLocks xmlns:a="http://schemas.openxmlformats.org/drawingml/2006/main" noChangeAspect="1"/>
             </wp:cNvGraphicFramePr>
@@ -5327,7 +5471,7 @@
               <a:graphicData uri="http://schemas.openxmlformats.org/drawingml/2006/picture">
                 <pic:pic xmlns:pic="http://schemas.openxmlformats.org/drawingml/2006/picture">
                   <pic:nvPicPr>
-                    <pic:cNvPr id="273372838" name="Imagem 1" descr="Tela de celular&#10;&#10;O conteúdo gerado por IA pode estar incorreto."/>
+                    <pic:cNvPr id="439373863" name="Imagem 1" descr="Tela de jogo de vídeo game&#10;&#10;O conteúdo gerado por IA pode estar incorreto."/>
                     <pic:cNvPicPr/>
                   </pic:nvPicPr>
                   <pic:blipFill>
@@ -5339,7 +5483,7 @@
                   <pic:spPr>
                     <a:xfrm>
                       <a:off x="0" y="0"/>
-                      <a:ext cx="5486400" cy="2712720"/>
+                      <a:ext cx="5486400" cy="2958465"/>
                     </a:xfrm>
                     <a:prstGeom prst="rect">
                       <a:avLst/>
@@ -5359,647 +5503,15 @@
           <w:lang w:val="pt-BR"/>
         </w:rPr>
       </w:pPr>
-    </w:p>
-    <w:p>
-      <w:pPr>
-        <w:ind w:left="360"/>
-        <w:rPr>
-          <w:b/>
-          <w:bCs/>
-          <w:sz w:val="24"/>
-          <w:szCs w:val="24"/>
-          <w:lang w:val="pt-BR"/>
-        </w:rPr>
-      </w:pPr>
-      <w:r>
-        <w:rPr>
-          <w:b/>
-          <w:bCs/>
-          <w:sz w:val="24"/>
-          <w:szCs w:val="24"/>
-          <w:lang w:val="pt-BR"/>
-        </w:rPr>
-        <w:t>5.3</w:t>
-      </w:r>
-      <w:r>
-        <w:rPr>
-          <w:b/>
-          <w:bCs/>
-          <w:sz w:val="24"/>
-          <w:szCs w:val="24"/>
-          <w:lang w:val="pt-BR"/>
-        </w:rPr>
-        <w:t xml:space="preserve"> Adicionando uma Transação Manualmente</w:t>
-      </w:r>
-    </w:p>
-    <w:p>
-      <w:pPr>
-        <w:ind w:left="360"/>
-        <w:rPr>
-          <w:sz w:val="24"/>
-          <w:szCs w:val="24"/>
-          <w:lang w:val="pt-BR"/>
-        </w:rPr>
-      </w:pPr>
-      <w:r>
-        <w:rPr>
-          <w:sz w:val="24"/>
-          <w:szCs w:val="24"/>
-          <w:lang w:val="pt-BR"/>
-        </w:rPr>
-        <w:t>Além da importação, o sistema permite cadastrar manualmente uma Receita ou Despesa.</w:t>
-      </w:r>
-    </w:p>
-    <w:p>
-      <w:pPr>
-        <w:ind w:left="360"/>
-        <w:rPr>
-          <w:sz w:val="24"/>
-          <w:szCs w:val="24"/>
-          <w:lang w:val="pt-BR"/>
-        </w:rPr>
-      </w:pPr>
-      <w:r>
-        <w:rPr>
-          <w:sz w:val="24"/>
-          <w:szCs w:val="24"/>
-          <w:lang w:val="pt-BR"/>
-        </w:rPr>
-        <w:t>Existem dois botões “Adicionar”:</w:t>
-      </w:r>
-    </w:p>
-    <w:p>
-      <w:pPr>
-        <w:numPr>
-          <w:ilvl w:val="0"/>
-          <w:numId w:val="19"/>
-        </w:numPr>
-        <w:rPr>
-          <w:sz w:val="24"/>
-          <w:szCs w:val="24"/>
-          <w:lang w:val="pt-BR"/>
-        </w:rPr>
-      </w:pPr>
-      <w:r>
-        <w:rPr>
-          <w:sz w:val="24"/>
-          <w:szCs w:val="24"/>
-          <w:lang w:val="pt-BR"/>
-        </w:rPr>
-        <w:t>Um no card de Receitas</w:t>
-      </w:r>
-    </w:p>
-    <w:p>
-      <w:pPr>
-        <w:numPr>
-          <w:ilvl w:val="0"/>
-          <w:numId w:val="19"/>
-        </w:numPr>
-        <w:rPr>
-          <w:sz w:val="24"/>
-          <w:szCs w:val="24"/>
-          <w:lang w:val="pt-BR"/>
-        </w:rPr>
-      </w:pPr>
-      <w:r>
-        <w:rPr>
-          <w:sz w:val="24"/>
-          <w:szCs w:val="24"/>
-          <w:lang w:val="pt-BR"/>
-        </w:rPr>
-        <w:t>Um no card de Despesas</w:t>
-      </w:r>
-    </w:p>
-    <w:p>
-      <w:pPr>
-        <w:ind w:left="360"/>
-        <w:rPr>
-          <w:sz w:val="24"/>
-          <w:szCs w:val="24"/>
-          <w:lang w:val="pt-BR"/>
-        </w:rPr>
-      </w:pPr>
-      <w:r>
-        <w:rPr>
-          <w:sz w:val="24"/>
-          <w:szCs w:val="24"/>
-          <w:lang w:val="pt-BR"/>
-        </w:rPr>
-        <w:t>Como adicionar uma Receita manualmente:</w:t>
-      </w:r>
-    </w:p>
-    <w:p>
-      <w:pPr>
-        <w:numPr>
-          <w:ilvl w:val="0"/>
-          <w:numId w:val="20"/>
-        </w:numPr>
-        <w:rPr>
-          <w:sz w:val="24"/>
-          <w:szCs w:val="24"/>
-          <w:lang w:val="pt-BR"/>
-        </w:rPr>
-      </w:pPr>
-      <w:r>
-        <w:rPr>
-          <w:sz w:val="24"/>
-          <w:szCs w:val="24"/>
-          <w:lang w:val="pt-BR"/>
-        </w:rPr>
-        <w:t>Clique no botão “Adicionar” localizado dentro da seção Receitas.</w:t>
-      </w:r>
-    </w:p>
-    <w:p>
-      <w:pPr>
-        <w:numPr>
-          <w:ilvl w:val="0"/>
-          <w:numId w:val="20"/>
-        </w:numPr>
-        <w:rPr>
-          <w:sz w:val="24"/>
-          <w:szCs w:val="24"/>
-          <w:lang w:val="pt-BR"/>
-        </w:rPr>
-      </w:pPr>
-      <w:r>
-        <w:rPr>
-          <w:sz w:val="24"/>
-          <w:szCs w:val="24"/>
-          <w:lang w:val="pt-BR"/>
-        </w:rPr>
-        <w:t>Será exibido um formulário com os seguintes campos:</w:t>
-      </w:r>
-    </w:p>
-    <w:p>
-      <w:pPr>
-        <w:numPr>
-          <w:ilvl w:val="1"/>
-          <w:numId w:val="20"/>
-        </w:numPr>
-        <w:rPr>
-          <w:sz w:val="24"/>
-          <w:szCs w:val="24"/>
-          <w:lang w:val="pt-BR"/>
-        </w:rPr>
-      </w:pPr>
-      <w:r>
-        <w:rPr>
-          <w:b/>
-          <w:bCs/>
-          <w:sz w:val="24"/>
-          <w:szCs w:val="24"/>
-          <w:lang w:val="pt-BR"/>
-        </w:rPr>
-        <w:t>Data:</w:t>
-      </w:r>
-      <w:r>
-        <w:rPr>
-          <w:sz w:val="24"/>
-          <w:szCs w:val="24"/>
-          <w:lang w:val="pt-BR"/>
-        </w:rPr>
-        <w:t xml:space="preserve"> selecione a data da transação.</w:t>
-      </w:r>
-    </w:p>
-    <w:p>
-      <w:pPr>
-        <w:numPr>
-          <w:ilvl w:val="1"/>
-          <w:numId w:val="20"/>
-        </w:numPr>
-        <w:rPr>
-          <w:sz w:val="24"/>
-          <w:szCs w:val="24"/>
-          <w:lang w:val="pt-BR"/>
-        </w:rPr>
-      </w:pPr>
-      <w:r>
-        <w:rPr>
-          <w:b/>
-          <w:bCs/>
-          <w:sz w:val="24"/>
-          <w:szCs w:val="24"/>
-          <w:lang w:val="pt-BR"/>
-        </w:rPr>
-        <w:t>Valor:</w:t>
-      </w:r>
-      <w:r>
-        <w:rPr>
-          <w:sz w:val="24"/>
-          <w:szCs w:val="24"/>
-          <w:lang w:val="pt-BR"/>
-        </w:rPr>
-        <w:t xml:space="preserve"> informe o valor recebido.</w:t>
-      </w:r>
-    </w:p>
-    <w:p>
-      <w:pPr>
-        <w:numPr>
-          <w:ilvl w:val="1"/>
-          <w:numId w:val="20"/>
-        </w:numPr>
-        <w:rPr>
-          <w:sz w:val="24"/>
-          <w:szCs w:val="24"/>
-          <w:lang w:val="pt-BR"/>
-        </w:rPr>
-      </w:pPr>
-      <w:r>
-        <w:rPr>
-          <w:b/>
-          <w:bCs/>
-          <w:sz w:val="24"/>
-          <w:szCs w:val="24"/>
-          <w:lang w:val="pt-BR"/>
-        </w:rPr>
-        <w:t>Categoria:</w:t>
-      </w:r>
-      <w:r>
-        <w:rPr>
-          <w:sz w:val="24"/>
-          <w:szCs w:val="24"/>
-          <w:lang w:val="pt-BR"/>
-        </w:rPr>
-        <w:t xml:space="preserve"> escolha uma categoria, como Receita ou Despesa.</w:t>
-      </w:r>
-    </w:p>
-    <w:p>
-      <w:pPr>
-        <w:numPr>
-          <w:ilvl w:val="1"/>
-          <w:numId w:val="20"/>
-        </w:numPr>
-        <w:rPr>
-          <w:sz w:val="24"/>
-          <w:szCs w:val="24"/>
-          <w:lang w:val="pt-BR"/>
-        </w:rPr>
-      </w:pPr>
-      <w:r>
-        <w:rPr>
-          <w:b/>
-          <w:bCs/>
-          <w:sz w:val="24"/>
-          <w:szCs w:val="24"/>
-          <w:lang w:val="pt-BR"/>
-        </w:rPr>
-        <w:t>Descrição:</w:t>
-      </w:r>
-      <w:r>
-        <w:rPr>
-          <w:sz w:val="24"/>
-          <w:szCs w:val="24"/>
-          <w:lang w:val="pt-BR"/>
-        </w:rPr>
-        <w:t xml:space="preserve"> escreva um breve texto explicando a receita.</w:t>
-      </w:r>
-    </w:p>
-    <w:p>
-      <w:pPr>
-        <w:numPr>
-          <w:ilvl w:val="1"/>
-          <w:numId w:val="20"/>
-        </w:numPr>
-        <w:rPr>
-          <w:sz w:val="24"/>
-          <w:szCs w:val="24"/>
-          <w:lang w:val="pt-BR"/>
-        </w:rPr>
-      </w:pPr>
-      <w:r>
-        <w:rPr>
-          <w:b/>
-          <w:bCs/>
-          <w:sz w:val="24"/>
-          <w:szCs w:val="24"/>
-          <w:lang w:val="pt-BR"/>
-        </w:rPr>
-        <w:t>Tipo</w:t>
-      </w:r>
-      <w:r>
-        <w:rPr>
-          <w:sz w:val="24"/>
-          <w:szCs w:val="24"/>
-          <w:lang w:val="pt-BR"/>
-        </w:rPr>
-        <w:t xml:space="preserve"> (Débito, Crédito, Pix ou dinheiro)</w:t>
-      </w:r>
-    </w:p>
-    <w:p>
-      <w:pPr>
-        <w:numPr>
-          <w:ilvl w:val="0"/>
-          <w:numId w:val="20"/>
-        </w:numPr>
-        <w:rPr>
-          <w:sz w:val="24"/>
-          <w:szCs w:val="24"/>
-          <w:lang w:val="pt-BR"/>
-        </w:rPr>
-      </w:pPr>
-      <w:r>
-        <w:rPr>
-          <w:sz w:val="24"/>
-          <w:szCs w:val="24"/>
-          <w:lang w:val="pt-BR"/>
-        </w:rPr>
-        <w:t>Após preencher todos os campos, clique em Salvar.</w:t>
-      </w:r>
-    </w:p>
-    <w:p>
-      <w:pPr>
-        <w:numPr>
-          <w:ilvl w:val="0"/>
-          <w:numId w:val="20"/>
-        </w:numPr>
-        <w:rPr>
-          <w:sz w:val="24"/>
-          <w:szCs w:val="24"/>
-          <w:lang w:val="pt-BR"/>
-        </w:rPr>
-      </w:pPr>
-      <w:r>
-        <w:rPr>
-          <w:sz w:val="24"/>
-          <w:szCs w:val="24"/>
-          <w:lang w:val="pt-BR"/>
-        </w:rPr>
-        <w:t>A nova receita aparecerá imediatamente na tabela de Receitas.</w:t>
-      </w:r>
-    </w:p>
-    <w:p>
-      <w:pPr>
-        <w:ind w:left="360"/>
-        <w:rPr>
-          <w:sz w:val="24"/>
-          <w:szCs w:val="24"/>
-          <w:lang w:val="pt-BR"/>
-        </w:rPr>
-      </w:pPr>
-      <w:r>
-        <w:rPr>
-          <w:sz w:val="24"/>
-          <w:szCs w:val="24"/>
-          <w:lang w:val="pt-BR"/>
-        </w:rPr>
-        <w:t>Como adicionar uma Despesa manualmente:</w:t>
-      </w:r>
-    </w:p>
-    <w:p>
-      <w:pPr>
-        <w:numPr>
-          <w:ilvl w:val="0"/>
-          <w:numId w:val="21"/>
-        </w:numPr>
-        <w:rPr>
-          <w:sz w:val="24"/>
-          <w:szCs w:val="24"/>
-          <w:lang w:val="pt-BR"/>
-        </w:rPr>
-      </w:pPr>
-      <w:r>
-        <w:rPr>
-          <w:sz w:val="24"/>
-          <w:szCs w:val="24"/>
-          <w:lang w:val="pt-BR"/>
-        </w:rPr>
-        <w:t>Clique no botão Adicionar na seção Despesas.</w:t>
-      </w:r>
-    </w:p>
-    <w:p>
-      <w:pPr>
-        <w:numPr>
-          <w:ilvl w:val="0"/>
-          <w:numId w:val="21"/>
-        </w:numPr>
-        <w:rPr>
-          <w:sz w:val="24"/>
-          <w:szCs w:val="24"/>
-          <w:lang w:val="pt-BR"/>
-        </w:rPr>
-      </w:pPr>
-      <w:r>
-        <w:rPr>
-          <w:sz w:val="24"/>
-          <w:szCs w:val="24"/>
-          <w:lang w:val="pt-BR"/>
-        </w:rPr>
-        <w:lastRenderedPageBreak/>
-        <w:t>Preencha os campos exibidos:</w:t>
-      </w:r>
-    </w:p>
-    <w:p>
-      <w:pPr>
-        <w:numPr>
-          <w:ilvl w:val="1"/>
-          <w:numId w:val="21"/>
-        </w:numPr>
-        <w:rPr>
-          <w:sz w:val="24"/>
-          <w:szCs w:val="24"/>
-          <w:lang w:val="pt-BR"/>
-        </w:rPr>
-      </w:pPr>
-      <w:r>
-        <w:rPr>
-          <w:b/>
-          <w:bCs/>
-          <w:sz w:val="24"/>
-          <w:szCs w:val="24"/>
-          <w:lang w:val="pt-BR"/>
-        </w:rPr>
-        <w:t>Data:</w:t>
-      </w:r>
-      <w:r>
-        <w:rPr>
-          <w:sz w:val="24"/>
-          <w:szCs w:val="24"/>
-          <w:lang w:val="pt-BR"/>
-        </w:rPr>
-        <w:t xml:space="preserve"> selecione a data da despesa.</w:t>
-      </w:r>
-    </w:p>
-    <w:p>
-      <w:pPr>
-        <w:numPr>
-          <w:ilvl w:val="1"/>
-          <w:numId w:val="21"/>
-        </w:numPr>
-        <w:rPr>
-          <w:sz w:val="24"/>
-          <w:szCs w:val="24"/>
-          <w:lang w:val="pt-BR"/>
-        </w:rPr>
-      </w:pPr>
-      <w:r>
-        <w:rPr>
-          <w:b/>
-          <w:bCs/>
-          <w:sz w:val="24"/>
-          <w:szCs w:val="24"/>
-          <w:lang w:val="pt-BR"/>
-        </w:rPr>
-        <w:t>Valor:</w:t>
-      </w:r>
-      <w:r>
-        <w:rPr>
-          <w:sz w:val="24"/>
-          <w:szCs w:val="24"/>
-          <w:lang w:val="pt-BR"/>
-        </w:rPr>
-        <w:t xml:space="preserve"> informe o valor gasto.</w:t>
-      </w:r>
-    </w:p>
-    <w:p>
-      <w:pPr>
-        <w:numPr>
-          <w:ilvl w:val="1"/>
-          <w:numId w:val="21"/>
-        </w:numPr>
-        <w:rPr>
-          <w:sz w:val="24"/>
-          <w:szCs w:val="24"/>
-          <w:lang w:val="pt-BR"/>
-        </w:rPr>
-      </w:pPr>
-      <w:r>
-        <w:rPr>
-          <w:b/>
-          <w:bCs/>
-          <w:sz w:val="24"/>
-          <w:szCs w:val="24"/>
-          <w:lang w:val="pt-BR"/>
-        </w:rPr>
-        <w:t>Categoria:</w:t>
-      </w:r>
-      <w:r>
-        <w:rPr>
-          <w:sz w:val="24"/>
-          <w:szCs w:val="24"/>
-          <w:lang w:val="pt-BR"/>
-        </w:rPr>
-        <w:t xml:space="preserve"> escolha a categoria, como Receita ou Despesa</w:t>
-      </w:r>
-    </w:p>
-    <w:p>
-      <w:pPr>
-        <w:numPr>
-          <w:ilvl w:val="1"/>
-          <w:numId w:val="21"/>
-        </w:numPr>
-        <w:rPr>
-          <w:sz w:val="24"/>
-          <w:szCs w:val="24"/>
-          <w:lang w:val="pt-BR"/>
-        </w:rPr>
-      </w:pPr>
-      <w:r>
-        <w:rPr>
-          <w:b/>
-          <w:bCs/>
-          <w:sz w:val="24"/>
-          <w:szCs w:val="24"/>
-          <w:lang w:val="pt-BR"/>
-        </w:rPr>
-        <w:t>Descrição:</w:t>
-      </w:r>
-      <w:r>
-        <w:rPr>
-          <w:sz w:val="24"/>
-          <w:szCs w:val="24"/>
-          <w:lang w:val="pt-BR"/>
-        </w:rPr>
-        <w:t xml:space="preserve"> detalhe a origem ou razão da despesa.</w:t>
-      </w:r>
-    </w:p>
-    <w:p>
-      <w:pPr>
-        <w:numPr>
-          <w:ilvl w:val="1"/>
-          <w:numId w:val="21"/>
-        </w:numPr>
-        <w:rPr>
-          <w:sz w:val="24"/>
-          <w:szCs w:val="24"/>
-          <w:lang w:val="pt-BR"/>
-        </w:rPr>
-      </w:pPr>
-      <w:r>
-        <w:rPr>
-          <w:b/>
-          <w:bCs/>
-          <w:sz w:val="24"/>
-          <w:szCs w:val="24"/>
-          <w:lang w:val="pt-BR"/>
-        </w:rPr>
-        <w:t>Tipo</w:t>
-      </w:r>
-      <w:r>
-        <w:rPr>
-          <w:sz w:val="24"/>
-          <w:szCs w:val="24"/>
-          <w:lang w:val="pt-BR"/>
-        </w:rPr>
-        <w:t xml:space="preserve"> (Débito, Crédito, Pix ou dinheiro)</w:t>
-      </w:r>
-    </w:p>
-    <w:p>
-      <w:pPr>
-        <w:numPr>
-          <w:ilvl w:val="0"/>
-          <w:numId w:val="21"/>
-        </w:numPr>
-        <w:rPr>
-          <w:sz w:val="24"/>
-          <w:szCs w:val="24"/>
-          <w:lang w:val="pt-BR"/>
-        </w:rPr>
-      </w:pPr>
-      <w:r>
-        <w:rPr>
-          <w:sz w:val="24"/>
-          <w:szCs w:val="24"/>
-          <w:lang w:val="pt-BR"/>
-        </w:rPr>
-        <w:t>Clique em Salvar.</w:t>
-      </w:r>
-    </w:p>
-    <w:p>
-      <w:pPr>
-        <w:numPr>
-          <w:ilvl w:val="0"/>
-          <w:numId w:val="21"/>
-        </w:numPr>
-        <w:rPr>
-          <w:sz w:val="24"/>
-          <w:szCs w:val="24"/>
-          <w:lang w:val="pt-BR"/>
-        </w:rPr>
-      </w:pPr>
-      <w:r>
-        <w:rPr>
-          <w:sz w:val="24"/>
-          <w:szCs w:val="24"/>
-          <w:lang w:val="pt-BR"/>
-        </w:rPr>
-        <w:t>A despesa será adicionada à tabela automaticamente.</w:t>
-      </w:r>
-    </w:p>
-    <w:p>
-      <w:pPr>
-        <w:rPr>
-          <w:lang w:val="pt-BR"/>
-        </w:rPr>
-      </w:pPr>
       <w:r>
         <w:rPr>
           <w:noProof/>
         </w:rPr>
         <w:drawing>
-          <wp:inline distT="0" distB="0" distL="0" distR="0" wp14:anchorId="101C25FE" wp14:editId="7B0D6BF3">
-            <wp:extent cx="5486400" cy="2796540"/>
-            <wp:effectExtent l="0" t="0" r="0" b="3810"/>
-            <wp:docPr id="1144099066" name="Imagem 1" descr="Tela de vídeo game&#10;&#10;O conteúdo gerado por IA pode estar incorreto."/>
+          <wp:inline distT="0" distB="0" distL="0" distR="0" wp14:anchorId="5D391D60" wp14:editId="4B16C10C">
+            <wp:extent cx="5486400" cy="2926080"/>
+            <wp:effectExtent l="0" t="0" r="0" b="7620"/>
+            <wp:docPr id="193656659" name="Imagem 1" descr="Tela de computador com texto preto sobre fundo branco&#10;&#10;O conteúdo gerado por IA pode estar incorreto."/>
             <wp:cNvGraphicFramePr>
               <a:graphicFrameLocks xmlns:a="http://schemas.openxmlformats.org/drawingml/2006/main" noChangeAspect="1"/>
             </wp:cNvGraphicFramePr>
@@ -6007,7 +5519,7 @@
               <a:graphicData uri="http://schemas.openxmlformats.org/drawingml/2006/picture">
                 <pic:pic xmlns:pic="http://schemas.openxmlformats.org/drawingml/2006/picture">
                   <pic:nvPicPr>
-                    <pic:cNvPr id="1144099066" name="Imagem 1" descr="Tela de vídeo game&#10;&#10;O conteúdo gerado por IA pode estar incorreto."/>
+                    <pic:cNvPr id="193656659" name="Imagem 1" descr="Tela de computador com texto preto sobre fundo branco&#10;&#10;O conteúdo gerado por IA pode estar incorreto."/>
                     <pic:cNvPicPr/>
                   </pic:nvPicPr>
                   <pic:blipFill>
@@ -6019,7 +5531,7 @@
                   <pic:spPr>
                     <a:xfrm>
                       <a:off x="0" y="0"/>
-                      <a:ext cx="5486400" cy="2796540"/>
+                      <a:ext cx="5486400" cy="2926080"/>
                     </a:xfrm>
                     <a:prstGeom prst="rect">
                       <a:avLst/>
@@ -6039,315 +5551,16 @@
           <w:lang w:val="pt-BR"/>
         </w:rPr>
       </w:pPr>
-    </w:p>
-    <w:p>
-      <w:pPr>
-        <w:rPr>
-          <w:b/>
-          <w:bCs/>
-          <w:sz w:val="24"/>
-          <w:szCs w:val="24"/>
-          <w:lang w:val="pt-BR"/>
-        </w:rPr>
-      </w:pPr>
-      <w:r>
-        <w:rPr>
-          <w:b/>
-          <w:bCs/>
-          <w:sz w:val="24"/>
-          <w:szCs w:val="24"/>
-          <w:lang w:val="pt-BR"/>
-        </w:rPr>
-        <w:t>5.4</w:t>
-      </w:r>
-      <w:r>
-        <w:rPr>
-          <w:b/>
-          <w:bCs/>
-          <w:sz w:val="24"/>
-          <w:szCs w:val="24"/>
-          <w:lang w:val="pt-BR"/>
-        </w:rPr>
-        <w:t xml:space="preserve"> Tabelas de Receitas e Despesas</w:t>
-      </w:r>
-    </w:p>
-    <w:p>
-      <w:pPr>
-        <w:rPr>
-          <w:sz w:val="24"/>
-          <w:szCs w:val="24"/>
-          <w:lang w:val="pt-BR"/>
-        </w:rPr>
-      </w:pPr>
-      <w:r>
-        <w:rPr>
-          <w:sz w:val="24"/>
-          <w:szCs w:val="24"/>
-          <w:lang w:val="pt-BR"/>
-        </w:rPr>
-        <w:t>Após a importação ou inserção manual, as transações são listadas nas tabelas.</w:t>
-      </w:r>
-    </w:p>
-    <w:p>
-      <w:pPr>
-        <w:rPr>
-          <w:sz w:val="24"/>
-          <w:szCs w:val="24"/>
-          <w:lang w:val="pt-BR"/>
-        </w:rPr>
-      </w:pPr>
-      <w:r>
-        <w:rPr>
-          <w:sz w:val="24"/>
-          <w:szCs w:val="24"/>
-          <w:lang w:val="pt-BR"/>
-        </w:rPr>
-        <w:t>Cada linha mostra:</w:t>
-      </w:r>
-    </w:p>
-    <w:p>
-      <w:pPr>
-        <w:numPr>
-          <w:ilvl w:val="0"/>
-          <w:numId w:val="22"/>
-        </w:numPr>
-        <w:rPr>
-          <w:sz w:val="24"/>
-          <w:szCs w:val="24"/>
-          <w:lang w:val="pt-BR"/>
-        </w:rPr>
-      </w:pPr>
-      <w:r>
-        <w:rPr>
-          <w:b/>
-          <w:bCs/>
-          <w:sz w:val="24"/>
-          <w:szCs w:val="24"/>
-          <w:lang w:val="pt-BR"/>
-        </w:rPr>
-        <w:t>Origem</w:t>
-      </w:r>
-      <w:r>
-        <w:rPr>
-          <w:sz w:val="24"/>
-          <w:szCs w:val="24"/>
-          <w:lang w:val="pt-BR"/>
-        </w:rPr>
-        <w:t xml:space="preserve"> (categoria)</w:t>
-      </w:r>
-    </w:p>
-    <w:p>
-      <w:pPr>
-        <w:numPr>
-          <w:ilvl w:val="0"/>
-          <w:numId w:val="22"/>
-        </w:numPr>
-        <w:rPr>
-          <w:sz w:val="24"/>
-          <w:szCs w:val="24"/>
-          <w:lang w:val="pt-BR"/>
-        </w:rPr>
-      </w:pPr>
-      <w:r>
-        <w:rPr>
-          <w:b/>
-          <w:bCs/>
-          <w:sz w:val="24"/>
-          <w:szCs w:val="24"/>
-          <w:lang w:val="pt-BR"/>
-        </w:rPr>
-        <w:t>Descrição</w:t>
-      </w:r>
-    </w:p>
-    <w:p>
-      <w:pPr>
-        <w:numPr>
-          <w:ilvl w:val="0"/>
-          <w:numId w:val="22"/>
-        </w:numPr>
-        <w:rPr>
-          <w:sz w:val="24"/>
-          <w:szCs w:val="24"/>
-          <w:lang w:val="pt-BR"/>
-        </w:rPr>
-      </w:pPr>
-      <w:r>
-        <w:rPr>
-          <w:b/>
-          <w:bCs/>
-          <w:sz w:val="24"/>
-          <w:szCs w:val="24"/>
-          <w:lang w:val="pt-BR"/>
-        </w:rPr>
-        <w:t>Tipo</w:t>
-      </w:r>
-      <w:r>
-        <w:rPr>
-          <w:sz w:val="24"/>
-          <w:szCs w:val="24"/>
-          <w:lang w:val="pt-BR"/>
-        </w:rPr>
-        <w:t xml:space="preserve"> (Débito, Crédito, Pix ou dinheiro)</w:t>
-      </w:r>
-    </w:p>
-    <w:p>
-      <w:pPr>
-        <w:numPr>
-          <w:ilvl w:val="0"/>
-          <w:numId w:val="22"/>
-        </w:numPr>
-        <w:rPr>
-          <w:sz w:val="24"/>
-          <w:szCs w:val="24"/>
-          <w:lang w:val="pt-BR"/>
-        </w:rPr>
-      </w:pPr>
-      <w:r>
-        <w:rPr>
-          <w:b/>
-          <w:bCs/>
-          <w:sz w:val="24"/>
-          <w:szCs w:val="24"/>
-          <w:lang w:val="pt-BR"/>
-        </w:rPr>
-        <w:t>Valor</w:t>
-      </w:r>
-    </w:p>
-    <w:p>
-      <w:pPr>
-        <w:numPr>
-          <w:ilvl w:val="0"/>
-          <w:numId w:val="22"/>
-        </w:numPr>
-        <w:rPr>
-          <w:sz w:val="24"/>
-          <w:szCs w:val="24"/>
-          <w:lang w:val="pt-BR"/>
-        </w:rPr>
-      </w:pPr>
-      <w:r>
-        <w:rPr>
-          <w:b/>
-          <w:bCs/>
-          <w:sz w:val="24"/>
-          <w:szCs w:val="24"/>
-          <w:lang w:val="pt-BR"/>
-        </w:rPr>
-        <w:t>Data</w:t>
-      </w:r>
-    </w:p>
-    <w:p>
-      <w:pPr>
-        <w:rPr>
-          <w:sz w:val="24"/>
-          <w:szCs w:val="24"/>
-          <w:lang w:val="pt-BR"/>
-        </w:rPr>
-      </w:pPr>
-      <w:r>
-        <w:rPr>
-          <w:sz w:val="24"/>
-          <w:szCs w:val="24"/>
-          <w:lang w:val="pt-BR"/>
-        </w:rPr>
-        <w:t>As tabelas são atualizadas automaticamente a cada ação.</w:t>
-      </w:r>
-    </w:p>
-    <w:p>
-      <w:pPr>
-        <w:rPr>
-          <w:sz w:val="24"/>
-          <w:szCs w:val="24"/>
-          <w:lang w:val="pt-BR"/>
-        </w:rPr>
-      </w:pPr>
-    </w:p>
-    <w:p>
-      <w:pPr>
-        <w:rPr>
-          <w:b/>
-          <w:bCs/>
-          <w:sz w:val="24"/>
-          <w:szCs w:val="24"/>
-          <w:lang w:val="pt-BR"/>
-        </w:rPr>
-      </w:pPr>
-      <w:r>
-        <w:rPr>
-          <w:b/>
-          <w:bCs/>
-          <w:sz w:val="24"/>
-          <w:szCs w:val="24"/>
-          <w:lang w:val="pt-BR"/>
-        </w:rPr>
-        <w:t>5.5</w:t>
-      </w:r>
-      <w:r>
-        <w:rPr>
-          <w:b/>
-          <w:bCs/>
-          <w:sz w:val="24"/>
-          <w:szCs w:val="24"/>
-          <w:lang w:val="pt-BR"/>
-        </w:rPr>
-        <w:t xml:space="preserve"> Barra Superior do Menu (</w:t>
-      </w:r>
-      <w:proofErr w:type="spellStart"/>
-      <w:r>
-        <w:rPr>
-          <w:b/>
-          <w:bCs/>
-          <w:sz w:val="24"/>
-          <w:szCs w:val="24"/>
-          <w:lang w:val="pt-BR"/>
-        </w:rPr>
-        <w:t>Navbar</w:t>
-      </w:r>
-      <w:proofErr w:type="spellEnd"/>
-      <w:r>
-        <w:rPr>
-          <w:b/>
-          <w:bCs/>
-          <w:sz w:val="24"/>
-          <w:szCs w:val="24"/>
-          <w:lang w:val="pt-BR"/>
-        </w:rPr>
-        <w:t>)</w:t>
-      </w:r>
-    </w:p>
-    <w:p>
-      <w:pPr>
-        <w:rPr>
-          <w:sz w:val="24"/>
-          <w:szCs w:val="24"/>
-          <w:lang w:val="pt-BR"/>
-        </w:rPr>
-      </w:pPr>
-      <w:r>
-        <w:rPr>
-          <w:sz w:val="24"/>
-          <w:szCs w:val="24"/>
-          <w:lang w:val="pt-BR"/>
-        </w:rPr>
-        <w:t>A parte superior da página apresenta a barra de navegação, que permite acessar rapidamente as principais funções do sistema.</w:t>
-      </w:r>
-    </w:p>
-    <w:p>
-      <w:pPr>
-        <w:rPr>
-          <w:u w:val="single"/>
-          <w:lang w:val="pt-BR"/>
-        </w:rPr>
-      </w:pPr>
       <w:r>
         <w:rPr>
           <w:noProof/>
         </w:rPr>
+        <w:lastRenderedPageBreak/>
         <w:drawing>
-          <wp:inline distT="0" distB="0" distL="0" distR="0" wp14:anchorId="2FDDBCDE" wp14:editId="000317E0">
-            <wp:extent cx="5486400" cy="2560320"/>
-            <wp:effectExtent l="0" t="0" r="0" b="0"/>
-            <wp:docPr id="1967473281" name="Imagem 1"/>
+          <wp:inline distT="0" distB="0" distL="0" distR="0" wp14:anchorId="48C4F57B" wp14:editId="5F5048D7">
+            <wp:extent cx="5486400" cy="2926080"/>
+            <wp:effectExtent l="0" t="0" r="0" b="7620"/>
+            <wp:docPr id="1556531890" name="Imagem 1" descr="Tela de computador com texto preto sobre fundo branco&#10;&#10;O conteúdo gerado por IA pode estar incorreto."/>
             <wp:cNvGraphicFramePr>
               <a:graphicFrameLocks xmlns:a="http://schemas.openxmlformats.org/drawingml/2006/main" noChangeAspect="1"/>
             </wp:cNvGraphicFramePr>
@@ -6355,7 +5568,7 @@
               <a:graphicData uri="http://schemas.openxmlformats.org/drawingml/2006/picture">
                 <pic:pic xmlns:pic="http://schemas.openxmlformats.org/drawingml/2006/picture">
                   <pic:nvPicPr>
-                    <pic:cNvPr id="1967473281" name=""/>
+                    <pic:cNvPr id="1556531890" name="Imagem 1" descr="Tela de computador com texto preto sobre fundo branco&#10;&#10;O conteúdo gerado por IA pode estar incorreto."/>
                     <pic:cNvPicPr/>
                   </pic:nvPicPr>
                   <pic:blipFill>
@@ -6367,7 +5580,7 @@
                   <pic:spPr>
                     <a:xfrm>
                       <a:off x="0" y="0"/>
-                      <a:ext cx="5486400" cy="2560320"/>
+                      <a:ext cx="5486400" cy="2926080"/>
                     </a:xfrm>
                     <a:prstGeom prst="rect">
                       <a:avLst/>
@@ -6382,6 +5595,1514 @@
     </w:p>
     <w:p>
       <w:pPr>
+        <w:ind w:left="360"/>
+        <w:rPr>
+          <w:lang w:val="pt-BR"/>
+        </w:rPr>
+      </w:pPr>
+    </w:p>
+    <w:p>
+      <w:pPr>
+        <w:ind w:left="360"/>
+        <w:rPr>
+          <w:b/>
+          <w:bCs/>
+          <w:sz w:val="24"/>
+          <w:szCs w:val="24"/>
+          <w:lang w:val="pt-BR"/>
+        </w:rPr>
+      </w:pPr>
+      <w:r>
+        <w:rPr>
+          <w:b/>
+          <w:bCs/>
+          <w:sz w:val="24"/>
+          <w:szCs w:val="24"/>
+          <w:lang w:val="pt-BR"/>
+        </w:rPr>
+        <w:t>5.3</w:t>
+      </w:r>
+      <w:r>
+        <w:rPr>
+          <w:b/>
+          <w:bCs/>
+          <w:sz w:val="24"/>
+          <w:szCs w:val="24"/>
+          <w:lang w:val="pt-BR"/>
+        </w:rPr>
+        <w:t xml:space="preserve"> Adicionando uma Transação Manualmente</w:t>
+      </w:r>
+    </w:p>
+    <w:p>
+      <w:pPr>
+        <w:ind w:left="360"/>
+        <w:rPr>
+          <w:sz w:val="24"/>
+          <w:szCs w:val="24"/>
+          <w:lang w:val="pt-BR"/>
+        </w:rPr>
+      </w:pPr>
+      <w:r>
+        <w:rPr>
+          <w:sz w:val="24"/>
+          <w:szCs w:val="24"/>
+          <w:lang w:val="pt-BR"/>
+        </w:rPr>
+        <w:t>Além da importação, o sistema permite cadastrar manualmente uma Receita ou Despesa.</w:t>
+      </w:r>
+    </w:p>
+    <w:p>
+      <w:pPr>
+        <w:ind w:left="360"/>
+        <w:rPr>
+          <w:sz w:val="24"/>
+          <w:szCs w:val="24"/>
+          <w:lang w:val="pt-BR"/>
+        </w:rPr>
+      </w:pPr>
+      <w:r>
+        <w:rPr>
+          <w:sz w:val="24"/>
+          <w:szCs w:val="24"/>
+          <w:lang w:val="pt-BR"/>
+        </w:rPr>
+        <w:t>Existem dois botões “Adicionar”:</w:t>
+      </w:r>
+    </w:p>
+    <w:p>
+      <w:pPr>
+        <w:numPr>
+          <w:ilvl w:val="0"/>
+          <w:numId w:val="19"/>
+        </w:numPr>
+        <w:rPr>
+          <w:sz w:val="24"/>
+          <w:szCs w:val="24"/>
+          <w:lang w:val="pt-BR"/>
+        </w:rPr>
+      </w:pPr>
+      <w:r>
+        <w:rPr>
+          <w:sz w:val="24"/>
+          <w:szCs w:val="24"/>
+          <w:lang w:val="pt-BR"/>
+        </w:rPr>
+        <w:t>Um no card de Receitas</w:t>
+      </w:r>
+    </w:p>
+    <w:p>
+      <w:pPr>
+        <w:numPr>
+          <w:ilvl w:val="0"/>
+          <w:numId w:val="19"/>
+        </w:numPr>
+        <w:rPr>
+          <w:sz w:val="24"/>
+          <w:szCs w:val="24"/>
+          <w:lang w:val="pt-BR"/>
+        </w:rPr>
+      </w:pPr>
+      <w:r>
+        <w:rPr>
+          <w:sz w:val="24"/>
+          <w:szCs w:val="24"/>
+          <w:lang w:val="pt-BR"/>
+        </w:rPr>
+        <w:t>Um no card de Despesas</w:t>
+      </w:r>
+    </w:p>
+    <w:p>
+      <w:pPr>
+        <w:ind w:left="360"/>
+        <w:rPr>
+          <w:sz w:val="24"/>
+          <w:szCs w:val="24"/>
+          <w:lang w:val="pt-BR"/>
+        </w:rPr>
+      </w:pPr>
+      <w:r>
+        <w:rPr>
+          <w:sz w:val="24"/>
+          <w:szCs w:val="24"/>
+          <w:lang w:val="pt-BR"/>
+        </w:rPr>
+        <w:t>Como adicionar uma Receita manualmente:</w:t>
+      </w:r>
+    </w:p>
+    <w:p>
+      <w:pPr>
+        <w:numPr>
+          <w:ilvl w:val="0"/>
+          <w:numId w:val="20"/>
+        </w:numPr>
+        <w:rPr>
+          <w:sz w:val="24"/>
+          <w:szCs w:val="24"/>
+          <w:lang w:val="pt-BR"/>
+        </w:rPr>
+      </w:pPr>
+      <w:r>
+        <w:rPr>
+          <w:sz w:val="24"/>
+          <w:szCs w:val="24"/>
+          <w:lang w:val="pt-BR"/>
+        </w:rPr>
+        <w:t>Clique no botão “Adicionar” localizado dentro da seção Receitas.</w:t>
+      </w:r>
+    </w:p>
+    <w:p>
+      <w:pPr>
+        <w:numPr>
+          <w:ilvl w:val="0"/>
+          <w:numId w:val="20"/>
+        </w:numPr>
+        <w:rPr>
+          <w:sz w:val="24"/>
+          <w:szCs w:val="24"/>
+          <w:lang w:val="pt-BR"/>
+        </w:rPr>
+      </w:pPr>
+      <w:r>
+        <w:rPr>
+          <w:sz w:val="24"/>
+          <w:szCs w:val="24"/>
+          <w:lang w:val="pt-BR"/>
+        </w:rPr>
+        <w:t>Será exibido um formulário com os seguintes campos:</w:t>
+      </w:r>
+    </w:p>
+    <w:p>
+      <w:pPr>
+        <w:numPr>
+          <w:ilvl w:val="1"/>
+          <w:numId w:val="20"/>
+        </w:numPr>
+        <w:rPr>
+          <w:sz w:val="24"/>
+          <w:szCs w:val="24"/>
+          <w:lang w:val="pt-BR"/>
+        </w:rPr>
+      </w:pPr>
+      <w:r>
+        <w:rPr>
+          <w:b/>
+          <w:bCs/>
+          <w:sz w:val="24"/>
+          <w:szCs w:val="24"/>
+          <w:lang w:val="pt-BR"/>
+        </w:rPr>
+        <w:t>Data:</w:t>
+      </w:r>
+      <w:r>
+        <w:rPr>
+          <w:sz w:val="24"/>
+          <w:szCs w:val="24"/>
+          <w:lang w:val="pt-BR"/>
+        </w:rPr>
+        <w:t xml:space="preserve"> selecione a data da transação.</w:t>
+      </w:r>
+    </w:p>
+    <w:p>
+      <w:pPr>
+        <w:numPr>
+          <w:ilvl w:val="1"/>
+          <w:numId w:val="20"/>
+        </w:numPr>
+        <w:rPr>
+          <w:sz w:val="24"/>
+          <w:szCs w:val="24"/>
+          <w:lang w:val="pt-BR"/>
+        </w:rPr>
+      </w:pPr>
+      <w:r>
+        <w:rPr>
+          <w:b/>
+          <w:bCs/>
+          <w:sz w:val="24"/>
+          <w:szCs w:val="24"/>
+          <w:lang w:val="pt-BR"/>
+        </w:rPr>
+        <w:t>Valor:</w:t>
+      </w:r>
+      <w:r>
+        <w:rPr>
+          <w:sz w:val="24"/>
+          <w:szCs w:val="24"/>
+          <w:lang w:val="pt-BR"/>
+        </w:rPr>
+        <w:t xml:space="preserve"> informe o valor recebido.</w:t>
+      </w:r>
+    </w:p>
+    <w:p>
+      <w:pPr>
+        <w:numPr>
+          <w:ilvl w:val="1"/>
+          <w:numId w:val="20"/>
+        </w:numPr>
+        <w:rPr>
+          <w:sz w:val="24"/>
+          <w:szCs w:val="24"/>
+          <w:lang w:val="pt-BR"/>
+        </w:rPr>
+      </w:pPr>
+      <w:r>
+        <w:rPr>
+          <w:b/>
+          <w:bCs/>
+          <w:sz w:val="24"/>
+          <w:szCs w:val="24"/>
+          <w:lang w:val="pt-BR"/>
+        </w:rPr>
+        <w:t>Categoria:</w:t>
+      </w:r>
+      <w:r>
+        <w:rPr>
+          <w:sz w:val="24"/>
+          <w:szCs w:val="24"/>
+          <w:lang w:val="pt-BR"/>
+        </w:rPr>
+        <w:t xml:space="preserve"> escolha uma categoria, como Receita ou Despesa.</w:t>
+      </w:r>
+    </w:p>
+    <w:p>
+      <w:pPr>
+        <w:numPr>
+          <w:ilvl w:val="1"/>
+          <w:numId w:val="20"/>
+        </w:numPr>
+        <w:rPr>
+          <w:sz w:val="24"/>
+          <w:szCs w:val="24"/>
+          <w:lang w:val="pt-BR"/>
+        </w:rPr>
+      </w:pPr>
+      <w:r>
+        <w:rPr>
+          <w:b/>
+          <w:bCs/>
+          <w:sz w:val="24"/>
+          <w:szCs w:val="24"/>
+          <w:lang w:val="pt-BR"/>
+        </w:rPr>
+        <w:t>Descrição:</w:t>
+      </w:r>
+      <w:r>
+        <w:rPr>
+          <w:sz w:val="24"/>
+          <w:szCs w:val="24"/>
+          <w:lang w:val="pt-BR"/>
+        </w:rPr>
+        <w:t xml:space="preserve"> escreva um breve texto explicando a receita.</w:t>
+      </w:r>
+    </w:p>
+    <w:p>
+      <w:pPr>
+        <w:numPr>
+          <w:ilvl w:val="1"/>
+          <w:numId w:val="20"/>
+        </w:numPr>
+        <w:rPr>
+          <w:sz w:val="24"/>
+          <w:szCs w:val="24"/>
+          <w:lang w:val="pt-BR"/>
+        </w:rPr>
+      </w:pPr>
+      <w:r>
+        <w:rPr>
+          <w:b/>
+          <w:bCs/>
+          <w:sz w:val="24"/>
+          <w:szCs w:val="24"/>
+          <w:lang w:val="pt-BR"/>
+        </w:rPr>
+        <w:t>Conta:</w:t>
+      </w:r>
+      <w:r>
+        <w:rPr>
+          <w:sz w:val="24"/>
+          <w:szCs w:val="24"/>
+          <w:lang w:val="pt-BR"/>
+        </w:rPr>
+        <w:t xml:space="preserve"> conta selecionada</w:t>
+      </w:r>
+    </w:p>
+    <w:p>
+      <w:pPr>
+        <w:numPr>
+          <w:ilvl w:val="1"/>
+          <w:numId w:val="20"/>
+        </w:numPr>
+        <w:rPr>
+          <w:b/>
+          <w:bCs/>
+          <w:sz w:val="24"/>
+          <w:szCs w:val="24"/>
+          <w:lang w:val="pt-BR"/>
+        </w:rPr>
+      </w:pPr>
+      <w:r>
+        <w:rPr>
+          <w:b/>
+          <w:bCs/>
+          <w:sz w:val="24"/>
+          <w:szCs w:val="24"/>
+          <w:lang w:val="pt-BR"/>
+        </w:rPr>
+        <w:t xml:space="preserve">Número de parcela (se parcelado): </w:t>
+      </w:r>
+      <w:r>
+        <w:rPr>
+          <w:b/>
+          <w:bCs/>
+          <w:sz w:val="24"/>
+          <w:szCs w:val="24"/>
+          <w:lang w:val="pt-BR"/>
+        </w:rPr>
+        <w:t xml:space="preserve"> </w:t>
+      </w:r>
+      <w:r>
+        <w:rPr>
+          <w:sz w:val="24"/>
+          <w:szCs w:val="24"/>
+          <w:lang w:val="pt-BR"/>
+        </w:rPr>
+        <w:t>para caso estiver alguma parcela a receber</w:t>
+      </w:r>
+    </w:p>
+    <w:p>
+      <w:pPr>
+        <w:numPr>
+          <w:ilvl w:val="1"/>
+          <w:numId w:val="20"/>
+        </w:numPr>
+        <w:rPr>
+          <w:b/>
+          <w:bCs/>
+          <w:sz w:val="24"/>
+          <w:szCs w:val="24"/>
+          <w:lang w:val="pt-BR"/>
+        </w:rPr>
+      </w:pPr>
+      <w:r>
+        <w:rPr>
+          <w:b/>
+          <w:bCs/>
+          <w:sz w:val="24"/>
+          <w:szCs w:val="24"/>
+          <w:lang w:val="pt-BR"/>
+        </w:rPr>
+        <w:t>Recorrência (Contínua)</w:t>
+      </w:r>
+      <w:r>
+        <w:rPr>
+          <w:b/>
+          <w:bCs/>
+          <w:sz w:val="24"/>
+          <w:szCs w:val="24"/>
+          <w:lang w:val="pt-BR"/>
+        </w:rPr>
+        <w:t xml:space="preserve">: </w:t>
+      </w:r>
+      <w:r>
+        <w:rPr>
+          <w:sz w:val="24"/>
+          <w:szCs w:val="24"/>
+          <w:lang w:val="pt-BR"/>
+        </w:rPr>
+        <w:t>selecionar se é mensal, anual, diária ou não recorrente</w:t>
+      </w:r>
+      <w:r>
+        <w:rPr>
+          <w:b/>
+          <w:bCs/>
+          <w:sz w:val="24"/>
+          <w:szCs w:val="24"/>
+          <w:lang w:val="pt-BR"/>
+        </w:rPr>
+        <w:t xml:space="preserve"> </w:t>
+      </w:r>
+    </w:p>
+    <w:p>
+      <w:pPr>
+        <w:numPr>
+          <w:ilvl w:val="0"/>
+          <w:numId w:val="20"/>
+        </w:numPr>
+        <w:rPr>
+          <w:sz w:val="24"/>
+          <w:szCs w:val="24"/>
+          <w:lang w:val="pt-BR"/>
+        </w:rPr>
+      </w:pPr>
+      <w:r>
+        <w:rPr>
+          <w:sz w:val="24"/>
+          <w:szCs w:val="24"/>
+          <w:lang w:val="pt-BR"/>
+        </w:rPr>
+        <w:lastRenderedPageBreak/>
+        <w:t>Após preencher todos os campos, clique em Salvar.</w:t>
+      </w:r>
+    </w:p>
+    <w:p>
+      <w:pPr>
+        <w:numPr>
+          <w:ilvl w:val="0"/>
+          <w:numId w:val="20"/>
+        </w:numPr>
+        <w:rPr>
+          <w:sz w:val="24"/>
+          <w:szCs w:val="24"/>
+          <w:lang w:val="pt-BR"/>
+        </w:rPr>
+      </w:pPr>
+      <w:r>
+        <w:rPr>
+          <w:sz w:val="24"/>
+          <w:szCs w:val="24"/>
+          <w:lang w:val="pt-BR"/>
+        </w:rPr>
+        <w:t>A nova receita aparecerá imediatamente na tabela de Receitas.</w:t>
+      </w:r>
+    </w:p>
+    <w:p>
+      <w:pPr>
+        <w:ind w:left="720"/>
+        <w:rPr>
+          <w:sz w:val="24"/>
+          <w:szCs w:val="24"/>
+          <w:lang w:val="pt-BR"/>
+        </w:rPr>
+      </w:pPr>
+      <w:r>
+        <w:rPr>
+          <w:noProof/>
+        </w:rPr>
+        <w:drawing>
+          <wp:inline distT="0" distB="0" distL="0" distR="0" wp14:anchorId="745F252A" wp14:editId="58BBC411">
+            <wp:extent cx="5486400" cy="2959100"/>
+            <wp:effectExtent l="0" t="0" r="0" b="0"/>
+            <wp:docPr id="716873841" name="Imagem 1" descr="Tela de jogo de vídeo game&#10;&#10;O conteúdo gerado por IA pode estar incorreto."/>
+            <wp:cNvGraphicFramePr>
+              <a:graphicFrameLocks xmlns:a="http://schemas.openxmlformats.org/drawingml/2006/main" noChangeAspect="1"/>
+            </wp:cNvGraphicFramePr>
+            <a:graphic xmlns:a="http://schemas.openxmlformats.org/drawingml/2006/main">
+              <a:graphicData uri="http://schemas.openxmlformats.org/drawingml/2006/picture">
+                <pic:pic xmlns:pic="http://schemas.openxmlformats.org/drawingml/2006/picture">
+                  <pic:nvPicPr>
+                    <pic:cNvPr id="716873841" name="Imagem 1" descr="Tela de jogo de vídeo game&#10;&#10;O conteúdo gerado por IA pode estar incorreto."/>
+                    <pic:cNvPicPr/>
+                  </pic:nvPicPr>
+                  <pic:blipFill>
+                    <a:blip r:embed="rId26"/>
+                    <a:stretch>
+                      <a:fillRect/>
+                    </a:stretch>
+                  </pic:blipFill>
+                  <pic:spPr>
+                    <a:xfrm>
+                      <a:off x="0" y="0"/>
+                      <a:ext cx="5486400" cy="2959100"/>
+                    </a:xfrm>
+                    <a:prstGeom prst="rect">
+                      <a:avLst/>
+                    </a:prstGeom>
+                  </pic:spPr>
+                </pic:pic>
+              </a:graphicData>
+            </a:graphic>
+          </wp:inline>
+        </w:drawing>
+      </w:r>
+    </w:p>
+    <w:p>
+      <w:pPr>
+        <w:ind w:left="720"/>
+        <w:rPr>
+          <w:sz w:val="24"/>
+          <w:szCs w:val="24"/>
+          <w:lang w:val="pt-BR"/>
+        </w:rPr>
+      </w:pPr>
+      <w:r>
+        <w:rPr>
+          <w:noProof/>
+        </w:rPr>
+        <w:drawing>
+          <wp:inline distT="0" distB="0" distL="0" distR="0" wp14:anchorId="2AA03F48" wp14:editId="50B86FE2">
+            <wp:extent cx="5486400" cy="2959100"/>
+            <wp:effectExtent l="0" t="0" r="0" b="0"/>
+            <wp:docPr id="1686248384" name="Imagem 1" descr="Tela de computador com texto preto sobre fundo branco&#10;&#10;O conteúdo gerado por IA pode estar incorreto."/>
+            <wp:cNvGraphicFramePr>
+              <a:graphicFrameLocks xmlns:a="http://schemas.openxmlformats.org/drawingml/2006/main" noChangeAspect="1"/>
+            </wp:cNvGraphicFramePr>
+            <a:graphic xmlns:a="http://schemas.openxmlformats.org/drawingml/2006/main">
+              <a:graphicData uri="http://schemas.openxmlformats.org/drawingml/2006/picture">
+                <pic:pic xmlns:pic="http://schemas.openxmlformats.org/drawingml/2006/picture">
+                  <pic:nvPicPr>
+                    <pic:cNvPr id="1686248384" name="Imagem 1" descr="Tela de computador com texto preto sobre fundo branco&#10;&#10;O conteúdo gerado por IA pode estar incorreto."/>
+                    <pic:cNvPicPr/>
+                  </pic:nvPicPr>
+                  <pic:blipFill>
+                    <a:blip r:embed="rId27"/>
+                    <a:stretch>
+                      <a:fillRect/>
+                    </a:stretch>
+                  </pic:blipFill>
+                  <pic:spPr>
+                    <a:xfrm>
+                      <a:off x="0" y="0"/>
+                      <a:ext cx="5486400" cy="2959100"/>
+                    </a:xfrm>
+                    <a:prstGeom prst="rect">
+                      <a:avLst/>
+                    </a:prstGeom>
+                  </pic:spPr>
+                </pic:pic>
+              </a:graphicData>
+            </a:graphic>
+          </wp:inline>
+        </w:drawing>
+      </w:r>
+    </w:p>
+    <w:p>
+      <w:pPr>
+        <w:ind w:left="720"/>
+        <w:rPr>
+          <w:sz w:val="24"/>
+          <w:szCs w:val="24"/>
+          <w:lang w:val="pt-BR"/>
+        </w:rPr>
+      </w:pPr>
+      <w:r>
+        <w:rPr>
+          <w:noProof/>
+        </w:rPr>
+        <w:lastRenderedPageBreak/>
+        <w:drawing>
+          <wp:inline distT="0" distB="0" distL="0" distR="0" wp14:anchorId="44C2D704" wp14:editId="02A8F365">
+            <wp:extent cx="5486400" cy="2958465"/>
+            <wp:effectExtent l="0" t="0" r="0" b="0"/>
+            <wp:docPr id="709116799" name="Imagem 1" descr="Tela de jogo de vídeo game&#10;&#10;O conteúdo gerado por IA pode estar incorreto."/>
+            <wp:cNvGraphicFramePr>
+              <a:graphicFrameLocks xmlns:a="http://schemas.openxmlformats.org/drawingml/2006/main" noChangeAspect="1"/>
+            </wp:cNvGraphicFramePr>
+            <a:graphic xmlns:a="http://schemas.openxmlformats.org/drawingml/2006/main">
+              <a:graphicData uri="http://schemas.openxmlformats.org/drawingml/2006/picture">
+                <pic:pic xmlns:pic="http://schemas.openxmlformats.org/drawingml/2006/picture">
+                  <pic:nvPicPr>
+                    <pic:cNvPr id="709116799" name="Imagem 1" descr="Tela de jogo de vídeo game&#10;&#10;O conteúdo gerado por IA pode estar incorreto."/>
+                    <pic:cNvPicPr/>
+                  </pic:nvPicPr>
+                  <pic:blipFill>
+                    <a:blip r:embed="rId28"/>
+                    <a:stretch>
+                      <a:fillRect/>
+                    </a:stretch>
+                  </pic:blipFill>
+                  <pic:spPr>
+                    <a:xfrm>
+                      <a:off x="0" y="0"/>
+                      <a:ext cx="5486400" cy="2958465"/>
+                    </a:xfrm>
+                    <a:prstGeom prst="rect">
+                      <a:avLst/>
+                    </a:prstGeom>
+                  </pic:spPr>
+                </pic:pic>
+              </a:graphicData>
+            </a:graphic>
+          </wp:inline>
+        </w:drawing>
+      </w:r>
+    </w:p>
+    <w:p>
+      <w:pPr>
+        <w:ind w:left="360"/>
+        <w:rPr>
+          <w:sz w:val="24"/>
+          <w:szCs w:val="24"/>
+          <w:lang w:val="pt-BR"/>
+        </w:rPr>
+      </w:pPr>
+      <w:r>
+        <w:rPr>
+          <w:sz w:val="24"/>
+          <w:szCs w:val="24"/>
+          <w:lang w:val="pt-BR"/>
+        </w:rPr>
+        <w:t>Como adicionar uma Despesa manualmente:</w:t>
+      </w:r>
+    </w:p>
+    <w:p>
+      <w:pPr>
+        <w:numPr>
+          <w:ilvl w:val="0"/>
+          <w:numId w:val="21"/>
+        </w:numPr>
+        <w:rPr>
+          <w:sz w:val="24"/>
+          <w:szCs w:val="24"/>
+          <w:lang w:val="pt-BR"/>
+        </w:rPr>
+      </w:pPr>
+      <w:r>
+        <w:rPr>
+          <w:sz w:val="24"/>
+          <w:szCs w:val="24"/>
+          <w:lang w:val="pt-BR"/>
+        </w:rPr>
+        <w:t>Clique no botão Adicionar na seção Despesas.</w:t>
+      </w:r>
+    </w:p>
+    <w:p>
+      <w:pPr>
+        <w:numPr>
+          <w:ilvl w:val="0"/>
+          <w:numId w:val="21"/>
+        </w:numPr>
+        <w:rPr>
+          <w:sz w:val="24"/>
+          <w:szCs w:val="24"/>
+          <w:lang w:val="pt-BR"/>
+        </w:rPr>
+      </w:pPr>
+      <w:r>
+        <w:rPr>
+          <w:sz w:val="24"/>
+          <w:szCs w:val="24"/>
+          <w:lang w:val="pt-BR"/>
+        </w:rPr>
+        <w:t>Preencha os campos exibidos:</w:t>
+      </w:r>
+    </w:p>
+    <w:p>
+      <w:pPr>
+        <w:numPr>
+          <w:ilvl w:val="1"/>
+          <w:numId w:val="21"/>
+        </w:numPr>
+        <w:rPr>
+          <w:sz w:val="24"/>
+          <w:szCs w:val="24"/>
+          <w:lang w:val="pt-BR"/>
+        </w:rPr>
+      </w:pPr>
+      <w:r>
+        <w:rPr>
+          <w:b/>
+          <w:bCs/>
+          <w:sz w:val="24"/>
+          <w:szCs w:val="24"/>
+          <w:lang w:val="pt-BR"/>
+        </w:rPr>
+        <w:t>Data:</w:t>
+      </w:r>
+      <w:r>
+        <w:rPr>
+          <w:sz w:val="24"/>
+          <w:szCs w:val="24"/>
+          <w:lang w:val="pt-BR"/>
+        </w:rPr>
+        <w:t xml:space="preserve"> selecione a data da transação.</w:t>
+      </w:r>
+    </w:p>
+    <w:p>
+      <w:pPr>
+        <w:numPr>
+          <w:ilvl w:val="1"/>
+          <w:numId w:val="21"/>
+        </w:numPr>
+        <w:rPr>
+          <w:sz w:val="24"/>
+          <w:szCs w:val="24"/>
+          <w:lang w:val="pt-BR"/>
+        </w:rPr>
+      </w:pPr>
+      <w:r>
+        <w:rPr>
+          <w:b/>
+          <w:bCs/>
+          <w:sz w:val="24"/>
+          <w:szCs w:val="24"/>
+          <w:lang w:val="pt-BR"/>
+        </w:rPr>
+        <w:t>Valor:</w:t>
+      </w:r>
+      <w:r>
+        <w:rPr>
+          <w:sz w:val="24"/>
+          <w:szCs w:val="24"/>
+          <w:lang w:val="pt-BR"/>
+        </w:rPr>
+        <w:t xml:space="preserve"> informe o valor recebido.</w:t>
+      </w:r>
+    </w:p>
+    <w:p>
+      <w:pPr>
+        <w:numPr>
+          <w:ilvl w:val="1"/>
+          <w:numId w:val="21"/>
+        </w:numPr>
+        <w:rPr>
+          <w:sz w:val="24"/>
+          <w:szCs w:val="24"/>
+          <w:lang w:val="pt-BR"/>
+        </w:rPr>
+      </w:pPr>
+      <w:r>
+        <w:rPr>
+          <w:b/>
+          <w:bCs/>
+          <w:sz w:val="24"/>
+          <w:szCs w:val="24"/>
+          <w:lang w:val="pt-BR"/>
+        </w:rPr>
+        <w:t>Categoria:</w:t>
+      </w:r>
+      <w:r>
+        <w:rPr>
+          <w:sz w:val="24"/>
+          <w:szCs w:val="24"/>
+          <w:lang w:val="pt-BR"/>
+        </w:rPr>
+        <w:t xml:space="preserve"> escolha uma categoria, como Receita ou Despesa.</w:t>
+      </w:r>
+    </w:p>
+    <w:p>
+      <w:pPr>
+        <w:numPr>
+          <w:ilvl w:val="1"/>
+          <w:numId w:val="21"/>
+        </w:numPr>
+        <w:rPr>
+          <w:sz w:val="24"/>
+          <w:szCs w:val="24"/>
+          <w:lang w:val="pt-BR"/>
+        </w:rPr>
+      </w:pPr>
+      <w:r>
+        <w:rPr>
+          <w:b/>
+          <w:bCs/>
+          <w:sz w:val="24"/>
+          <w:szCs w:val="24"/>
+          <w:lang w:val="pt-BR"/>
+        </w:rPr>
+        <w:t>Descrição:</w:t>
+      </w:r>
+      <w:r>
+        <w:rPr>
+          <w:sz w:val="24"/>
+          <w:szCs w:val="24"/>
+          <w:lang w:val="pt-BR"/>
+        </w:rPr>
+        <w:t xml:space="preserve"> escreva um breve texto explicando a receita.</w:t>
+      </w:r>
+    </w:p>
+    <w:p>
+      <w:pPr>
+        <w:numPr>
+          <w:ilvl w:val="1"/>
+          <w:numId w:val="21"/>
+        </w:numPr>
+        <w:rPr>
+          <w:sz w:val="24"/>
+          <w:szCs w:val="24"/>
+          <w:lang w:val="pt-BR"/>
+        </w:rPr>
+      </w:pPr>
+      <w:r>
+        <w:rPr>
+          <w:b/>
+          <w:bCs/>
+          <w:sz w:val="24"/>
+          <w:szCs w:val="24"/>
+          <w:lang w:val="pt-BR"/>
+        </w:rPr>
+        <w:t>Conta:</w:t>
+      </w:r>
+      <w:r>
+        <w:rPr>
+          <w:sz w:val="24"/>
+          <w:szCs w:val="24"/>
+          <w:lang w:val="pt-BR"/>
+        </w:rPr>
+        <w:t xml:space="preserve"> conta selecionada</w:t>
+      </w:r>
+    </w:p>
+    <w:p>
+      <w:pPr>
+        <w:numPr>
+          <w:ilvl w:val="1"/>
+          <w:numId w:val="21"/>
+        </w:numPr>
+        <w:rPr>
+          <w:b/>
+          <w:bCs/>
+          <w:sz w:val="24"/>
+          <w:szCs w:val="24"/>
+          <w:lang w:val="pt-BR"/>
+        </w:rPr>
+      </w:pPr>
+      <w:r>
+        <w:rPr>
+          <w:b/>
+          <w:bCs/>
+          <w:sz w:val="24"/>
+          <w:szCs w:val="24"/>
+          <w:lang w:val="pt-BR"/>
+        </w:rPr>
+        <w:t>Cartão de Crédito (Opcional)</w:t>
+      </w:r>
+      <w:r>
+        <w:rPr>
+          <w:b/>
+          <w:bCs/>
+          <w:sz w:val="24"/>
+          <w:szCs w:val="24"/>
+          <w:lang w:val="pt-BR"/>
+        </w:rPr>
+        <w:t xml:space="preserve">: </w:t>
+      </w:r>
+      <w:r>
+        <w:rPr>
+          <w:sz w:val="24"/>
+          <w:szCs w:val="24"/>
+          <w:lang w:val="pt-BR"/>
+        </w:rPr>
+        <w:t>caso estiver no catão de crédito</w:t>
+      </w:r>
+    </w:p>
+    <w:p>
+      <w:pPr>
+        <w:numPr>
+          <w:ilvl w:val="1"/>
+          <w:numId w:val="21"/>
+        </w:numPr>
+        <w:rPr>
+          <w:b/>
+          <w:bCs/>
+          <w:sz w:val="24"/>
+          <w:szCs w:val="24"/>
+          <w:lang w:val="pt-BR"/>
+        </w:rPr>
+      </w:pPr>
+      <w:r>
+        <w:rPr>
+          <w:b/>
+          <w:bCs/>
+          <w:sz w:val="24"/>
+          <w:szCs w:val="24"/>
+          <w:lang w:val="pt-BR"/>
+        </w:rPr>
+        <w:t xml:space="preserve">Número de parcela (se parcelado): </w:t>
+      </w:r>
+      <w:r>
+        <w:rPr>
+          <w:b/>
+          <w:bCs/>
+          <w:sz w:val="24"/>
+          <w:szCs w:val="24"/>
+          <w:lang w:val="pt-BR"/>
+        </w:rPr>
+        <w:t xml:space="preserve"> </w:t>
+      </w:r>
+      <w:r>
+        <w:rPr>
+          <w:sz w:val="24"/>
+          <w:szCs w:val="24"/>
+          <w:lang w:val="pt-BR"/>
+        </w:rPr>
+        <w:t>para caso estiver alguma parcela a receber</w:t>
+      </w:r>
+    </w:p>
+    <w:p>
+      <w:pPr>
+        <w:numPr>
+          <w:ilvl w:val="1"/>
+          <w:numId w:val="21"/>
+        </w:numPr>
+        <w:rPr>
+          <w:b/>
+          <w:bCs/>
+          <w:sz w:val="24"/>
+          <w:szCs w:val="24"/>
+          <w:lang w:val="pt-BR"/>
+        </w:rPr>
+      </w:pPr>
+      <w:r>
+        <w:rPr>
+          <w:b/>
+          <w:bCs/>
+          <w:sz w:val="24"/>
+          <w:szCs w:val="24"/>
+          <w:lang w:val="pt-BR"/>
+        </w:rPr>
+        <w:t xml:space="preserve">Recorrência (Contínua): </w:t>
+      </w:r>
+      <w:r>
+        <w:rPr>
+          <w:sz w:val="24"/>
+          <w:szCs w:val="24"/>
+          <w:lang w:val="pt-BR"/>
+        </w:rPr>
+        <w:t>selecionar se é mensal, anual, diária ou não recorrente</w:t>
+      </w:r>
+      <w:r>
+        <w:rPr>
+          <w:b/>
+          <w:bCs/>
+          <w:sz w:val="24"/>
+          <w:szCs w:val="24"/>
+          <w:lang w:val="pt-BR"/>
+        </w:rPr>
+        <w:t xml:space="preserve"> </w:t>
+      </w:r>
+    </w:p>
+    <w:p>
+      <w:pPr>
+        <w:numPr>
+          <w:ilvl w:val="0"/>
+          <w:numId w:val="21"/>
+        </w:numPr>
+        <w:rPr>
+          <w:sz w:val="24"/>
+          <w:szCs w:val="24"/>
+          <w:lang w:val="pt-BR"/>
+        </w:rPr>
+      </w:pPr>
+      <w:r>
+        <w:rPr>
+          <w:sz w:val="24"/>
+          <w:szCs w:val="24"/>
+          <w:lang w:val="pt-BR"/>
+        </w:rPr>
+        <w:t>Clique em Salvar.</w:t>
+      </w:r>
+    </w:p>
+    <w:p>
+      <w:pPr>
+        <w:numPr>
+          <w:ilvl w:val="0"/>
+          <w:numId w:val="21"/>
+        </w:numPr>
+        <w:rPr>
+          <w:sz w:val="24"/>
+          <w:szCs w:val="24"/>
+          <w:lang w:val="pt-BR"/>
+        </w:rPr>
+      </w:pPr>
+      <w:r>
+        <w:rPr>
+          <w:sz w:val="24"/>
+          <w:szCs w:val="24"/>
+          <w:lang w:val="pt-BR"/>
+        </w:rPr>
+        <w:t>A despesa será adicionada à tabela automaticamente.</w:t>
+      </w:r>
+    </w:p>
+    <w:p>
+      <w:pPr>
+        <w:rPr>
+          <w:lang w:val="pt-BR"/>
+        </w:rPr>
+      </w:pPr>
+      <w:r>
+        <w:rPr>
+          <w:noProof/>
+        </w:rPr>
+        <w:lastRenderedPageBreak/>
+        <w:drawing>
+          <wp:inline distT="0" distB="0" distL="0" distR="0" wp14:anchorId="470D1B91" wp14:editId="001313BB">
+            <wp:extent cx="5486400" cy="2954655"/>
+            <wp:effectExtent l="0" t="0" r="0" b="0"/>
+            <wp:docPr id="1499985600" name="Imagem 1" descr="Tela de jogo de vídeo game&#10;&#10;O conteúdo gerado por IA pode estar incorreto."/>
+            <wp:cNvGraphicFramePr>
+              <a:graphicFrameLocks xmlns:a="http://schemas.openxmlformats.org/drawingml/2006/main" noChangeAspect="1"/>
+            </wp:cNvGraphicFramePr>
+            <a:graphic xmlns:a="http://schemas.openxmlformats.org/drawingml/2006/main">
+              <a:graphicData uri="http://schemas.openxmlformats.org/drawingml/2006/picture">
+                <pic:pic xmlns:pic="http://schemas.openxmlformats.org/drawingml/2006/picture">
+                  <pic:nvPicPr>
+                    <pic:cNvPr id="1499985600" name="Imagem 1" descr="Tela de jogo de vídeo game&#10;&#10;O conteúdo gerado por IA pode estar incorreto."/>
+                    <pic:cNvPicPr/>
+                  </pic:nvPicPr>
+                  <pic:blipFill>
+                    <a:blip r:embed="rId29"/>
+                    <a:stretch>
+                      <a:fillRect/>
+                    </a:stretch>
+                  </pic:blipFill>
+                  <pic:spPr>
+                    <a:xfrm>
+                      <a:off x="0" y="0"/>
+                      <a:ext cx="5486400" cy="2954655"/>
+                    </a:xfrm>
+                    <a:prstGeom prst="rect">
+                      <a:avLst/>
+                    </a:prstGeom>
+                  </pic:spPr>
+                </pic:pic>
+              </a:graphicData>
+            </a:graphic>
+          </wp:inline>
+        </w:drawing>
+      </w:r>
+    </w:p>
+    <w:p>
+      <w:pPr>
+        <w:rPr>
+          <w:lang w:val="pt-BR"/>
+        </w:rPr>
+      </w:pPr>
+      <w:r>
+        <w:rPr>
+          <w:noProof/>
+        </w:rPr>
+        <w:drawing>
+          <wp:inline distT="0" distB="0" distL="0" distR="0" wp14:anchorId="4D72EE6B" wp14:editId="18C176BA">
+            <wp:extent cx="5486400" cy="2933700"/>
+            <wp:effectExtent l="0" t="0" r="0" b="0"/>
+            <wp:docPr id="1910151158" name="Imagem 1" descr="Tela de computador com texto preto sobre fundo branco&#10;&#10;O conteúdo gerado por IA pode estar incorreto."/>
+            <wp:cNvGraphicFramePr>
+              <a:graphicFrameLocks xmlns:a="http://schemas.openxmlformats.org/drawingml/2006/main" noChangeAspect="1"/>
+            </wp:cNvGraphicFramePr>
+            <a:graphic xmlns:a="http://schemas.openxmlformats.org/drawingml/2006/main">
+              <a:graphicData uri="http://schemas.openxmlformats.org/drawingml/2006/picture">
+                <pic:pic xmlns:pic="http://schemas.openxmlformats.org/drawingml/2006/picture">
+                  <pic:nvPicPr>
+                    <pic:cNvPr id="1910151158" name="Imagem 1" descr="Tela de computador com texto preto sobre fundo branco&#10;&#10;O conteúdo gerado por IA pode estar incorreto."/>
+                    <pic:cNvPicPr/>
+                  </pic:nvPicPr>
+                  <pic:blipFill>
+                    <a:blip r:embed="rId30"/>
+                    <a:stretch>
+                      <a:fillRect/>
+                    </a:stretch>
+                  </pic:blipFill>
+                  <pic:spPr>
+                    <a:xfrm>
+                      <a:off x="0" y="0"/>
+                      <a:ext cx="5486400" cy="2933700"/>
+                    </a:xfrm>
+                    <a:prstGeom prst="rect">
+                      <a:avLst/>
+                    </a:prstGeom>
+                  </pic:spPr>
+                </pic:pic>
+              </a:graphicData>
+            </a:graphic>
+          </wp:inline>
+        </w:drawing>
+      </w:r>
+    </w:p>
+    <w:p>
+      <w:pPr>
+        <w:rPr>
+          <w:lang w:val="pt-BR"/>
+        </w:rPr>
+      </w:pPr>
+      <w:r>
+        <w:rPr>
+          <w:noProof/>
+        </w:rPr>
+        <w:lastRenderedPageBreak/>
+        <w:drawing>
+          <wp:inline distT="0" distB="0" distL="0" distR="0" wp14:anchorId="3693C48D" wp14:editId="3573B0B1">
+            <wp:extent cx="5486400" cy="2961640"/>
+            <wp:effectExtent l="0" t="0" r="0" b="0"/>
+            <wp:docPr id="1516573931" name="Imagem 1" descr="Tela de celular com jogo&#10;&#10;O conteúdo gerado por IA pode estar incorreto."/>
+            <wp:cNvGraphicFramePr>
+              <a:graphicFrameLocks xmlns:a="http://schemas.openxmlformats.org/drawingml/2006/main" noChangeAspect="1"/>
+            </wp:cNvGraphicFramePr>
+            <a:graphic xmlns:a="http://schemas.openxmlformats.org/drawingml/2006/main">
+              <a:graphicData uri="http://schemas.openxmlformats.org/drawingml/2006/picture">
+                <pic:pic xmlns:pic="http://schemas.openxmlformats.org/drawingml/2006/picture">
+                  <pic:nvPicPr>
+                    <pic:cNvPr id="1516573931" name="Imagem 1" descr="Tela de celular com jogo&#10;&#10;O conteúdo gerado por IA pode estar incorreto."/>
+                    <pic:cNvPicPr/>
+                  </pic:nvPicPr>
+                  <pic:blipFill>
+                    <a:blip r:embed="rId31"/>
+                    <a:stretch>
+                      <a:fillRect/>
+                    </a:stretch>
+                  </pic:blipFill>
+                  <pic:spPr>
+                    <a:xfrm>
+                      <a:off x="0" y="0"/>
+                      <a:ext cx="5486400" cy="2961640"/>
+                    </a:xfrm>
+                    <a:prstGeom prst="rect">
+                      <a:avLst/>
+                    </a:prstGeom>
+                  </pic:spPr>
+                </pic:pic>
+              </a:graphicData>
+            </a:graphic>
+          </wp:inline>
+        </w:drawing>
+      </w:r>
+    </w:p>
+    <w:p>
+      <w:pPr>
+        <w:ind w:left="360"/>
+        <w:rPr>
+          <w:lang w:val="pt-BR"/>
+        </w:rPr>
+      </w:pPr>
+    </w:p>
+    <w:p>
+      <w:pPr>
+        <w:rPr>
+          <w:b/>
+          <w:bCs/>
+          <w:sz w:val="24"/>
+          <w:szCs w:val="24"/>
+          <w:lang w:val="pt-BR"/>
+        </w:rPr>
+      </w:pPr>
+      <w:r>
+        <w:rPr>
+          <w:b/>
+          <w:bCs/>
+          <w:sz w:val="24"/>
+          <w:szCs w:val="24"/>
+          <w:lang w:val="pt-BR"/>
+        </w:rPr>
+        <w:t>5.4</w:t>
+      </w:r>
+      <w:r>
+        <w:rPr>
+          <w:b/>
+          <w:bCs/>
+          <w:sz w:val="24"/>
+          <w:szCs w:val="24"/>
+          <w:lang w:val="pt-BR"/>
+        </w:rPr>
+        <w:t xml:space="preserve"> Tabelas de Receitas e Despesas</w:t>
+      </w:r>
+    </w:p>
+    <w:p>
+      <w:pPr>
+        <w:rPr>
+          <w:sz w:val="24"/>
+          <w:szCs w:val="24"/>
+          <w:lang w:val="pt-BR"/>
+        </w:rPr>
+      </w:pPr>
+      <w:r>
+        <w:rPr>
+          <w:sz w:val="24"/>
+          <w:szCs w:val="24"/>
+          <w:lang w:val="pt-BR"/>
+        </w:rPr>
+        <w:t>Após a importação ou inserção manual, as transações são listadas nas tabelas.</w:t>
+      </w:r>
+    </w:p>
+    <w:p>
+      <w:pPr>
+        <w:rPr>
+          <w:sz w:val="24"/>
+          <w:szCs w:val="24"/>
+          <w:lang w:val="pt-BR"/>
+        </w:rPr>
+      </w:pPr>
+      <w:r>
+        <w:rPr>
+          <w:sz w:val="24"/>
+          <w:szCs w:val="24"/>
+          <w:lang w:val="pt-BR"/>
+        </w:rPr>
+        <w:t>Cada linha mostra:</w:t>
+      </w:r>
+    </w:p>
+    <w:p>
+      <w:pPr>
+        <w:numPr>
+          <w:ilvl w:val="0"/>
+          <w:numId w:val="22"/>
+        </w:numPr>
+        <w:rPr>
+          <w:sz w:val="24"/>
+          <w:szCs w:val="24"/>
+          <w:lang w:val="pt-BR"/>
+        </w:rPr>
+      </w:pPr>
+      <w:r>
+        <w:rPr>
+          <w:b/>
+          <w:bCs/>
+          <w:sz w:val="24"/>
+          <w:szCs w:val="24"/>
+          <w:lang w:val="pt-BR"/>
+        </w:rPr>
+        <w:t>Categoria</w:t>
+      </w:r>
+    </w:p>
+    <w:p>
+      <w:pPr>
+        <w:numPr>
+          <w:ilvl w:val="0"/>
+          <w:numId w:val="22"/>
+        </w:numPr>
+        <w:rPr>
+          <w:sz w:val="24"/>
+          <w:szCs w:val="24"/>
+          <w:lang w:val="pt-BR"/>
+        </w:rPr>
+      </w:pPr>
+      <w:r>
+        <w:rPr>
+          <w:b/>
+          <w:bCs/>
+          <w:sz w:val="24"/>
+          <w:szCs w:val="24"/>
+          <w:lang w:val="pt-BR"/>
+        </w:rPr>
+        <w:t>Descrição</w:t>
+      </w:r>
+    </w:p>
+    <w:p>
+      <w:pPr>
+        <w:numPr>
+          <w:ilvl w:val="0"/>
+          <w:numId w:val="22"/>
+        </w:numPr>
+        <w:rPr>
+          <w:sz w:val="24"/>
+          <w:szCs w:val="24"/>
+          <w:lang w:val="pt-BR"/>
+        </w:rPr>
+      </w:pPr>
+      <w:r>
+        <w:rPr>
+          <w:b/>
+          <w:bCs/>
+          <w:sz w:val="24"/>
+          <w:szCs w:val="24"/>
+          <w:lang w:val="pt-BR"/>
+        </w:rPr>
+        <w:t>Conta</w:t>
+      </w:r>
+    </w:p>
+    <w:p>
+      <w:pPr>
+        <w:numPr>
+          <w:ilvl w:val="0"/>
+          <w:numId w:val="22"/>
+        </w:numPr>
+        <w:rPr>
+          <w:sz w:val="24"/>
+          <w:szCs w:val="24"/>
+          <w:lang w:val="pt-BR"/>
+        </w:rPr>
+      </w:pPr>
+      <w:r>
+        <w:rPr>
+          <w:b/>
+          <w:bCs/>
+          <w:sz w:val="24"/>
+          <w:szCs w:val="24"/>
+          <w:lang w:val="pt-BR"/>
+        </w:rPr>
+        <w:t>Valor</w:t>
+      </w:r>
+    </w:p>
+    <w:p>
+      <w:pPr>
+        <w:numPr>
+          <w:ilvl w:val="0"/>
+          <w:numId w:val="22"/>
+        </w:numPr>
+        <w:rPr>
+          <w:sz w:val="24"/>
+          <w:szCs w:val="24"/>
+          <w:lang w:val="pt-BR"/>
+        </w:rPr>
+      </w:pPr>
+      <w:r>
+        <w:rPr>
+          <w:b/>
+          <w:bCs/>
+          <w:sz w:val="24"/>
+          <w:szCs w:val="24"/>
+          <w:lang w:val="pt-BR"/>
+        </w:rPr>
+        <w:t>Data</w:t>
+      </w:r>
+    </w:p>
+    <w:p>
+      <w:pPr>
+        <w:numPr>
+          <w:ilvl w:val="0"/>
+          <w:numId w:val="22"/>
+        </w:numPr>
+        <w:rPr>
+          <w:sz w:val="24"/>
+          <w:szCs w:val="24"/>
+          <w:lang w:val="pt-BR"/>
+        </w:rPr>
+      </w:pPr>
+      <w:r>
+        <w:rPr>
+          <w:b/>
+          <w:bCs/>
+          <w:sz w:val="24"/>
+          <w:szCs w:val="24"/>
+          <w:lang w:val="pt-BR"/>
+        </w:rPr>
+        <w:t>Ação</w:t>
+      </w:r>
+    </w:p>
+    <w:p>
+      <w:pPr>
+        <w:rPr>
+          <w:sz w:val="24"/>
+          <w:szCs w:val="24"/>
+          <w:lang w:val="pt-BR"/>
+        </w:rPr>
+      </w:pPr>
+      <w:r>
+        <w:rPr>
+          <w:sz w:val="24"/>
+          <w:szCs w:val="24"/>
+          <w:lang w:val="pt-BR"/>
+        </w:rPr>
+        <w:t>As tabelas são atualizadas automaticamente a cada ação.</w:t>
+      </w:r>
+    </w:p>
+    <w:p>
+      <w:pPr>
+        <w:rPr>
+          <w:sz w:val="24"/>
+          <w:szCs w:val="24"/>
+          <w:lang w:val="pt-BR"/>
+        </w:rPr>
+      </w:pPr>
+    </w:p>
+    <w:p>
+      <w:pPr>
+        <w:rPr>
+          <w:b/>
+          <w:bCs/>
+          <w:sz w:val="24"/>
+          <w:szCs w:val="24"/>
+          <w:lang w:val="pt-BR"/>
+        </w:rPr>
+      </w:pPr>
+      <w:r>
+        <w:rPr>
+          <w:b/>
+          <w:bCs/>
+          <w:sz w:val="24"/>
+          <w:szCs w:val="24"/>
+          <w:lang w:val="pt-BR"/>
+        </w:rPr>
+        <w:t>5.5</w:t>
+      </w:r>
+      <w:r>
+        <w:rPr>
+          <w:b/>
+          <w:bCs/>
+          <w:sz w:val="24"/>
+          <w:szCs w:val="24"/>
+          <w:lang w:val="pt-BR"/>
+        </w:rPr>
+        <w:t xml:space="preserve"> Barra Superior do Menu (</w:t>
+      </w:r>
+      <w:proofErr w:type="spellStart"/>
+      <w:r>
+        <w:rPr>
+          <w:b/>
+          <w:bCs/>
+          <w:sz w:val="24"/>
+          <w:szCs w:val="24"/>
+          <w:lang w:val="pt-BR"/>
+        </w:rPr>
+        <w:t>Navbar</w:t>
+      </w:r>
+      <w:proofErr w:type="spellEnd"/>
+      <w:r>
+        <w:rPr>
+          <w:b/>
+          <w:bCs/>
+          <w:sz w:val="24"/>
+          <w:szCs w:val="24"/>
+          <w:lang w:val="pt-BR"/>
+        </w:rPr>
+        <w:t>)</w:t>
+      </w:r>
+    </w:p>
+    <w:p>
+      <w:pPr>
+        <w:rPr>
+          <w:sz w:val="24"/>
+          <w:szCs w:val="24"/>
+          <w:lang w:val="pt-BR"/>
+        </w:rPr>
+      </w:pPr>
+      <w:r>
+        <w:rPr>
+          <w:sz w:val="24"/>
+          <w:szCs w:val="24"/>
+          <w:lang w:val="pt-BR"/>
+        </w:rPr>
+        <w:t>A parte superior da página apresenta a barra de navegação, que permite acessar rapidamente as principais funções do sistema.</w:t>
+      </w:r>
+    </w:p>
+    <w:p>
+      <w:pPr>
+        <w:rPr>
+          <w:u w:val="single"/>
+          <w:lang w:val="pt-BR"/>
+        </w:rPr>
+      </w:pPr>
+      <w:r>
+        <w:rPr>
+          <w:noProof/>
+        </w:rPr>
+        <w:lastRenderedPageBreak/>
+        <w:drawing>
+          <wp:inline distT="0" distB="0" distL="0" distR="0" wp14:anchorId="70B8597E" wp14:editId="6DDA9A8F">
+            <wp:extent cx="5486400" cy="1645285"/>
+            <wp:effectExtent l="0" t="0" r="0" b="0"/>
+            <wp:docPr id="30234009" name="Imagem 1" descr="Tela de celular&#10;&#10;O conteúdo gerado por IA pode estar incorreto."/>
+            <wp:cNvGraphicFramePr>
+              <a:graphicFrameLocks xmlns:a="http://schemas.openxmlformats.org/drawingml/2006/main" noChangeAspect="1"/>
+            </wp:cNvGraphicFramePr>
+            <a:graphic xmlns:a="http://schemas.openxmlformats.org/drawingml/2006/main">
+              <a:graphicData uri="http://schemas.openxmlformats.org/drawingml/2006/picture">
+                <pic:pic xmlns:pic="http://schemas.openxmlformats.org/drawingml/2006/picture">
+                  <pic:nvPicPr>
+                    <pic:cNvPr id="2051767212" name="Imagem 1" descr="Tela de celular&#10;&#10;O conteúdo gerado por IA pode estar incorreto."/>
+                    <pic:cNvPicPr/>
+                  </pic:nvPicPr>
+                  <pic:blipFill>
+                    <a:blip r:embed="rId13"/>
+                    <a:stretch>
+                      <a:fillRect/>
+                    </a:stretch>
+                  </pic:blipFill>
+                  <pic:spPr>
+                    <a:xfrm>
+                      <a:off x="0" y="0"/>
+                      <a:ext cx="5486400" cy="1645285"/>
+                    </a:xfrm>
+                    <a:prstGeom prst="rect">
+                      <a:avLst/>
+                    </a:prstGeom>
+                  </pic:spPr>
+                </pic:pic>
+              </a:graphicData>
+            </a:graphic>
+          </wp:inline>
+        </w:drawing>
+      </w:r>
+    </w:p>
+    <w:p>
+      <w:pPr>
         <w:rPr>
           <w:sz w:val="24"/>
           <w:szCs w:val="24"/>
@@ -6578,27 +7299,1301 @@
           <w:lang w:val="pt-BR"/>
         </w:rPr>
       </w:pPr>
-      <w:bookmarkStart w:id="6" w:name="_Toc215044346"/>
-      <w:r>
-        <w:rPr>
-          <w:lang w:val="pt-BR"/>
+      <w:bookmarkStart w:id="6" w:name="_Toc216165302"/>
+      <w:r>
+        <w:rPr>
+          <w:lang w:val="pt-BR"/>
+        </w:rPr>
+        <w:t>6</w:t>
+      </w:r>
+      <w:r>
+        <w:rPr>
+          <w:lang w:val="pt-BR"/>
+        </w:rPr>
+        <w:t xml:space="preserve">. </w:t>
+      </w:r>
+      <w:r>
+        <w:rPr>
+          <w:lang w:val="pt-BR"/>
+        </w:rPr>
+        <w:t>Seção de projeção</w:t>
+      </w:r>
+      <w:bookmarkEnd w:id="6"/>
+    </w:p>
+    <w:p>
+      <w:pPr>
+        <w:rPr>
+          <w:lang w:val="pt-BR"/>
+        </w:rPr>
+      </w:pPr>
+    </w:p>
+    <w:p>
+      <w:pPr>
+        <w:rPr>
+          <w:b/>
+          <w:bCs/>
+          <w:sz w:val="24"/>
+          <w:szCs w:val="24"/>
+          <w:lang w:val="pt-BR"/>
+        </w:rPr>
+      </w:pPr>
+      <w:r>
+        <w:rPr>
+          <w:b/>
+          <w:bCs/>
+          <w:sz w:val="24"/>
+          <w:szCs w:val="24"/>
+          <w:lang w:val="pt-BR"/>
+        </w:rPr>
+        <w:t xml:space="preserve">6.1 </w:t>
+      </w:r>
+      <w:r>
+        <w:rPr>
+          <w:b/>
+          <w:bCs/>
+          <w:sz w:val="24"/>
+          <w:szCs w:val="24"/>
+          <w:lang w:val="pt-BR"/>
+        </w:rPr>
+        <w:t>Acesse a Central de Projeção</w:t>
+      </w:r>
+    </w:p>
+    <w:p>
+      <w:pPr>
+        <w:rPr>
+          <w:lang w:val="pt-BR"/>
+        </w:rPr>
+      </w:pPr>
+      <w:r>
+        <w:rPr>
+          <w:lang w:val="pt-BR"/>
+        </w:rPr>
+        <w:t xml:space="preserve">No menu superior do sistema, clique em </w:t>
+      </w:r>
+      <w:r>
+        <w:rPr>
+          <w:b/>
+          <w:bCs/>
+          <w:lang w:val="pt-BR"/>
+        </w:rPr>
+        <w:t>“Central de Projeção”</w:t>
+      </w:r>
+      <w:r>
+        <w:rPr>
+          <w:lang w:val="pt-BR"/>
+        </w:rPr>
+        <w:t>.</w:t>
+      </w:r>
+    </w:p>
+    <w:p>
+      <w:pPr>
+        <w:rPr>
+          <w:lang w:val="pt-BR"/>
+        </w:rPr>
+      </w:pPr>
+      <w:r>
+        <w:rPr>
+          <w:lang w:val="pt-BR"/>
+        </w:rPr>
+        <w:t>Você verá uma tela semelhante à da imagem:</w:t>
+      </w:r>
+    </w:p>
+    <w:p>
+      <w:pPr>
+        <w:numPr>
+          <w:ilvl w:val="0"/>
+          <w:numId w:val="32"/>
+        </w:numPr>
+        <w:rPr>
+          <w:lang w:val="pt-BR"/>
+        </w:rPr>
+      </w:pPr>
+      <w:r>
+        <w:rPr>
+          <w:lang w:val="pt-BR"/>
+        </w:rPr>
+        <w:t>Indicadores do saldo atual</w:t>
+      </w:r>
+    </w:p>
+    <w:p>
+      <w:pPr>
+        <w:numPr>
+          <w:ilvl w:val="0"/>
+          <w:numId w:val="32"/>
+        </w:numPr>
+        <w:rPr>
+          <w:lang w:val="pt-BR"/>
+        </w:rPr>
+      </w:pPr>
+      <w:r>
+        <w:rPr>
+          <w:lang w:val="pt-BR"/>
+        </w:rPr>
+        <w:t>Campos para seleção do período</w:t>
+      </w:r>
+    </w:p>
+    <w:p>
+      <w:pPr>
+        <w:numPr>
+          <w:ilvl w:val="0"/>
+          <w:numId w:val="32"/>
+        </w:numPr>
+        <w:rPr>
+          <w:lang w:val="pt-BR"/>
+        </w:rPr>
+      </w:pPr>
+      <w:r>
+        <w:rPr>
+          <w:lang w:val="pt-BR"/>
+        </w:rPr>
+        <w:t>Painéis de gráficos e relatórios</w:t>
+      </w:r>
+    </w:p>
+    <w:p>
+      <w:pPr>
+        <w:rPr>
+          <w:lang w:val="pt-BR"/>
+        </w:rPr>
+      </w:pPr>
+      <w:r>
+        <w:rPr>
+          <w:noProof/>
         </w:rPr>
         <w:lastRenderedPageBreak/>
-        <w:t>6</w:t>
-      </w:r>
-      <w:r>
-        <w:rPr>
-          <w:lang w:val="pt-BR"/>
-        </w:rPr>
-        <w:t xml:space="preserve">. </w:t>
-      </w:r>
-      <w:r>
-        <w:rPr>
-          <w:lang w:val="pt-BR"/>
-        </w:rPr>
-        <w:t>Seção de projeção</w:t>
-      </w:r>
-      <w:bookmarkEnd w:id="6"/>
+        <w:drawing>
+          <wp:inline distT="0" distB="0" distL="0" distR="0" wp14:anchorId="12008412" wp14:editId="2C133112">
+            <wp:extent cx="5486400" cy="2954655"/>
+            <wp:effectExtent l="0" t="0" r="0" b="0"/>
+            <wp:docPr id="644881161" name="Imagem 1" descr="Interface gráfica do usuário, Aplicativo, Teams&#10;&#10;O conteúdo gerado por IA pode estar incorreto."/>
+            <wp:cNvGraphicFramePr>
+              <a:graphicFrameLocks xmlns:a="http://schemas.openxmlformats.org/drawingml/2006/main" noChangeAspect="1"/>
+            </wp:cNvGraphicFramePr>
+            <a:graphic xmlns:a="http://schemas.openxmlformats.org/drawingml/2006/main">
+              <a:graphicData uri="http://schemas.openxmlformats.org/drawingml/2006/picture">
+                <pic:pic xmlns:pic="http://schemas.openxmlformats.org/drawingml/2006/picture">
+                  <pic:nvPicPr>
+                    <pic:cNvPr id="644881161" name="Imagem 1" descr="Interface gráfica do usuário, Aplicativo, Teams&#10;&#10;O conteúdo gerado por IA pode estar incorreto."/>
+                    <pic:cNvPicPr/>
+                  </pic:nvPicPr>
+                  <pic:blipFill>
+                    <a:blip r:embed="rId32"/>
+                    <a:stretch>
+                      <a:fillRect/>
+                    </a:stretch>
+                  </pic:blipFill>
+                  <pic:spPr>
+                    <a:xfrm>
+                      <a:off x="0" y="0"/>
+                      <a:ext cx="5486400" cy="2954655"/>
+                    </a:xfrm>
+                    <a:prstGeom prst="rect">
+                      <a:avLst/>
+                    </a:prstGeom>
+                  </pic:spPr>
+                </pic:pic>
+              </a:graphicData>
+            </a:graphic>
+          </wp:inline>
+        </w:drawing>
+      </w:r>
+    </w:p>
+    <w:p>
+      <w:pPr>
+        <w:rPr>
+          <w:lang w:val="pt-BR"/>
+        </w:rPr>
+      </w:pPr>
+    </w:p>
+    <w:p>
+      <w:pPr>
+        <w:rPr>
+          <w:b/>
+          <w:bCs/>
+          <w:lang w:val="pt-BR"/>
+        </w:rPr>
+      </w:pPr>
+      <w:r>
+        <w:rPr>
+          <w:b/>
+          <w:bCs/>
+          <w:lang w:val="pt-BR"/>
+        </w:rPr>
+        <w:t xml:space="preserve">6.2 </w:t>
+      </w:r>
+      <w:r>
+        <w:rPr>
+          <w:b/>
+          <w:bCs/>
+          <w:lang w:val="pt-BR"/>
+        </w:rPr>
+        <w:t>Informe o período da projeção</w:t>
+      </w:r>
+    </w:p>
+    <w:p>
+      <w:pPr>
+        <w:rPr>
+          <w:lang w:val="pt-BR"/>
+        </w:rPr>
+      </w:pPr>
+      <w:r>
+        <w:rPr>
+          <w:lang w:val="pt-BR"/>
+        </w:rPr>
+        <w:t>Na área superior da tela, preencha os seguintes campos:</w:t>
+      </w:r>
+    </w:p>
+    <w:p>
+      <w:pPr>
+        <w:rPr>
+          <w:b/>
+          <w:bCs/>
+          <w:lang w:val="pt-BR"/>
+        </w:rPr>
+      </w:pPr>
+      <w:r>
+        <w:rPr>
+          <w:b/>
+          <w:bCs/>
+          <w:lang w:val="pt-BR"/>
+        </w:rPr>
+        <w:t>• Período (Início)</w:t>
+      </w:r>
+    </w:p>
+    <w:p>
+      <w:pPr>
+        <w:rPr>
+          <w:lang w:val="pt-BR"/>
+        </w:rPr>
+      </w:pPr>
+      <w:r>
+        <w:rPr>
+          <w:lang w:val="pt-BR"/>
+        </w:rPr>
+        <w:t>Clique no campo correspondente e selecione a data inicial desejada no calendário.</w:t>
+      </w:r>
+    </w:p>
+    <w:p>
+      <w:pPr>
+        <w:rPr>
+          <w:b/>
+          <w:bCs/>
+          <w:lang w:val="pt-BR"/>
+        </w:rPr>
+      </w:pPr>
+      <w:r>
+        <w:rPr>
+          <w:b/>
+          <w:bCs/>
+          <w:lang w:val="pt-BR"/>
+        </w:rPr>
+        <w:t>• Período (Fim)</w:t>
+      </w:r>
+    </w:p>
+    <w:p>
+      <w:pPr>
+        <w:rPr>
+          <w:lang w:val="pt-BR"/>
+        </w:rPr>
+      </w:pPr>
+      <w:r>
+        <w:rPr>
+          <w:lang w:val="pt-BR"/>
+        </w:rPr>
+        <w:t>Selecione a data final da análise.</w:t>
+      </w:r>
+    </w:p>
+    <w:p>
+      <w:pPr>
+        <w:rPr>
+          <w:lang w:val="pt-BR"/>
+        </w:rPr>
+      </w:pPr>
+      <w:r>
+        <w:rPr>
+          <w:lang w:val="pt-BR"/>
+        </w:rPr>
+        <w:t>Certifique-se de escolher datas válidas (por exemplo, início antes do fim).</w:t>
+      </w:r>
+    </w:p>
+    <w:p>
+      <w:pPr>
+        <w:rPr>
+          <w:lang w:val="pt-BR"/>
+        </w:rPr>
+      </w:pPr>
+    </w:p>
+    <w:p>
+      <w:pPr>
+        <w:rPr>
+          <w:lang w:val="pt-BR"/>
+        </w:rPr>
+      </w:pPr>
+      <w:r>
+        <w:rPr>
+          <w:noProof/>
+        </w:rPr>
+        <w:lastRenderedPageBreak/>
+        <w:drawing>
+          <wp:inline distT="0" distB="0" distL="0" distR="0" wp14:anchorId="0D88FEFF" wp14:editId="324988F3">
+            <wp:extent cx="5486400" cy="2954655"/>
+            <wp:effectExtent l="0" t="0" r="0" b="0"/>
+            <wp:docPr id="1721198080" name="Imagem 1" descr="Interface gráfica do usuário, Aplicativo, Teams&#10;&#10;O conteúdo gerado por IA pode estar incorreto."/>
+            <wp:cNvGraphicFramePr>
+              <a:graphicFrameLocks xmlns:a="http://schemas.openxmlformats.org/drawingml/2006/main" noChangeAspect="1"/>
+            </wp:cNvGraphicFramePr>
+            <a:graphic xmlns:a="http://schemas.openxmlformats.org/drawingml/2006/main">
+              <a:graphicData uri="http://schemas.openxmlformats.org/drawingml/2006/picture">
+                <pic:pic xmlns:pic="http://schemas.openxmlformats.org/drawingml/2006/picture">
+                  <pic:nvPicPr>
+                    <pic:cNvPr id="1721198080" name="Imagem 1" descr="Interface gráfica do usuário, Aplicativo, Teams&#10;&#10;O conteúdo gerado por IA pode estar incorreto."/>
+                    <pic:cNvPicPr/>
+                  </pic:nvPicPr>
+                  <pic:blipFill>
+                    <a:blip r:embed="rId33"/>
+                    <a:stretch>
+                      <a:fillRect/>
+                    </a:stretch>
+                  </pic:blipFill>
+                  <pic:spPr>
+                    <a:xfrm>
+                      <a:off x="0" y="0"/>
+                      <a:ext cx="5486400" cy="2954655"/>
+                    </a:xfrm>
+                    <a:prstGeom prst="rect">
+                      <a:avLst/>
+                    </a:prstGeom>
+                  </pic:spPr>
+                </pic:pic>
+              </a:graphicData>
+            </a:graphic>
+          </wp:inline>
+        </w:drawing>
+      </w:r>
+    </w:p>
+    <w:p>
+      <w:pPr>
+        <w:rPr>
+          <w:lang w:val="pt-BR"/>
+        </w:rPr>
+      </w:pPr>
+    </w:p>
+    <w:p>
+      <w:pPr>
+        <w:rPr>
+          <w:b/>
+          <w:bCs/>
+          <w:lang w:val="pt-BR"/>
+        </w:rPr>
+      </w:pPr>
+      <w:r>
+        <w:rPr>
+          <w:b/>
+          <w:bCs/>
+          <w:lang w:val="pt-BR"/>
+        </w:rPr>
+        <w:t>6.3</w:t>
+      </w:r>
+      <w:r>
+        <w:rPr>
+          <w:b/>
+          <w:bCs/>
+          <w:lang w:val="pt-BR"/>
+        </w:rPr>
+        <w:t xml:space="preserve"> </w:t>
+      </w:r>
+      <w:r>
+        <w:rPr>
+          <w:b/>
+          <w:bCs/>
+          <w:lang w:val="pt-BR"/>
+        </w:rPr>
+        <w:t>Selecione o tipo de projeção</w:t>
+      </w:r>
+    </w:p>
+    <w:p>
+      <w:pPr>
+        <w:rPr>
+          <w:lang w:val="pt-BR"/>
+        </w:rPr>
+      </w:pPr>
+      <w:r>
+        <w:rPr>
+          <w:lang w:val="pt-BR"/>
+        </w:rPr>
+        <w:t xml:space="preserve">No campo </w:t>
+      </w:r>
+      <w:r>
+        <w:rPr>
+          <w:b/>
+          <w:bCs/>
+          <w:lang w:val="pt-BR"/>
+        </w:rPr>
+        <w:t>Tipo</w:t>
+      </w:r>
+      <w:r>
+        <w:rPr>
+          <w:lang w:val="pt-BR"/>
+        </w:rPr>
+        <w:t>, escolha a forma de agrupamento das informações:</w:t>
+      </w:r>
+    </w:p>
+    <w:p>
+      <w:pPr>
+        <w:numPr>
+          <w:ilvl w:val="0"/>
+          <w:numId w:val="33"/>
+        </w:numPr>
+        <w:rPr>
+          <w:lang w:val="pt-BR"/>
+        </w:rPr>
+      </w:pPr>
+      <w:r>
+        <w:rPr>
+          <w:b/>
+          <w:bCs/>
+          <w:lang w:val="pt-BR"/>
+        </w:rPr>
+        <w:t>Mensal</w:t>
+      </w:r>
+      <w:r>
+        <w:rPr>
+          <w:lang w:val="pt-BR"/>
+        </w:rPr>
+        <w:t xml:space="preserve"> (organiza os dados por mês)</w:t>
+      </w:r>
+    </w:p>
+    <w:p>
+      <w:pPr>
+        <w:numPr>
+          <w:ilvl w:val="0"/>
+          <w:numId w:val="33"/>
+        </w:numPr>
+        <w:rPr>
+          <w:lang w:val="pt-BR"/>
+        </w:rPr>
+      </w:pPr>
+      <w:r>
+        <w:rPr>
+          <w:b/>
+          <w:bCs/>
+          <w:lang w:val="pt-BR"/>
+        </w:rPr>
+        <w:t>Semanal</w:t>
+      </w:r>
+    </w:p>
+    <w:p>
+      <w:pPr>
+        <w:numPr>
+          <w:ilvl w:val="0"/>
+          <w:numId w:val="33"/>
+        </w:numPr>
+        <w:rPr>
+          <w:lang w:val="pt-BR"/>
+        </w:rPr>
+      </w:pPr>
+      <w:r>
+        <w:rPr>
+          <w:b/>
+          <w:bCs/>
+          <w:lang w:val="pt-BR"/>
+        </w:rPr>
+        <w:t>Diário</w:t>
+      </w:r>
+      <w:r>
+        <w:rPr>
+          <w:lang w:val="pt-BR"/>
+        </w:rPr>
+        <w:br/>
+      </w:r>
+      <w:r>
+        <w:rPr>
+          <w:i/>
+          <w:iCs/>
+          <w:lang w:val="pt-BR"/>
+        </w:rPr>
+        <w:t>(As opções podem variar conforme sua configuração.)</w:t>
+      </w:r>
+    </w:p>
+    <w:p>
+      <w:pPr>
+        <w:rPr>
+          <w:lang w:val="pt-BR"/>
+        </w:rPr>
+      </w:pPr>
+      <w:r>
+        <w:rPr>
+          <w:noProof/>
+        </w:rPr>
+        <w:drawing>
+          <wp:inline distT="0" distB="0" distL="0" distR="0" wp14:anchorId="259EB4A4" wp14:editId="0FAB463B">
+            <wp:extent cx="5486400" cy="2954655"/>
+            <wp:effectExtent l="0" t="0" r="0" b="0"/>
+            <wp:docPr id="223708815" name="Imagem 1" descr="Interface gráfica do usuário, Aplicativo, Teams&#10;&#10;O conteúdo gerado por IA pode estar incorreto."/>
+            <wp:cNvGraphicFramePr>
+              <a:graphicFrameLocks xmlns:a="http://schemas.openxmlformats.org/drawingml/2006/main" noChangeAspect="1"/>
+            </wp:cNvGraphicFramePr>
+            <a:graphic xmlns:a="http://schemas.openxmlformats.org/drawingml/2006/main">
+              <a:graphicData uri="http://schemas.openxmlformats.org/drawingml/2006/picture">
+                <pic:pic xmlns:pic="http://schemas.openxmlformats.org/drawingml/2006/picture">
+                  <pic:nvPicPr>
+                    <pic:cNvPr id="223708815" name="Imagem 1" descr="Interface gráfica do usuário, Aplicativo, Teams&#10;&#10;O conteúdo gerado por IA pode estar incorreto."/>
+                    <pic:cNvPicPr/>
+                  </pic:nvPicPr>
+                  <pic:blipFill>
+                    <a:blip r:embed="rId34"/>
+                    <a:stretch>
+                      <a:fillRect/>
+                    </a:stretch>
+                  </pic:blipFill>
+                  <pic:spPr>
+                    <a:xfrm>
+                      <a:off x="0" y="0"/>
+                      <a:ext cx="5486400" cy="2954655"/>
+                    </a:xfrm>
+                    <a:prstGeom prst="rect">
+                      <a:avLst/>
+                    </a:prstGeom>
+                  </pic:spPr>
+                </pic:pic>
+              </a:graphicData>
+            </a:graphic>
+          </wp:inline>
+        </w:drawing>
+      </w:r>
+    </w:p>
+    <w:p>
+      <w:pPr>
+        <w:rPr>
+          <w:lang w:val="pt-BR"/>
+        </w:rPr>
+      </w:pPr>
+    </w:p>
+    <w:p>
+      <w:pPr>
+        <w:rPr>
+          <w:b/>
+          <w:bCs/>
+          <w:lang w:val="pt-BR"/>
+        </w:rPr>
+      </w:pPr>
+      <w:r>
+        <w:rPr>
+          <w:b/>
+          <w:bCs/>
+          <w:lang w:val="pt-BR"/>
+        </w:rPr>
+        <w:lastRenderedPageBreak/>
+        <w:t xml:space="preserve">6.4 </w:t>
+      </w:r>
+      <w:r>
+        <w:rPr>
+          <w:b/>
+          <w:bCs/>
+          <w:lang w:val="pt-BR"/>
+        </w:rPr>
+        <w:t>Gerar a projeção</w:t>
+      </w:r>
+    </w:p>
+    <w:p>
+      <w:pPr>
+        <w:rPr>
+          <w:lang w:val="pt-BR"/>
+        </w:rPr>
+      </w:pPr>
+      <w:r>
+        <w:rPr>
+          <w:lang w:val="pt-BR"/>
+        </w:rPr>
+        <w:t>Após preencher os campos:</w:t>
+      </w:r>
+    </w:p>
+    <w:p>
+      <w:pPr>
+        <w:numPr>
+          <w:ilvl w:val="0"/>
+          <w:numId w:val="34"/>
+        </w:numPr>
+        <w:rPr>
+          <w:lang w:val="pt-BR"/>
+        </w:rPr>
+      </w:pPr>
+      <w:r>
+        <w:rPr>
+          <w:lang w:val="pt-BR"/>
+        </w:rPr>
+        <w:t xml:space="preserve">Clique no botão </w:t>
+      </w:r>
+      <w:r>
+        <w:rPr>
+          <w:b/>
+          <w:bCs/>
+          <w:lang w:val="pt-BR"/>
+        </w:rPr>
+        <w:t>“Gerar Projeção”</w:t>
+      </w:r>
+      <w:r>
+        <w:rPr>
+          <w:lang w:val="pt-BR"/>
+        </w:rPr>
+        <w:t>.</w:t>
+      </w:r>
+    </w:p>
+    <w:p>
+      <w:pPr>
+        <w:numPr>
+          <w:ilvl w:val="0"/>
+          <w:numId w:val="34"/>
+        </w:numPr>
+        <w:rPr>
+          <w:lang w:val="pt-BR"/>
+        </w:rPr>
+      </w:pPr>
+      <w:r>
+        <w:rPr>
+          <w:lang w:val="pt-BR"/>
+        </w:rPr>
+        <w:t>O sistema processará os dados cadastrados e atualizará os painéis da tela.</w:t>
+      </w:r>
+    </w:p>
+    <w:p>
+      <w:pPr>
+        <w:rPr>
+          <w:lang w:val="pt-BR"/>
+        </w:rPr>
+      </w:pPr>
+      <w:r>
+        <w:rPr>
+          <w:noProof/>
+        </w:rPr>
+        <w:drawing>
+          <wp:inline distT="0" distB="0" distL="0" distR="0" wp14:anchorId="0F3FD98D" wp14:editId="42F711A9">
+            <wp:extent cx="5486400" cy="2954655"/>
+            <wp:effectExtent l="0" t="0" r="0" b="0"/>
+            <wp:docPr id="948482959" name="Imagem 1" descr="Interface gráfica do usuário, Aplicativo, Teams&#10;&#10;O conteúdo gerado por IA pode estar incorreto."/>
+            <wp:cNvGraphicFramePr>
+              <a:graphicFrameLocks xmlns:a="http://schemas.openxmlformats.org/drawingml/2006/main" noChangeAspect="1"/>
+            </wp:cNvGraphicFramePr>
+            <a:graphic xmlns:a="http://schemas.openxmlformats.org/drawingml/2006/main">
+              <a:graphicData uri="http://schemas.openxmlformats.org/drawingml/2006/picture">
+                <pic:pic xmlns:pic="http://schemas.openxmlformats.org/drawingml/2006/picture">
+                  <pic:nvPicPr>
+                    <pic:cNvPr id="948482959" name="Imagem 1" descr="Interface gráfica do usuário, Aplicativo, Teams&#10;&#10;O conteúdo gerado por IA pode estar incorreto."/>
+                    <pic:cNvPicPr/>
+                  </pic:nvPicPr>
+                  <pic:blipFill>
+                    <a:blip r:embed="rId35"/>
+                    <a:stretch>
+                      <a:fillRect/>
+                    </a:stretch>
+                  </pic:blipFill>
+                  <pic:spPr>
+                    <a:xfrm>
+                      <a:off x="0" y="0"/>
+                      <a:ext cx="5486400" cy="2954655"/>
+                    </a:xfrm>
+                    <a:prstGeom prst="rect">
+                      <a:avLst/>
+                    </a:prstGeom>
+                  </pic:spPr>
+                </pic:pic>
+              </a:graphicData>
+            </a:graphic>
+          </wp:inline>
+        </w:drawing>
+      </w:r>
+    </w:p>
+    <w:p>
+      <w:pPr>
+        <w:rPr>
+          <w:lang w:val="pt-BR"/>
+        </w:rPr>
+      </w:pPr>
+    </w:p>
+    <w:p>
+      <w:pPr>
+        <w:rPr>
+          <w:b/>
+          <w:bCs/>
+          <w:lang w:val="pt-BR"/>
+        </w:rPr>
+      </w:pPr>
+      <w:r>
+        <w:rPr>
+          <w:b/>
+          <w:bCs/>
+          <w:lang w:val="pt-BR"/>
+        </w:rPr>
+        <w:t xml:space="preserve">6.5 </w:t>
+      </w:r>
+      <w:r>
+        <w:rPr>
+          <w:b/>
+          <w:bCs/>
+          <w:lang w:val="pt-BR"/>
+        </w:rPr>
+        <w:t>Interpretando os resultados</w:t>
+      </w:r>
+    </w:p>
+    <w:p>
+      <w:pPr>
+        <w:rPr>
+          <w:b/>
+          <w:bCs/>
+          <w:lang w:val="pt-BR"/>
+        </w:rPr>
+      </w:pPr>
+      <w:r>
+        <w:rPr>
+          <w:b/>
+          <w:bCs/>
+          <w:lang w:val="pt-BR"/>
+        </w:rPr>
+        <w:t>• Saldo Atual (Mês Anterior)</w:t>
+      </w:r>
+    </w:p>
+    <w:p>
+      <w:pPr>
+        <w:rPr>
+          <w:lang w:val="pt-BR"/>
+        </w:rPr>
+      </w:pPr>
+      <w:r>
+        <w:rPr>
+          <w:lang w:val="pt-BR"/>
+        </w:rPr>
+        <w:t>Mostra o saldo consolidado até o mês anterior ao período selecionado.</w:t>
+      </w:r>
+    </w:p>
+    <w:p>
+      <w:pPr>
+        <w:rPr>
+          <w:b/>
+          <w:bCs/>
+          <w:lang w:val="pt-BR"/>
+        </w:rPr>
+      </w:pPr>
+      <w:r>
+        <w:rPr>
+          <w:b/>
+          <w:bCs/>
+          <w:lang w:val="pt-BR"/>
+        </w:rPr>
+        <w:t>• Receitas Projetadas</w:t>
+      </w:r>
+    </w:p>
+    <w:p>
+      <w:pPr>
+        <w:rPr>
+          <w:lang w:val="pt-BR"/>
+        </w:rPr>
+      </w:pPr>
+      <w:r>
+        <w:rPr>
+          <w:lang w:val="pt-BR"/>
+        </w:rPr>
+        <w:t>Exibe o valor total previsto de receitas para o período selecionado.</w:t>
+      </w:r>
+    </w:p>
+    <w:p>
+      <w:pPr>
+        <w:rPr>
+          <w:b/>
+          <w:bCs/>
+          <w:lang w:val="pt-BR"/>
+        </w:rPr>
+      </w:pPr>
+      <w:r>
+        <w:rPr>
+          <w:b/>
+          <w:bCs/>
+          <w:lang w:val="pt-BR"/>
+        </w:rPr>
+        <w:t>• Despesas Projetadas</w:t>
+      </w:r>
+    </w:p>
+    <w:p>
+      <w:pPr>
+        <w:rPr>
+          <w:lang w:val="pt-BR"/>
+        </w:rPr>
+      </w:pPr>
+      <w:r>
+        <w:rPr>
+          <w:lang w:val="pt-BR"/>
+        </w:rPr>
+        <w:t>Mostra o valor total estimado de despesas no período.</w:t>
+      </w:r>
+    </w:p>
+    <w:p>
+      <w:pPr>
+        <w:rPr>
+          <w:b/>
+          <w:bCs/>
+          <w:lang w:val="pt-BR"/>
+        </w:rPr>
+      </w:pPr>
+      <w:r>
+        <w:rPr>
+          <w:b/>
+          <w:bCs/>
+          <w:lang w:val="pt-BR"/>
+        </w:rPr>
+        <w:t>• Resultado Projetado</w:t>
+      </w:r>
+    </w:p>
+    <w:p>
+      <w:pPr>
+        <w:rPr>
+          <w:lang w:val="pt-BR"/>
+        </w:rPr>
+      </w:pPr>
+      <w:r>
+        <w:rPr>
+          <w:lang w:val="pt-BR"/>
+        </w:rPr>
+        <w:t>Indica se você terá:</w:t>
+      </w:r>
+    </w:p>
+    <w:p>
+      <w:pPr>
+        <w:numPr>
+          <w:ilvl w:val="0"/>
+          <w:numId w:val="35"/>
+        </w:numPr>
+        <w:rPr>
+          <w:lang w:val="pt-BR"/>
+        </w:rPr>
+      </w:pPr>
+      <w:r>
+        <w:rPr>
+          <w:b/>
+          <w:bCs/>
+          <w:lang w:val="pt-BR"/>
+        </w:rPr>
+        <w:t>Superávit</w:t>
+      </w:r>
+      <w:r>
+        <w:rPr>
+          <w:lang w:val="pt-BR"/>
+        </w:rPr>
+        <w:t xml:space="preserve"> (saldo positivo)</w:t>
+      </w:r>
+    </w:p>
+    <w:p>
+      <w:pPr>
+        <w:numPr>
+          <w:ilvl w:val="0"/>
+          <w:numId w:val="35"/>
+        </w:numPr>
+        <w:rPr>
+          <w:lang w:val="pt-BR"/>
+        </w:rPr>
+      </w:pPr>
+      <w:r>
+        <w:rPr>
+          <w:b/>
+          <w:bCs/>
+          <w:lang w:val="pt-BR"/>
+        </w:rPr>
+        <w:t>Déficit</w:t>
+      </w:r>
+      <w:r>
+        <w:rPr>
+          <w:lang w:val="pt-BR"/>
+        </w:rPr>
+        <w:t xml:space="preserve"> (saldo negativo)</w:t>
+      </w:r>
+    </w:p>
+    <w:p>
+      <w:pPr>
+        <w:numPr>
+          <w:ilvl w:val="0"/>
+          <w:numId w:val="35"/>
+        </w:numPr>
+        <w:rPr>
+          <w:lang w:val="pt-BR"/>
+        </w:rPr>
+      </w:pPr>
+      <w:r>
+        <w:rPr>
+          <w:b/>
+          <w:bCs/>
+          <w:lang w:val="pt-BR"/>
+        </w:rPr>
+        <w:t>Equilíbrio</w:t>
+      </w:r>
+    </w:p>
+    <w:p>
+      <w:pPr>
+        <w:rPr>
+          <w:lang w:val="pt-BR"/>
+        </w:rPr>
+      </w:pPr>
+      <w:r>
+        <w:rPr>
+          <w:noProof/>
+        </w:rPr>
+        <w:lastRenderedPageBreak/>
+        <w:drawing>
+          <wp:inline distT="0" distB="0" distL="0" distR="0" wp14:anchorId="597C2CCA" wp14:editId="1D7D4F17">
+            <wp:extent cx="5486400" cy="2954655"/>
+            <wp:effectExtent l="0" t="0" r="0" b="0"/>
+            <wp:docPr id="37197032" name="Imagem 1" descr="Interface gráfica do usuário, Aplicativo, Teams&#10;&#10;O conteúdo gerado por IA pode estar incorreto."/>
+            <wp:cNvGraphicFramePr>
+              <a:graphicFrameLocks xmlns:a="http://schemas.openxmlformats.org/drawingml/2006/main" noChangeAspect="1"/>
+            </wp:cNvGraphicFramePr>
+            <a:graphic xmlns:a="http://schemas.openxmlformats.org/drawingml/2006/main">
+              <a:graphicData uri="http://schemas.openxmlformats.org/drawingml/2006/picture">
+                <pic:pic xmlns:pic="http://schemas.openxmlformats.org/drawingml/2006/picture">
+                  <pic:nvPicPr>
+                    <pic:cNvPr id="37197032" name="Imagem 1" descr="Interface gráfica do usuário, Aplicativo, Teams&#10;&#10;O conteúdo gerado por IA pode estar incorreto."/>
+                    <pic:cNvPicPr/>
+                  </pic:nvPicPr>
+                  <pic:blipFill>
+                    <a:blip r:embed="rId36"/>
+                    <a:stretch>
+                      <a:fillRect/>
+                    </a:stretch>
+                  </pic:blipFill>
+                  <pic:spPr>
+                    <a:xfrm>
+                      <a:off x="0" y="0"/>
+                      <a:ext cx="5486400" cy="2954655"/>
+                    </a:xfrm>
+                    <a:prstGeom prst="rect">
+                      <a:avLst/>
+                    </a:prstGeom>
+                  </pic:spPr>
+                </pic:pic>
+              </a:graphicData>
+            </a:graphic>
+          </wp:inline>
+        </w:drawing>
+      </w:r>
+    </w:p>
+    <w:p>
+      <w:pPr>
+        <w:rPr>
+          <w:lang w:val="pt-BR"/>
+        </w:rPr>
+      </w:pPr>
+    </w:p>
+    <w:p>
+      <w:pPr>
+        <w:rPr>
+          <w:b/>
+          <w:bCs/>
+          <w:lang w:val="pt-BR"/>
+        </w:rPr>
+      </w:pPr>
+      <w:r>
+        <w:rPr>
+          <w:b/>
+          <w:bCs/>
+          <w:lang w:val="pt-BR"/>
+        </w:rPr>
+        <w:t xml:space="preserve">6.6 </w:t>
+      </w:r>
+      <w:r>
+        <w:rPr>
+          <w:b/>
+          <w:bCs/>
+          <w:lang w:val="pt-BR"/>
+        </w:rPr>
+        <w:t>Análise dos gráficos</w:t>
+      </w:r>
+    </w:p>
+    <w:p>
+      <w:pPr>
+        <w:rPr>
+          <w:lang w:val="pt-BR"/>
+        </w:rPr>
+      </w:pPr>
+      <w:r>
+        <w:rPr>
+          <w:lang w:val="pt-BR"/>
+        </w:rPr>
+        <w:t>A tela exibe três gráficos principais:</w:t>
+      </w:r>
+    </w:p>
+    <w:p>
+      <w:pPr>
+        <w:rPr>
+          <w:b/>
+          <w:bCs/>
+          <w:lang w:val="pt-BR"/>
+        </w:rPr>
+      </w:pPr>
+      <w:r>
+        <w:rPr>
+          <w:b/>
+          <w:bCs/>
+          <w:lang w:val="pt-BR"/>
+        </w:rPr>
+        <w:t>1. Receitas x Despesas por Período</w:t>
+      </w:r>
+    </w:p>
+    <w:p>
+      <w:pPr>
+        <w:rPr>
+          <w:lang w:val="pt-BR"/>
+        </w:rPr>
+      </w:pPr>
+      <w:r>
+        <w:rPr>
+          <w:lang w:val="pt-BR"/>
+        </w:rPr>
+        <w:t>Compara mês a mês (ou por semana/dia) a projeção de receitas e despesas.</w:t>
+      </w:r>
+    </w:p>
+    <w:p>
+      <w:pPr>
+        <w:rPr>
+          <w:b/>
+          <w:bCs/>
+          <w:lang w:val="pt-BR"/>
+        </w:rPr>
+      </w:pPr>
+      <w:r>
+        <w:rPr>
+          <w:b/>
+          <w:bCs/>
+          <w:lang w:val="pt-BR"/>
+        </w:rPr>
+        <w:t>2. Proporção</w:t>
+      </w:r>
+    </w:p>
+    <w:p>
+      <w:pPr>
+        <w:rPr>
+          <w:lang w:val="pt-BR"/>
+        </w:rPr>
+      </w:pPr>
+      <w:r>
+        <w:rPr>
+          <w:lang w:val="pt-BR"/>
+        </w:rPr>
+        <w:t>Gráfico de pizza que mostra a porcentagem de cada categoria dentro do período analisado.</w:t>
+      </w:r>
+    </w:p>
+    <w:p>
+      <w:pPr>
+        <w:rPr>
+          <w:b/>
+          <w:bCs/>
+          <w:lang w:val="pt-BR"/>
+        </w:rPr>
+      </w:pPr>
+      <w:r>
+        <w:rPr>
+          <w:b/>
+          <w:bCs/>
+          <w:lang w:val="pt-BR"/>
+        </w:rPr>
+        <w:t>3. Fluxo de Caixa (Evolução do Saldo)</w:t>
+      </w:r>
+    </w:p>
+    <w:p>
+      <w:pPr>
+        <w:rPr>
+          <w:lang w:val="pt-BR"/>
+        </w:rPr>
+      </w:pPr>
+      <w:r>
+        <w:rPr>
+          <w:lang w:val="pt-BR"/>
+        </w:rPr>
+        <w:t>Mostra como seu saldo evolui ao longo do tempo selecionado, permitindo prever tendências.</w:t>
+      </w:r>
+    </w:p>
+    <w:p>
+      <w:pPr>
+        <w:rPr>
+          <w:lang w:val="pt-BR"/>
+        </w:rPr>
+      </w:pPr>
+      <w:r>
+        <w:rPr>
+          <w:noProof/>
+        </w:rPr>
+        <w:lastRenderedPageBreak/>
+        <w:drawing>
+          <wp:inline distT="0" distB="0" distL="0" distR="0" wp14:anchorId="324E412A" wp14:editId="44C81FE4">
+            <wp:extent cx="5486400" cy="3058160"/>
+            <wp:effectExtent l="0" t="0" r="0" b="8890"/>
+            <wp:docPr id="319571212" name="Imagem 1" descr="Interface gráfica do usuário&#10;&#10;O conteúdo gerado por IA pode estar incorreto."/>
+            <wp:cNvGraphicFramePr>
+              <a:graphicFrameLocks xmlns:a="http://schemas.openxmlformats.org/drawingml/2006/main" noChangeAspect="1"/>
+            </wp:cNvGraphicFramePr>
+            <a:graphic xmlns:a="http://schemas.openxmlformats.org/drawingml/2006/main">
+              <a:graphicData uri="http://schemas.openxmlformats.org/drawingml/2006/picture">
+                <pic:pic xmlns:pic="http://schemas.openxmlformats.org/drawingml/2006/picture">
+                  <pic:nvPicPr>
+                    <pic:cNvPr id="319571212" name="Imagem 1" descr="Interface gráfica do usuário&#10;&#10;O conteúdo gerado por IA pode estar incorreto."/>
+                    <pic:cNvPicPr/>
+                  </pic:nvPicPr>
+                  <pic:blipFill>
+                    <a:blip r:embed="rId37"/>
+                    <a:stretch>
+                      <a:fillRect/>
+                    </a:stretch>
+                  </pic:blipFill>
+                  <pic:spPr>
+                    <a:xfrm>
+                      <a:off x="0" y="0"/>
+                      <a:ext cx="5486400" cy="3058160"/>
+                    </a:xfrm>
+                    <a:prstGeom prst="rect">
+                      <a:avLst/>
+                    </a:prstGeom>
+                  </pic:spPr>
+                </pic:pic>
+              </a:graphicData>
+            </a:graphic>
+          </wp:inline>
+        </w:drawing>
+      </w:r>
+    </w:p>
+    <w:p>
+      <w:pPr>
+        <w:rPr>
+          <w:lang w:val="pt-BR"/>
+        </w:rPr>
+      </w:pPr>
+    </w:p>
+    <w:p>
+      <w:pPr>
+        <w:rPr>
+          <w:b/>
+          <w:bCs/>
+          <w:lang w:val="pt-BR"/>
+        </w:rPr>
+      </w:pPr>
+      <w:r>
+        <w:rPr>
+          <w:b/>
+          <w:bCs/>
+          <w:lang w:val="pt-BR"/>
+        </w:rPr>
+        <w:t xml:space="preserve">6.7 </w:t>
+      </w:r>
+      <w:r>
+        <w:rPr>
+          <w:b/>
+          <w:bCs/>
+          <w:lang w:val="pt-BR"/>
+        </w:rPr>
+        <w:t>Ajustando a projeção</w:t>
+      </w:r>
+    </w:p>
+    <w:p>
+      <w:pPr>
+        <w:rPr>
+          <w:lang w:val="pt-BR"/>
+        </w:rPr>
+      </w:pPr>
+      <w:r>
+        <w:rPr>
+          <w:lang w:val="pt-BR"/>
+        </w:rPr>
+        <w:t>Caso queira mudar o cenário:</w:t>
+      </w:r>
+    </w:p>
+    <w:p>
+      <w:pPr>
+        <w:numPr>
+          <w:ilvl w:val="0"/>
+          <w:numId w:val="36"/>
+        </w:numPr>
+        <w:rPr>
+          <w:lang w:val="pt-BR"/>
+        </w:rPr>
+      </w:pPr>
+      <w:r>
+        <w:rPr>
+          <w:lang w:val="pt-BR"/>
+        </w:rPr>
+        <w:t>Altere as datas</w:t>
+      </w:r>
+    </w:p>
+    <w:p>
+      <w:pPr>
+        <w:numPr>
+          <w:ilvl w:val="0"/>
+          <w:numId w:val="36"/>
+        </w:numPr>
+        <w:rPr>
+          <w:lang w:val="pt-BR"/>
+        </w:rPr>
+      </w:pPr>
+      <w:r>
+        <w:rPr>
+          <w:lang w:val="pt-BR"/>
+        </w:rPr>
+        <w:t>Mude o tipo</w:t>
+      </w:r>
+    </w:p>
+    <w:p>
+      <w:pPr>
+        <w:numPr>
+          <w:ilvl w:val="0"/>
+          <w:numId w:val="36"/>
+        </w:numPr>
+        <w:rPr>
+          <w:lang w:val="pt-BR"/>
+        </w:rPr>
+      </w:pPr>
+      <w:r>
+        <w:rPr>
+          <w:lang w:val="pt-BR"/>
+        </w:rPr>
+        <w:t>Atualize receitas e despesas cadastradas</w:t>
+      </w:r>
+    </w:p>
+    <w:p>
+      <w:pPr>
+        <w:numPr>
+          <w:ilvl w:val="0"/>
+          <w:numId w:val="36"/>
+        </w:numPr>
+        <w:rPr>
+          <w:lang w:val="pt-BR"/>
+        </w:rPr>
+      </w:pPr>
+      <w:r>
+        <w:rPr>
+          <w:lang w:val="pt-BR"/>
+        </w:rPr>
+        <w:t xml:space="preserve">Clique novamente em </w:t>
+      </w:r>
+      <w:r>
+        <w:rPr>
+          <w:b/>
+          <w:bCs/>
+          <w:lang w:val="pt-BR"/>
+        </w:rPr>
+        <w:t>“Gerar Projeção”</w:t>
+      </w:r>
+    </w:p>
+    <w:p>
+      <w:pPr>
+        <w:rPr>
+          <w:lang w:val="pt-BR"/>
+        </w:rPr>
+      </w:pPr>
+      <w:r>
+        <w:rPr>
+          <w:lang w:val="pt-BR"/>
+        </w:rPr>
+        <w:t>O sistema recalcula tudo automaticamente.</w:t>
+      </w:r>
+    </w:p>
+    <w:p>
+      <w:pPr>
+        <w:rPr>
+          <w:lang w:val="pt-BR"/>
+        </w:rPr>
+      </w:pPr>
     </w:p>
     <w:p>
       <w:pPr>
@@ -6615,53 +8610,7 @@
           <w:lang w:val="pt-BR"/>
         </w:rPr>
       </w:pPr>
-    </w:p>
-    <w:p>
-      <w:pPr>
-        <w:pStyle w:val="Ttulo2"/>
-        <w:rPr>
-          <w:lang w:val="pt-BR"/>
-        </w:rPr>
-      </w:pPr>
-    </w:p>
-    <w:p>
-      <w:pPr>
-        <w:pStyle w:val="Ttulo2"/>
-        <w:rPr>
-          <w:lang w:val="pt-BR"/>
-        </w:rPr>
-      </w:pPr>
-    </w:p>
-    <w:p>
-      <w:pPr>
-        <w:pStyle w:val="Ttulo2"/>
-        <w:rPr>
-          <w:lang w:val="pt-BR"/>
-        </w:rPr>
-      </w:pPr>
-    </w:p>
-    <w:p>
-      <w:pPr>
-        <w:pStyle w:val="Ttulo2"/>
-        <w:rPr>
-          <w:lang w:val="pt-BR"/>
-        </w:rPr>
-      </w:pPr>
-      <w:r>
-        <w:rPr>
-          <w:lang w:val="pt-BR"/>
-        </w:rPr>
-        <w:t xml:space="preserve"> </w:t>
-      </w:r>
-    </w:p>
-    <w:p>
-      <w:pPr>
-        <w:pStyle w:val="Ttulo2"/>
-        <w:rPr>
-          <w:lang w:val="pt-BR"/>
-        </w:rPr>
-      </w:pPr>
-      <w:bookmarkStart w:id="7" w:name="_Toc215044347"/>
+      <w:bookmarkStart w:id="7" w:name="_Toc216165303"/>
       <w:r>
         <w:rPr>
           <w:lang w:val="pt-BR"/>
@@ -7279,6 +9228,155 @@
     </w:lvl>
   </w:abstractNum>
   <w:abstractNum w:abstractNumId="12" w15:restartNumberingAfterBreak="0">
+    <w:nsid w:val="0E9360A0"/>
+    <w:multiLevelType w:val="multilevel"/>
+    <w:tmpl w:val="43BE29E2"/>
+    <w:lvl w:ilvl="0">
+      <w:start w:val="1"/>
+      <w:numFmt w:val="bullet"/>
+      <w:lvlText w:val=""/>
+      <w:lvlJc w:val="left"/>
+      <w:pPr>
+        <w:tabs>
+          <w:tab w:val="num" w:pos="720"/>
+        </w:tabs>
+        <w:ind w:left="720" w:hanging="360"/>
+      </w:pPr>
+      <w:rPr>
+        <w:rFonts w:ascii="Symbol" w:hAnsi="Symbol" w:hint="default"/>
+        <w:sz w:val="20"/>
+      </w:rPr>
+    </w:lvl>
+    <w:lvl w:ilvl="1" w:tentative="1">
+      <w:start w:val="1"/>
+      <w:numFmt w:val="bullet"/>
+      <w:lvlText w:val="o"/>
+      <w:lvlJc w:val="left"/>
+      <w:pPr>
+        <w:tabs>
+          <w:tab w:val="num" w:pos="1440"/>
+        </w:tabs>
+        <w:ind w:left="1440" w:hanging="360"/>
+      </w:pPr>
+      <w:rPr>
+        <w:rFonts w:ascii="Courier New" w:hAnsi="Courier New" w:hint="default"/>
+        <w:sz w:val="20"/>
+      </w:rPr>
+    </w:lvl>
+    <w:lvl w:ilvl="2" w:tentative="1">
+      <w:start w:val="1"/>
+      <w:numFmt w:val="bullet"/>
+      <w:lvlText w:val=""/>
+      <w:lvlJc w:val="left"/>
+      <w:pPr>
+        <w:tabs>
+          <w:tab w:val="num" w:pos="2160"/>
+        </w:tabs>
+        <w:ind w:left="2160" w:hanging="360"/>
+      </w:pPr>
+      <w:rPr>
+        <w:rFonts w:ascii="Wingdings" w:hAnsi="Wingdings" w:hint="default"/>
+        <w:sz w:val="20"/>
+      </w:rPr>
+    </w:lvl>
+    <w:lvl w:ilvl="3" w:tentative="1">
+      <w:start w:val="1"/>
+      <w:numFmt w:val="bullet"/>
+      <w:lvlText w:val=""/>
+      <w:lvlJc w:val="left"/>
+      <w:pPr>
+        <w:tabs>
+          <w:tab w:val="num" w:pos="2880"/>
+        </w:tabs>
+        <w:ind w:left="2880" w:hanging="360"/>
+      </w:pPr>
+      <w:rPr>
+        <w:rFonts w:ascii="Wingdings" w:hAnsi="Wingdings" w:hint="default"/>
+        <w:sz w:val="20"/>
+      </w:rPr>
+    </w:lvl>
+    <w:lvl w:ilvl="4" w:tentative="1">
+      <w:start w:val="1"/>
+      <w:numFmt w:val="bullet"/>
+      <w:lvlText w:val=""/>
+      <w:lvlJc w:val="left"/>
+      <w:pPr>
+        <w:tabs>
+          <w:tab w:val="num" w:pos="3600"/>
+        </w:tabs>
+        <w:ind w:left="3600" w:hanging="360"/>
+      </w:pPr>
+      <w:rPr>
+        <w:rFonts w:ascii="Wingdings" w:hAnsi="Wingdings" w:hint="default"/>
+        <w:sz w:val="20"/>
+      </w:rPr>
+    </w:lvl>
+    <w:lvl w:ilvl="5" w:tentative="1">
+      <w:start w:val="1"/>
+      <w:numFmt w:val="bullet"/>
+      <w:lvlText w:val=""/>
+      <w:lvlJc w:val="left"/>
+      <w:pPr>
+        <w:tabs>
+          <w:tab w:val="num" w:pos="4320"/>
+        </w:tabs>
+        <w:ind w:left="4320" w:hanging="360"/>
+      </w:pPr>
+      <w:rPr>
+        <w:rFonts w:ascii="Wingdings" w:hAnsi="Wingdings" w:hint="default"/>
+        <w:sz w:val="20"/>
+      </w:rPr>
+    </w:lvl>
+    <w:lvl w:ilvl="6" w:tentative="1">
+      <w:start w:val="1"/>
+      <w:numFmt w:val="bullet"/>
+      <w:lvlText w:val=""/>
+      <w:lvlJc w:val="left"/>
+      <w:pPr>
+        <w:tabs>
+          <w:tab w:val="num" w:pos="5040"/>
+        </w:tabs>
+        <w:ind w:left="5040" w:hanging="360"/>
+      </w:pPr>
+      <w:rPr>
+        <w:rFonts w:ascii="Wingdings" w:hAnsi="Wingdings" w:hint="default"/>
+        <w:sz w:val="20"/>
+      </w:rPr>
+    </w:lvl>
+    <w:lvl w:ilvl="7" w:tentative="1">
+      <w:start w:val="1"/>
+      <w:numFmt w:val="bullet"/>
+      <w:lvlText w:val=""/>
+      <w:lvlJc w:val="left"/>
+      <w:pPr>
+        <w:tabs>
+          <w:tab w:val="num" w:pos="5760"/>
+        </w:tabs>
+        <w:ind w:left="5760" w:hanging="360"/>
+      </w:pPr>
+      <w:rPr>
+        <w:rFonts w:ascii="Wingdings" w:hAnsi="Wingdings" w:hint="default"/>
+        <w:sz w:val="20"/>
+      </w:rPr>
+    </w:lvl>
+    <w:lvl w:ilvl="8" w:tentative="1">
+      <w:start w:val="1"/>
+      <w:numFmt w:val="bullet"/>
+      <w:lvlText w:val=""/>
+      <w:lvlJc w:val="left"/>
+      <w:pPr>
+        <w:tabs>
+          <w:tab w:val="num" w:pos="6480"/>
+        </w:tabs>
+        <w:ind w:left="6480" w:hanging="360"/>
+      </w:pPr>
+      <w:rPr>
+        <w:rFonts w:ascii="Wingdings" w:hAnsi="Wingdings" w:hint="default"/>
+        <w:sz w:val="20"/>
+      </w:rPr>
+    </w:lvl>
+  </w:abstractNum>
+  <w:abstractNum w:abstractNumId="13" w15:restartNumberingAfterBreak="0">
     <w:nsid w:val="1915789D"/>
     <w:multiLevelType w:val="multilevel"/>
     <w:tmpl w:val="E08E55A0"/>
@@ -7427,7 +9525,7 @@
       </w:rPr>
     </w:lvl>
   </w:abstractNum>
-  <w:abstractNum w:abstractNumId="13" w15:restartNumberingAfterBreak="0">
+  <w:abstractNum w:abstractNumId="14" w15:restartNumberingAfterBreak="0">
     <w:nsid w:val="207B3D4B"/>
     <w:multiLevelType w:val="multilevel"/>
     <w:tmpl w:val="52981464"/>
@@ -7544,7 +9642,156 @@
       </w:pPr>
     </w:lvl>
   </w:abstractNum>
-  <w:abstractNum w:abstractNumId="14" w15:restartNumberingAfterBreak="0">
+  <w:abstractNum w:abstractNumId="15" w15:restartNumberingAfterBreak="0">
+    <w:nsid w:val="2181795D"/>
+    <w:multiLevelType w:val="multilevel"/>
+    <w:tmpl w:val="888CE87C"/>
+    <w:lvl w:ilvl="0">
+      <w:start w:val="1"/>
+      <w:numFmt w:val="bullet"/>
+      <w:lvlText w:val=""/>
+      <w:lvlJc w:val="left"/>
+      <w:pPr>
+        <w:tabs>
+          <w:tab w:val="num" w:pos="720"/>
+        </w:tabs>
+        <w:ind w:left="720" w:hanging="360"/>
+      </w:pPr>
+      <w:rPr>
+        <w:rFonts w:ascii="Symbol" w:hAnsi="Symbol" w:hint="default"/>
+        <w:sz w:val="20"/>
+      </w:rPr>
+    </w:lvl>
+    <w:lvl w:ilvl="1" w:tentative="1">
+      <w:start w:val="1"/>
+      <w:numFmt w:val="bullet"/>
+      <w:lvlText w:val="o"/>
+      <w:lvlJc w:val="left"/>
+      <w:pPr>
+        <w:tabs>
+          <w:tab w:val="num" w:pos="1440"/>
+        </w:tabs>
+        <w:ind w:left="1440" w:hanging="360"/>
+      </w:pPr>
+      <w:rPr>
+        <w:rFonts w:ascii="Courier New" w:hAnsi="Courier New" w:hint="default"/>
+        <w:sz w:val="20"/>
+      </w:rPr>
+    </w:lvl>
+    <w:lvl w:ilvl="2" w:tentative="1">
+      <w:start w:val="1"/>
+      <w:numFmt w:val="bullet"/>
+      <w:lvlText w:val=""/>
+      <w:lvlJc w:val="left"/>
+      <w:pPr>
+        <w:tabs>
+          <w:tab w:val="num" w:pos="2160"/>
+        </w:tabs>
+        <w:ind w:left="2160" w:hanging="360"/>
+      </w:pPr>
+      <w:rPr>
+        <w:rFonts w:ascii="Wingdings" w:hAnsi="Wingdings" w:hint="default"/>
+        <w:sz w:val="20"/>
+      </w:rPr>
+    </w:lvl>
+    <w:lvl w:ilvl="3" w:tentative="1">
+      <w:start w:val="1"/>
+      <w:numFmt w:val="bullet"/>
+      <w:lvlText w:val=""/>
+      <w:lvlJc w:val="left"/>
+      <w:pPr>
+        <w:tabs>
+          <w:tab w:val="num" w:pos="2880"/>
+        </w:tabs>
+        <w:ind w:left="2880" w:hanging="360"/>
+      </w:pPr>
+      <w:rPr>
+        <w:rFonts w:ascii="Wingdings" w:hAnsi="Wingdings" w:hint="default"/>
+        <w:sz w:val="20"/>
+      </w:rPr>
+    </w:lvl>
+    <w:lvl w:ilvl="4" w:tentative="1">
+      <w:start w:val="1"/>
+      <w:numFmt w:val="bullet"/>
+      <w:lvlText w:val=""/>
+      <w:lvlJc w:val="left"/>
+      <w:pPr>
+        <w:tabs>
+          <w:tab w:val="num" w:pos="3600"/>
+        </w:tabs>
+        <w:ind w:left="3600" w:hanging="360"/>
+      </w:pPr>
+      <w:rPr>
+        <w:rFonts w:ascii="Wingdings" w:hAnsi="Wingdings" w:hint="default"/>
+        <w:sz w:val="20"/>
+      </w:rPr>
+    </w:lvl>
+    <w:lvl w:ilvl="5" w:tentative="1">
+      <w:start w:val="1"/>
+      <w:numFmt w:val="bullet"/>
+      <w:lvlText w:val=""/>
+      <w:lvlJc w:val="left"/>
+      <w:pPr>
+        <w:tabs>
+          <w:tab w:val="num" w:pos="4320"/>
+        </w:tabs>
+        <w:ind w:left="4320" w:hanging="360"/>
+      </w:pPr>
+      <w:rPr>
+        <w:rFonts w:ascii="Wingdings" w:hAnsi="Wingdings" w:hint="default"/>
+        <w:sz w:val="20"/>
+      </w:rPr>
+    </w:lvl>
+    <w:lvl w:ilvl="6" w:tentative="1">
+      <w:start w:val="1"/>
+      <w:numFmt w:val="bullet"/>
+      <w:lvlText w:val=""/>
+      <w:lvlJc w:val="left"/>
+      <w:pPr>
+        <w:tabs>
+          <w:tab w:val="num" w:pos="5040"/>
+        </w:tabs>
+        <w:ind w:left="5040" w:hanging="360"/>
+      </w:pPr>
+      <w:rPr>
+        <w:rFonts w:ascii="Wingdings" w:hAnsi="Wingdings" w:hint="default"/>
+        <w:sz w:val="20"/>
+      </w:rPr>
+    </w:lvl>
+    <w:lvl w:ilvl="7" w:tentative="1">
+      <w:start w:val="1"/>
+      <w:numFmt w:val="bullet"/>
+      <w:lvlText w:val=""/>
+      <w:lvlJc w:val="left"/>
+      <w:pPr>
+        <w:tabs>
+          <w:tab w:val="num" w:pos="5760"/>
+        </w:tabs>
+        <w:ind w:left="5760" w:hanging="360"/>
+      </w:pPr>
+      <w:rPr>
+        <w:rFonts w:ascii="Wingdings" w:hAnsi="Wingdings" w:hint="default"/>
+        <w:sz w:val="20"/>
+      </w:rPr>
+    </w:lvl>
+    <w:lvl w:ilvl="8" w:tentative="1">
+      <w:start w:val="1"/>
+      <w:numFmt w:val="bullet"/>
+      <w:lvlText w:val=""/>
+      <w:lvlJc w:val="left"/>
+      <w:pPr>
+        <w:tabs>
+          <w:tab w:val="num" w:pos="6480"/>
+        </w:tabs>
+        <w:ind w:left="6480" w:hanging="360"/>
+      </w:pPr>
+      <w:rPr>
+        <w:rFonts w:ascii="Wingdings" w:hAnsi="Wingdings" w:hint="default"/>
+        <w:sz w:val="20"/>
+      </w:rPr>
+    </w:lvl>
+  </w:abstractNum>
+  <w:abstractNum w:abstractNumId="16" w15:restartNumberingAfterBreak="0">
     <w:nsid w:val="239B18A8"/>
     <w:multiLevelType w:val="multilevel"/>
     <w:tmpl w:val="366E999E"/>
@@ -7693,7 +9940,7 @@
       </w:rPr>
     </w:lvl>
   </w:abstractNum>
-  <w:abstractNum w:abstractNumId="15" w15:restartNumberingAfterBreak="0">
+  <w:abstractNum w:abstractNumId="17" w15:restartNumberingAfterBreak="0">
     <w:nsid w:val="2E0247D4"/>
     <w:multiLevelType w:val="multilevel"/>
     <w:tmpl w:val="8AAC724E"/>
@@ -7806,7 +10053,7 @@
       </w:pPr>
     </w:lvl>
   </w:abstractNum>
-  <w:abstractNum w:abstractNumId="16" w15:restartNumberingAfterBreak="0">
+  <w:abstractNum w:abstractNumId="18" w15:restartNumberingAfterBreak="0">
     <w:nsid w:val="2E1057FE"/>
     <w:multiLevelType w:val="multilevel"/>
     <w:tmpl w:val="DBBC548C"/>
@@ -7955,7 +10202,7 @@
       </w:rPr>
     </w:lvl>
   </w:abstractNum>
-  <w:abstractNum w:abstractNumId="17" w15:restartNumberingAfterBreak="0">
+  <w:abstractNum w:abstractNumId="19" w15:restartNumberingAfterBreak="0">
     <w:nsid w:val="3341152F"/>
     <w:multiLevelType w:val="multilevel"/>
     <w:tmpl w:val="E744BB2C"/>
@@ -8104,7 +10351,7 @@
       </w:rPr>
     </w:lvl>
   </w:abstractNum>
-  <w:abstractNum w:abstractNumId="18" w15:restartNumberingAfterBreak="0">
+  <w:abstractNum w:abstractNumId="20" w15:restartNumberingAfterBreak="0">
     <w:nsid w:val="399D00A5"/>
     <w:multiLevelType w:val="multilevel"/>
     <w:tmpl w:val="8AAC724E"/>
@@ -8218,7 +10465,156 @@
       </w:pPr>
     </w:lvl>
   </w:abstractNum>
-  <w:abstractNum w:abstractNumId="19" w15:restartNumberingAfterBreak="0">
+  <w:abstractNum w:abstractNumId="21" w15:restartNumberingAfterBreak="0">
+    <w:nsid w:val="3D5E7FE6"/>
+    <w:multiLevelType w:val="multilevel"/>
+    <w:tmpl w:val="E238FF9C"/>
+    <w:lvl w:ilvl="0">
+      <w:start w:val="1"/>
+      <w:numFmt w:val="bullet"/>
+      <w:lvlText w:val=""/>
+      <w:lvlJc w:val="left"/>
+      <w:pPr>
+        <w:tabs>
+          <w:tab w:val="num" w:pos="720"/>
+        </w:tabs>
+        <w:ind w:left="720" w:hanging="360"/>
+      </w:pPr>
+      <w:rPr>
+        <w:rFonts w:ascii="Symbol" w:hAnsi="Symbol" w:hint="default"/>
+        <w:sz w:val="20"/>
+      </w:rPr>
+    </w:lvl>
+    <w:lvl w:ilvl="1" w:tentative="1">
+      <w:start w:val="1"/>
+      <w:numFmt w:val="bullet"/>
+      <w:lvlText w:val="o"/>
+      <w:lvlJc w:val="left"/>
+      <w:pPr>
+        <w:tabs>
+          <w:tab w:val="num" w:pos="1440"/>
+        </w:tabs>
+        <w:ind w:left="1440" w:hanging="360"/>
+      </w:pPr>
+      <w:rPr>
+        <w:rFonts w:ascii="Courier New" w:hAnsi="Courier New" w:hint="default"/>
+        <w:sz w:val="20"/>
+      </w:rPr>
+    </w:lvl>
+    <w:lvl w:ilvl="2" w:tentative="1">
+      <w:start w:val="1"/>
+      <w:numFmt w:val="bullet"/>
+      <w:lvlText w:val=""/>
+      <w:lvlJc w:val="left"/>
+      <w:pPr>
+        <w:tabs>
+          <w:tab w:val="num" w:pos="2160"/>
+        </w:tabs>
+        <w:ind w:left="2160" w:hanging="360"/>
+      </w:pPr>
+      <w:rPr>
+        <w:rFonts w:ascii="Wingdings" w:hAnsi="Wingdings" w:hint="default"/>
+        <w:sz w:val="20"/>
+      </w:rPr>
+    </w:lvl>
+    <w:lvl w:ilvl="3" w:tentative="1">
+      <w:start w:val="1"/>
+      <w:numFmt w:val="bullet"/>
+      <w:lvlText w:val=""/>
+      <w:lvlJc w:val="left"/>
+      <w:pPr>
+        <w:tabs>
+          <w:tab w:val="num" w:pos="2880"/>
+        </w:tabs>
+        <w:ind w:left="2880" w:hanging="360"/>
+      </w:pPr>
+      <w:rPr>
+        <w:rFonts w:ascii="Wingdings" w:hAnsi="Wingdings" w:hint="default"/>
+        <w:sz w:val="20"/>
+      </w:rPr>
+    </w:lvl>
+    <w:lvl w:ilvl="4" w:tentative="1">
+      <w:start w:val="1"/>
+      <w:numFmt w:val="bullet"/>
+      <w:lvlText w:val=""/>
+      <w:lvlJc w:val="left"/>
+      <w:pPr>
+        <w:tabs>
+          <w:tab w:val="num" w:pos="3600"/>
+        </w:tabs>
+        <w:ind w:left="3600" w:hanging="360"/>
+      </w:pPr>
+      <w:rPr>
+        <w:rFonts w:ascii="Wingdings" w:hAnsi="Wingdings" w:hint="default"/>
+        <w:sz w:val="20"/>
+      </w:rPr>
+    </w:lvl>
+    <w:lvl w:ilvl="5" w:tentative="1">
+      <w:start w:val="1"/>
+      <w:numFmt w:val="bullet"/>
+      <w:lvlText w:val=""/>
+      <w:lvlJc w:val="left"/>
+      <w:pPr>
+        <w:tabs>
+          <w:tab w:val="num" w:pos="4320"/>
+        </w:tabs>
+        <w:ind w:left="4320" w:hanging="360"/>
+      </w:pPr>
+      <w:rPr>
+        <w:rFonts w:ascii="Wingdings" w:hAnsi="Wingdings" w:hint="default"/>
+        <w:sz w:val="20"/>
+      </w:rPr>
+    </w:lvl>
+    <w:lvl w:ilvl="6" w:tentative="1">
+      <w:start w:val="1"/>
+      <w:numFmt w:val="bullet"/>
+      <w:lvlText w:val=""/>
+      <w:lvlJc w:val="left"/>
+      <w:pPr>
+        <w:tabs>
+          <w:tab w:val="num" w:pos="5040"/>
+        </w:tabs>
+        <w:ind w:left="5040" w:hanging="360"/>
+      </w:pPr>
+      <w:rPr>
+        <w:rFonts w:ascii="Wingdings" w:hAnsi="Wingdings" w:hint="default"/>
+        <w:sz w:val="20"/>
+      </w:rPr>
+    </w:lvl>
+    <w:lvl w:ilvl="7" w:tentative="1">
+      <w:start w:val="1"/>
+      <w:numFmt w:val="bullet"/>
+      <w:lvlText w:val=""/>
+      <w:lvlJc w:val="left"/>
+      <w:pPr>
+        <w:tabs>
+          <w:tab w:val="num" w:pos="5760"/>
+        </w:tabs>
+        <w:ind w:left="5760" w:hanging="360"/>
+      </w:pPr>
+      <w:rPr>
+        <w:rFonts w:ascii="Wingdings" w:hAnsi="Wingdings" w:hint="default"/>
+        <w:sz w:val="20"/>
+      </w:rPr>
+    </w:lvl>
+    <w:lvl w:ilvl="8" w:tentative="1">
+      <w:start w:val="1"/>
+      <w:numFmt w:val="bullet"/>
+      <w:lvlText w:val=""/>
+      <w:lvlJc w:val="left"/>
+      <w:pPr>
+        <w:tabs>
+          <w:tab w:val="num" w:pos="6480"/>
+        </w:tabs>
+        <w:ind w:left="6480" w:hanging="360"/>
+      </w:pPr>
+      <w:rPr>
+        <w:rFonts w:ascii="Wingdings" w:hAnsi="Wingdings" w:hint="default"/>
+        <w:sz w:val="20"/>
+      </w:rPr>
+    </w:lvl>
+  </w:abstractNum>
+  <w:abstractNum w:abstractNumId="22" w15:restartNumberingAfterBreak="0">
     <w:nsid w:val="44413122"/>
     <w:multiLevelType w:val="multilevel"/>
     <w:tmpl w:val="6A4C5CB8"/>
@@ -8335,7 +10731,7 @@
       </w:pPr>
     </w:lvl>
   </w:abstractNum>
-  <w:abstractNum w:abstractNumId="20" w15:restartNumberingAfterBreak="0">
+  <w:abstractNum w:abstractNumId="23" w15:restartNumberingAfterBreak="0">
     <w:nsid w:val="56F82CCD"/>
     <w:multiLevelType w:val="hybridMultilevel"/>
     <w:tmpl w:val="4C942758"/>
@@ -8424,7 +10820,7 @@
       </w:pPr>
     </w:lvl>
   </w:abstractNum>
-  <w:abstractNum w:abstractNumId="21" w15:restartNumberingAfterBreak="0">
+  <w:abstractNum w:abstractNumId="24" w15:restartNumberingAfterBreak="0">
     <w:nsid w:val="594867DF"/>
     <w:multiLevelType w:val="multilevel"/>
     <w:tmpl w:val="54084664"/>
@@ -8573,7 +10969,7 @@
       </w:rPr>
     </w:lvl>
   </w:abstractNum>
-  <w:abstractNum w:abstractNumId="22" w15:restartNumberingAfterBreak="0">
+  <w:abstractNum w:abstractNumId="25" w15:restartNumberingAfterBreak="0">
     <w:nsid w:val="5F591BBB"/>
     <w:multiLevelType w:val="hybridMultilevel"/>
     <w:tmpl w:val="4FA84FF2"/>
@@ -8662,7 +11058,7 @@
       </w:pPr>
     </w:lvl>
   </w:abstractNum>
-  <w:abstractNum w:abstractNumId="23" w15:restartNumberingAfterBreak="0">
+  <w:abstractNum w:abstractNumId="26" w15:restartNumberingAfterBreak="0">
     <w:nsid w:val="5F726941"/>
     <w:multiLevelType w:val="multilevel"/>
     <w:tmpl w:val="46BAE094"/>
@@ -8811,7 +11207,7 @@
       </w:rPr>
     </w:lvl>
   </w:abstractNum>
-  <w:abstractNum w:abstractNumId="24" w15:restartNumberingAfterBreak="0">
+  <w:abstractNum w:abstractNumId="27" w15:restartNumberingAfterBreak="0">
     <w:nsid w:val="62506AA3"/>
     <w:multiLevelType w:val="multilevel"/>
     <w:tmpl w:val="9440E4C6"/>
@@ -8960,7 +11356,7 @@
       </w:rPr>
     </w:lvl>
   </w:abstractNum>
-  <w:abstractNum w:abstractNumId="25" w15:restartNumberingAfterBreak="0">
+  <w:abstractNum w:abstractNumId="28" w15:restartNumberingAfterBreak="0">
     <w:nsid w:val="6D1F7D68"/>
     <w:multiLevelType w:val="multilevel"/>
     <w:tmpl w:val="897A7BE2"/>
@@ -9109,7 +11505,7 @@
       </w:rPr>
     </w:lvl>
   </w:abstractNum>
-  <w:abstractNum w:abstractNumId="26" w15:restartNumberingAfterBreak="0">
+  <w:abstractNum w:abstractNumId="29" w15:restartNumberingAfterBreak="0">
     <w:nsid w:val="6E9D4E3B"/>
     <w:multiLevelType w:val="multilevel"/>
     <w:tmpl w:val="C3787864"/>
@@ -9222,7 +11618,7 @@
       </w:pPr>
     </w:lvl>
   </w:abstractNum>
-  <w:abstractNum w:abstractNumId="27" w15:restartNumberingAfterBreak="0">
+  <w:abstractNum w:abstractNumId="30" w15:restartNumberingAfterBreak="0">
     <w:nsid w:val="6F8A3FAB"/>
     <w:multiLevelType w:val="multilevel"/>
     <w:tmpl w:val="93F216CC"/>
@@ -9371,7 +11767,7 @@
       </w:rPr>
     </w:lvl>
   </w:abstractNum>
-  <w:abstractNum w:abstractNumId="28" w15:restartNumberingAfterBreak="0">
+  <w:abstractNum w:abstractNumId="31" w15:restartNumberingAfterBreak="0">
     <w:nsid w:val="716A3CE1"/>
     <w:multiLevelType w:val="multilevel"/>
     <w:tmpl w:val="AE0EE9C6"/>
@@ -9520,7 +11916,156 @@
       </w:rPr>
     </w:lvl>
   </w:abstractNum>
-  <w:abstractNum w:abstractNumId="29" w15:restartNumberingAfterBreak="0">
+  <w:abstractNum w:abstractNumId="32" w15:restartNumberingAfterBreak="0">
+    <w:nsid w:val="784666F6"/>
+    <w:multiLevelType w:val="multilevel"/>
+    <w:tmpl w:val="792C2A3E"/>
+    <w:lvl w:ilvl="0">
+      <w:start w:val="1"/>
+      <w:numFmt w:val="bullet"/>
+      <w:lvlText w:val=""/>
+      <w:lvlJc w:val="left"/>
+      <w:pPr>
+        <w:tabs>
+          <w:tab w:val="num" w:pos="720"/>
+        </w:tabs>
+        <w:ind w:left="720" w:hanging="360"/>
+      </w:pPr>
+      <w:rPr>
+        <w:rFonts w:ascii="Symbol" w:hAnsi="Symbol" w:hint="default"/>
+        <w:sz w:val="20"/>
+      </w:rPr>
+    </w:lvl>
+    <w:lvl w:ilvl="1" w:tentative="1">
+      <w:start w:val="1"/>
+      <w:numFmt w:val="bullet"/>
+      <w:lvlText w:val="o"/>
+      <w:lvlJc w:val="left"/>
+      <w:pPr>
+        <w:tabs>
+          <w:tab w:val="num" w:pos="1440"/>
+        </w:tabs>
+        <w:ind w:left="1440" w:hanging="360"/>
+      </w:pPr>
+      <w:rPr>
+        <w:rFonts w:ascii="Courier New" w:hAnsi="Courier New" w:hint="default"/>
+        <w:sz w:val="20"/>
+      </w:rPr>
+    </w:lvl>
+    <w:lvl w:ilvl="2" w:tentative="1">
+      <w:start w:val="1"/>
+      <w:numFmt w:val="bullet"/>
+      <w:lvlText w:val=""/>
+      <w:lvlJc w:val="left"/>
+      <w:pPr>
+        <w:tabs>
+          <w:tab w:val="num" w:pos="2160"/>
+        </w:tabs>
+        <w:ind w:left="2160" w:hanging="360"/>
+      </w:pPr>
+      <w:rPr>
+        <w:rFonts w:ascii="Wingdings" w:hAnsi="Wingdings" w:hint="default"/>
+        <w:sz w:val="20"/>
+      </w:rPr>
+    </w:lvl>
+    <w:lvl w:ilvl="3" w:tentative="1">
+      <w:start w:val="1"/>
+      <w:numFmt w:val="bullet"/>
+      <w:lvlText w:val=""/>
+      <w:lvlJc w:val="left"/>
+      <w:pPr>
+        <w:tabs>
+          <w:tab w:val="num" w:pos="2880"/>
+        </w:tabs>
+        <w:ind w:left="2880" w:hanging="360"/>
+      </w:pPr>
+      <w:rPr>
+        <w:rFonts w:ascii="Wingdings" w:hAnsi="Wingdings" w:hint="default"/>
+        <w:sz w:val="20"/>
+      </w:rPr>
+    </w:lvl>
+    <w:lvl w:ilvl="4" w:tentative="1">
+      <w:start w:val="1"/>
+      <w:numFmt w:val="bullet"/>
+      <w:lvlText w:val=""/>
+      <w:lvlJc w:val="left"/>
+      <w:pPr>
+        <w:tabs>
+          <w:tab w:val="num" w:pos="3600"/>
+        </w:tabs>
+        <w:ind w:left="3600" w:hanging="360"/>
+      </w:pPr>
+      <w:rPr>
+        <w:rFonts w:ascii="Wingdings" w:hAnsi="Wingdings" w:hint="default"/>
+        <w:sz w:val="20"/>
+      </w:rPr>
+    </w:lvl>
+    <w:lvl w:ilvl="5" w:tentative="1">
+      <w:start w:val="1"/>
+      <w:numFmt w:val="bullet"/>
+      <w:lvlText w:val=""/>
+      <w:lvlJc w:val="left"/>
+      <w:pPr>
+        <w:tabs>
+          <w:tab w:val="num" w:pos="4320"/>
+        </w:tabs>
+        <w:ind w:left="4320" w:hanging="360"/>
+      </w:pPr>
+      <w:rPr>
+        <w:rFonts w:ascii="Wingdings" w:hAnsi="Wingdings" w:hint="default"/>
+        <w:sz w:val="20"/>
+      </w:rPr>
+    </w:lvl>
+    <w:lvl w:ilvl="6" w:tentative="1">
+      <w:start w:val="1"/>
+      <w:numFmt w:val="bullet"/>
+      <w:lvlText w:val=""/>
+      <w:lvlJc w:val="left"/>
+      <w:pPr>
+        <w:tabs>
+          <w:tab w:val="num" w:pos="5040"/>
+        </w:tabs>
+        <w:ind w:left="5040" w:hanging="360"/>
+      </w:pPr>
+      <w:rPr>
+        <w:rFonts w:ascii="Wingdings" w:hAnsi="Wingdings" w:hint="default"/>
+        <w:sz w:val="20"/>
+      </w:rPr>
+    </w:lvl>
+    <w:lvl w:ilvl="7" w:tentative="1">
+      <w:start w:val="1"/>
+      <w:numFmt w:val="bullet"/>
+      <w:lvlText w:val=""/>
+      <w:lvlJc w:val="left"/>
+      <w:pPr>
+        <w:tabs>
+          <w:tab w:val="num" w:pos="5760"/>
+        </w:tabs>
+        <w:ind w:left="5760" w:hanging="360"/>
+      </w:pPr>
+      <w:rPr>
+        <w:rFonts w:ascii="Wingdings" w:hAnsi="Wingdings" w:hint="default"/>
+        <w:sz w:val="20"/>
+      </w:rPr>
+    </w:lvl>
+    <w:lvl w:ilvl="8" w:tentative="1">
+      <w:start w:val="1"/>
+      <w:numFmt w:val="bullet"/>
+      <w:lvlText w:val=""/>
+      <w:lvlJc w:val="left"/>
+      <w:pPr>
+        <w:tabs>
+          <w:tab w:val="num" w:pos="6480"/>
+        </w:tabs>
+        <w:ind w:left="6480" w:hanging="360"/>
+      </w:pPr>
+      <w:rPr>
+        <w:rFonts w:ascii="Wingdings" w:hAnsi="Wingdings" w:hint="default"/>
+        <w:sz w:val="20"/>
+      </w:rPr>
+    </w:lvl>
+  </w:abstractNum>
+  <w:abstractNum w:abstractNumId="33" w15:restartNumberingAfterBreak="0">
     <w:nsid w:val="7970011D"/>
     <w:multiLevelType w:val="multilevel"/>
     <w:tmpl w:val="D8BC1BA2"/>
@@ -9669,7 +12214,7 @@
       </w:rPr>
     </w:lvl>
   </w:abstractNum>
-  <w:abstractNum w:abstractNumId="30" w15:restartNumberingAfterBreak="0">
+  <w:abstractNum w:abstractNumId="34" w15:restartNumberingAfterBreak="0">
     <w:nsid w:val="7B1771D5"/>
     <w:multiLevelType w:val="multilevel"/>
     <w:tmpl w:val="925EB6A8"/>
@@ -9816,6 +12361,119 @@
         <w:rFonts w:ascii="Wingdings" w:hAnsi="Wingdings" w:hint="default"/>
         <w:sz w:val="20"/>
       </w:rPr>
+    </w:lvl>
+  </w:abstractNum>
+  <w:abstractNum w:abstractNumId="35" w15:restartNumberingAfterBreak="0">
+    <w:nsid w:val="7D21307E"/>
+    <w:multiLevelType w:val="multilevel"/>
+    <w:tmpl w:val="294CCD88"/>
+    <w:lvl w:ilvl="0">
+      <w:start w:val="1"/>
+      <w:numFmt w:val="decimal"/>
+      <w:lvlText w:val="%1."/>
+      <w:lvlJc w:val="left"/>
+      <w:pPr>
+        <w:tabs>
+          <w:tab w:val="num" w:pos="720"/>
+        </w:tabs>
+        <w:ind w:left="720" w:hanging="360"/>
+      </w:pPr>
+    </w:lvl>
+    <w:lvl w:ilvl="1" w:tentative="1">
+      <w:start w:val="1"/>
+      <w:numFmt w:val="decimal"/>
+      <w:lvlText w:val="%2."/>
+      <w:lvlJc w:val="left"/>
+      <w:pPr>
+        <w:tabs>
+          <w:tab w:val="num" w:pos="1440"/>
+        </w:tabs>
+        <w:ind w:left="1440" w:hanging="360"/>
+      </w:pPr>
+    </w:lvl>
+    <w:lvl w:ilvl="2" w:tentative="1">
+      <w:start w:val="1"/>
+      <w:numFmt w:val="decimal"/>
+      <w:lvlText w:val="%3."/>
+      <w:lvlJc w:val="left"/>
+      <w:pPr>
+        <w:tabs>
+          <w:tab w:val="num" w:pos="2160"/>
+        </w:tabs>
+        <w:ind w:left="2160" w:hanging="360"/>
+      </w:pPr>
+    </w:lvl>
+    <w:lvl w:ilvl="3" w:tentative="1">
+      <w:start w:val="1"/>
+      <w:numFmt w:val="decimal"/>
+      <w:lvlText w:val="%4."/>
+      <w:lvlJc w:val="left"/>
+      <w:pPr>
+        <w:tabs>
+          <w:tab w:val="num" w:pos="2880"/>
+        </w:tabs>
+        <w:ind w:left="2880" w:hanging="360"/>
+      </w:pPr>
+    </w:lvl>
+    <w:lvl w:ilvl="4" w:tentative="1">
+      <w:start w:val="1"/>
+      <w:numFmt w:val="decimal"/>
+      <w:lvlText w:val="%5."/>
+      <w:lvlJc w:val="left"/>
+      <w:pPr>
+        <w:tabs>
+          <w:tab w:val="num" w:pos="3600"/>
+        </w:tabs>
+        <w:ind w:left="3600" w:hanging="360"/>
+      </w:pPr>
+    </w:lvl>
+    <w:lvl w:ilvl="5" w:tentative="1">
+      <w:start w:val="1"/>
+      <w:numFmt w:val="decimal"/>
+      <w:lvlText w:val="%6."/>
+      <w:lvlJc w:val="left"/>
+      <w:pPr>
+        <w:tabs>
+          <w:tab w:val="num" w:pos="4320"/>
+        </w:tabs>
+        <w:ind w:left="4320" w:hanging="360"/>
+      </w:pPr>
+    </w:lvl>
+    <w:lvl w:ilvl="6" w:tentative="1">
+      <w:start w:val="1"/>
+      <w:numFmt w:val="decimal"/>
+      <w:lvlText w:val="%7."/>
+      <w:lvlJc w:val="left"/>
+      <w:pPr>
+        <w:tabs>
+          <w:tab w:val="num" w:pos="5040"/>
+        </w:tabs>
+        <w:ind w:left="5040" w:hanging="360"/>
+      </w:pPr>
+    </w:lvl>
+    <w:lvl w:ilvl="7" w:tentative="1">
+      <w:start w:val="1"/>
+      <w:numFmt w:val="decimal"/>
+      <w:lvlText w:val="%8."/>
+      <w:lvlJc w:val="left"/>
+      <w:pPr>
+        <w:tabs>
+          <w:tab w:val="num" w:pos="5760"/>
+        </w:tabs>
+        <w:ind w:left="5760" w:hanging="360"/>
+      </w:pPr>
+    </w:lvl>
+    <w:lvl w:ilvl="8" w:tentative="1">
+      <w:start w:val="1"/>
+      <w:numFmt w:val="decimal"/>
+      <w:lvlText w:val="%9."/>
+      <w:lvlJc w:val="left"/>
+      <w:pPr>
+        <w:tabs>
+          <w:tab w:val="num" w:pos="6480"/>
+        </w:tabs>
+        <w:ind w:left="6480" w:hanging="360"/>
+      </w:pPr>
     </w:lvl>
   </w:abstractNum>
   <w:num w:numId="1" w16cid:durableId="482165481">
@@ -9849,67 +12507,82 @@
     <w:abstractNumId w:val="11"/>
   </w:num>
   <w:num w:numId="11" w16cid:durableId="1741444150">
+    <w:abstractNumId w:val="34"/>
+  </w:num>
+  <w:num w:numId="12" w16cid:durableId="1341465623">
+    <w:abstractNumId w:val="17"/>
+  </w:num>
+  <w:num w:numId="13" w16cid:durableId="83459240">
+    <w:abstractNumId w:val="19"/>
+  </w:num>
+  <w:num w:numId="14" w16cid:durableId="1686706759">
+    <w:abstractNumId w:val="20"/>
+  </w:num>
+  <w:num w:numId="15" w16cid:durableId="664019808">
+    <w:abstractNumId w:val="13"/>
+  </w:num>
+  <w:num w:numId="16" w16cid:durableId="1902053977">
+    <w:abstractNumId w:val="31"/>
+  </w:num>
+  <w:num w:numId="17" w16cid:durableId="2085451866">
+    <w:abstractNumId w:val="18"/>
+  </w:num>
+  <w:num w:numId="18" w16cid:durableId="43875603">
+    <w:abstractNumId w:val="29"/>
+  </w:num>
+  <w:num w:numId="19" w16cid:durableId="1538280266">
+    <w:abstractNumId w:val="16"/>
+  </w:num>
+  <w:num w:numId="20" w16cid:durableId="1355182539">
+    <w:abstractNumId w:val="14"/>
+  </w:num>
+  <w:num w:numId="21" w16cid:durableId="1191066121">
+    <w:abstractNumId w:val="22"/>
+  </w:num>
+  <w:num w:numId="22" w16cid:durableId="873080951">
+    <w:abstractNumId w:val="33"/>
+  </w:num>
+  <w:num w:numId="23" w16cid:durableId="1867018079">
     <w:abstractNumId w:val="30"/>
   </w:num>
-  <w:num w:numId="12" w16cid:durableId="1341465623">
-    <w:abstractNumId w:val="15"/>
-  </w:num>
-  <w:num w:numId="13" w16cid:durableId="83459240">
-    <w:abstractNumId w:val="17"/>
-  </w:num>
-  <w:num w:numId="14" w16cid:durableId="1686706759">
-    <w:abstractNumId w:val="18"/>
-  </w:num>
-  <w:num w:numId="15" w16cid:durableId="664019808">
-    <w:abstractNumId w:val="12"/>
-  </w:num>
-  <w:num w:numId="16" w16cid:durableId="1902053977">
-    <w:abstractNumId w:val="28"/>
-  </w:num>
-  <w:num w:numId="17" w16cid:durableId="2085451866">
-    <w:abstractNumId w:val="16"/>
-  </w:num>
-  <w:num w:numId="18" w16cid:durableId="43875603">
-    <w:abstractNumId w:val="26"/>
-  </w:num>
-  <w:num w:numId="19" w16cid:durableId="1538280266">
-    <w:abstractNumId w:val="14"/>
-  </w:num>
-  <w:num w:numId="20" w16cid:durableId="1355182539">
-    <w:abstractNumId w:val="13"/>
-  </w:num>
-  <w:num w:numId="21" w16cid:durableId="1191066121">
-    <w:abstractNumId w:val="19"/>
-  </w:num>
-  <w:num w:numId="22" w16cid:durableId="873080951">
-    <w:abstractNumId w:val="29"/>
-  </w:num>
-  <w:num w:numId="23" w16cid:durableId="1867018079">
+  <w:num w:numId="24" w16cid:durableId="209536017">
     <w:abstractNumId w:val="27"/>
-  </w:num>
-  <w:num w:numId="24" w16cid:durableId="209536017">
-    <w:abstractNumId w:val="24"/>
   </w:num>
   <w:num w:numId="25" w16cid:durableId="1032537348">
     <w:abstractNumId w:val="9"/>
   </w:num>
   <w:num w:numId="26" w16cid:durableId="664865441">
-    <w:abstractNumId w:val="23"/>
+    <w:abstractNumId w:val="26"/>
   </w:num>
   <w:num w:numId="27" w16cid:durableId="2126775457">
-    <w:abstractNumId w:val="25"/>
+    <w:abstractNumId w:val="28"/>
   </w:num>
   <w:num w:numId="28" w16cid:durableId="2127919272">
-    <w:abstractNumId w:val="21"/>
+    <w:abstractNumId w:val="24"/>
   </w:num>
   <w:num w:numId="29" w16cid:durableId="1219706627">
     <w:abstractNumId w:val="10"/>
   </w:num>
   <w:num w:numId="30" w16cid:durableId="882254503">
-    <w:abstractNumId w:val="22"/>
+    <w:abstractNumId w:val="25"/>
   </w:num>
   <w:num w:numId="31" w16cid:durableId="1258366348">
-    <w:abstractNumId w:val="20"/>
+    <w:abstractNumId w:val="23"/>
+  </w:num>
+  <w:num w:numId="32" w16cid:durableId="1504975949">
+    <w:abstractNumId w:val="21"/>
+  </w:num>
+  <w:num w:numId="33" w16cid:durableId="972095987">
+    <w:abstractNumId w:val="15"/>
+  </w:num>
+  <w:num w:numId="34" w16cid:durableId="664552419">
+    <w:abstractNumId w:val="35"/>
+  </w:num>
+  <w:num w:numId="35" w16cid:durableId="1899852228">
+    <w:abstractNumId w:val="32"/>
+  </w:num>
+  <w:num w:numId="36" w16cid:durableId="325937437">
+    <w:abstractNumId w:val="12"/>
   </w:num>
 </w:numbering>
 </file>
